--- a/course-content/authoring/shared/homework-problems/T3.docx
+++ b/course-content/authoring/shared/homework-problems/T3.docx
@@ -4,7 +4,7 @@
   <w:body>
     <w:p>
       <w:pPr>
-        <w:spacing w:before="0" w:after="240"/>
+        <w:spacing w:before="0" w:after="120"/>
         <w:jc w:val="center"/>
       </w:pPr>
       <w:r>
@@ -18,7 +18,7 @@
     </w:p>
     <w:p>
       <w:pPr>
-        <w:spacing w:after="120"/>
+        <w:spacing w:after="80"/>
       </w:pPr>
       <w:r>
         <w:rPr>
@@ -26,7 +26,7 @@
           <w:b w:val="0"/>
           <w:sz w:val="22"/>
         </w:rPr>
-        <w:t>本次作业包含 3 道闭题与 1 道开放题。</w:t>
+        <w:t>本次作业包含 `3` 道闭题与 `1` 道开放题。</w:t>
       </w:r>
     </w:p>
     <w:p>
@@ -44,7 +44,7 @@
     </w:p>
     <w:p>
       <w:pPr>
-        <w:spacing w:after="120"/>
+        <w:spacing w:after="80"/>
       </w:pPr>
       <w:r>
         <w:rPr>
@@ -57,7 +57,7 @@
     </w:p>
     <w:p>
       <w:pPr>
-        <w:spacing w:after="120"/>
+        <w:spacing w:after="80"/>
         <w:jc w:val="center"/>
       </w:pPr>
       <w:r>
@@ -71,7 +71,7 @@
     </w:p>
     <w:p>
       <w:pPr>
-        <w:spacing w:after="120"/>
+        <w:spacing w:after="80"/>
       </w:pPr>
       <w:r>
         <w:rPr>
@@ -79,43 +79,46 @@
           <w:b w:val="0"/>
           <w:sz w:val="22"/>
         </w:rPr>
-        <w:t>其中 K 为实参数。</w:t>
+        <w:t>其中 $K$ 为实参数。</w:t>
       </w:r>
     </w:p>
     <w:p>
       <w:pPr>
         <w:pStyle w:val="ListNumber"/>
-        <w:spacing w:after="60"/>
+        <w:spacing w:after="80"/>
       </w:pPr>
       <w:r>
         <w:rPr>
           <w:rFonts w:ascii="Microsoft YaHei" w:hAnsi="Microsoft YaHei" w:eastAsia="Microsoft YaHei"/>
+          <w:b w:val="0"/>
           <w:sz w:val="22"/>
         </w:rPr>
-        <w:t>用劳斯判据求系统稳定的 K 取值范围。</w:t>
+        <w:t>用劳斯判据求系统稳定的 $K$ 取值范围。</w:t>
       </w:r>
     </w:p>
     <w:p>
       <w:pPr>
         <w:pStyle w:val="ListNumber"/>
-        <w:spacing w:after="60"/>
+        <w:spacing w:after="80"/>
       </w:pPr>
       <w:r>
         <w:rPr>
           <w:rFonts w:ascii="Microsoft YaHei" w:hAnsi="Microsoft YaHei" w:eastAsia="Microsoft YaHei"/>
+          <w:b w:val="0"/>
           <w:sz w:val="22"/>
         </w:rPr>
-        <w:t>给出系统处于临界稳定时的 K 值。</w:t>
+        <w:t>给出系统处于临界稳定时的 $K$ 值。</w:t>
       </w:r>
     </w:p>
     <w:p>
       <w:pPr>
         <w:pStyle w:val="ListNumber"/>
-        <w:spacing w:after="60"/>
+        <w:spacing w:after="80"/>
       </w:pPr>
       <w:r>
         <w:rPr>
           <w:rFonts w:ascii="Microsoft YaHei" w:hAnsi="Microsoft YaHei" w:eastAsia="Microsoft YaHei"/>
+          <w:b w:val="0"/>
           <w:sz w:val="22"/>
         </w:rPr>
         <w:t>用一句话说明：为什么这里求出的稳定区间，只能看作后续参数筛选的第一层可行域？</w:t>
@@ -137,7 +140,7 @@
     </w:p>
     <w:p>
       <w:pPr>
-        <w:spacing w:after="120"/>
+        <w:spacing w:after="80"/>
       </w:pPr>
       <w:r>
         <w:rPr>
@@ -145,12 +148,12 @@
           <w:b w:val="0"/>
           <w:sz w:val="22"/>
         </w:rPr>
-        <w:t>某单位负反馈系统只采用比例控制，实际控制器增益记为 K_c，且只考虑 K_c ≥ 0。教师给出的完整根轨迹主图采用“作图增益” K_r，两者关系已明确标注为</w:t>
+        <w:t>某单位负反馈系统只采用比例控制，实际控制器增益记为 $K_c$，且只考虑 $K_c \ge 0$。教师给出的完整根轨迹主图采用“作图增益” $K_r$，两者关系已明确标注为</w:t>
       </w:r>
     </w:p>
     <w:p>
       <w:pPr>
-        <w:spacing w:after="120"/>
+        <w:spacing w:after="80"/>
         <w:jc w:val="center"/>
       </w:pPr>
       <w:r>
@@ -164,7 +167,73 @@
     </w:p>
     <w:p>
       <w:pPr>
+        <w:spacing w:after="80"/>
+      </w:pPr>
+      <w:r>
+        <w:rPr>
+          <w:rFonts w:ascii="Microsoft YaHei" w:hAnsi="Microsoft YaHei" w:eastAsia="Microsoft YaHei"/>
+          <w:b w:val="0"/>
+          <w:sz w:val="22"/>
+        </w:rPr>
+        <w:t>根轨迹读图示意如下。该图依据题干给出的关键节点绘制，用于完成读图、换算和趋势解释。</w:t>
+      </w:r>
+    </w:p>
+    <w:p>
+      <w:pPr>
+        <w:jc w:val="center"/>
+      </w:pPr>
+      <w:r>
+        <w:drawing>
+          <wp:inline xmlns:a="http://schemas.openxmlformats.org/drawingml/2006/main" xmlns:pic="http://schemas.openxmlformats.org/drawingml/2006/picture">
+            <wp:extent cx="5486400" cy="4489922"/>
+            <wp:docPr id="1" name="Picture 1"/>
+            <wp:cNvGraphicFramePr>
+              <a:graphicFrameLocks noChangeAspect="1"/>
+            </wp:cNvGraphicFramePr>
+            <a:graphic>
+              <a:graphicData uri="http://schemas.openxmlformats.org/drawingml/2006/picture">
+                <pic:pic>
+                  <pic:nvPicPr>
+                    <pic:cNvPr id="0" name="T3-2-root-locus-reading.png"/>
+                    <pic:cNvPicPr/>
+                  </pic:nvPicPr>
+                  <pic:blipFill>
+                    <a:blip r:embed="rId9"/>
+                    <a:stretch>
+                      <a:fillRect/>
+                    </a:stretch>
+                  </pic:blipFill>
+                  <pic:spPr>
+                    <a:xfrm>
+                      <a:off x="0" y="0"/>
+                      <a:ext cx="5486400" cy="4489922"/>
+                    </a:xfrm>
+                    <a:prstGeom prst="rect"/>
+                  </pic:spPr>
+                </pic:pic>
+              </a:graphicData>
+            </a:graphic>
+          </wp:inline>
+        </w:drawing>
+      </w:r>
+    </w:p>
+    <w:p>
+      <w:pPr>
         <w:spacing w:after="120"/>
+        <w:jc w:val="center"/>
+      </w:pPr>
+      <w:r>
+        <w:rPr>
+          <w:rFonts w:ascii="Microsoft YaHei" w:hAnsi="Microsoft YaHei" w:eastAsia="Microsoft YaHei"/>
+          <w:b w:val="0"/>
+          <w:sz w:val="18"/>
+        </w:rPr>
+        <w:t>根轨迹读图示意图</w:t>
+      </w:r>
+    </w:p>
+    <w:p>
+      <w:pPr>
+        <w:spacing w:after="80"/>
       </w:pPr>
       <w:r>
         <w:rPr>
@@ -178,63 +247,68 @@
     <w:p>
       <w:pPr>
         <w:pStyle w:val="ListNumber"/>
-        <w:spacing w:after="60"/>
+        <w:spacing w:after="80"/>
       </w:pPr>
       <w:r>
         <w:rPr>
           <w:rFonts w:ascii="Microsoft YaHei" w:hAnsi="Microsoft YaHei" w:eastAsia="Microsoft YaHei"/>
+          <w:b w:val="0"/>
           <w:sz w:val="22"/>
         </w:rPr>
-        <w:t>当 K_r=0 时，闭环极点位于 s=0,-2,-6。</w:t>
+        <w:t>当 $K_r=0$ 时，闭环极点位于 $s=0,-2,-6$。</w:t>
       </w:r>
     </w:p>
     <w:p>
       <w:pPr>
         <w:pStyle w:val="ListNumber"/>
-        <w:spacing w:after="60"/>
+        <w:spacing w:after="80"/>
       </w:pPr>
       <w:r>
         <w:rPr>
           <w:rFonts w:ascii="Microsoft YaHei" w:hAnsi="Microsoft YaHei" w:eastAsia="Microsoft YaHei"/>
+          <w:b w:val="0"/>
           <w:sz w:val="22"/>
         </w:rPr>
-        <w:t>从 s=0 与 s=-2 出发的两条实轴分支相向移动，并在 s≈ -0.8 处分离，此时 K_r≈ 1.6。</w:t>
+        <w:t>从 $s=0$ 与 $s=-2$ 出发的两条实轴分支相向移动，并在 $s\approx -0.8$ 处分离，此时 $K_r\approx 1.6$。</w:t>
       </w:r>
     </w:p>
     <w:p>
       <w:pPr>
         <w:pStyle w:val="ListNumber"/>
-        <w:spacing w:after="60"/>
+        <w:spacing w:after="80"/>
       </w:pPr>
       <w:r>
         <w:rPr>
           <w:rFonts w:ascii="Microsoft YaHei" w:hAnsi="Microsoft YaHei" w:eastAsia="Microsoft YaHei"/>
+          <w:b w:val="0"/>
           <w:sz w:val="22"/>
         </w:rPr>
-        <w:t>分离后形成一对共轭复极点，分别沿上、下两支轨迹移动；当 K_r=6 时，这对极点穿过虚轴，交点约为 s=± j2.4。</w:t>
+        <w:t>分离后形成一对共轭复极点，分别沿上、下两支轨迹移动；当 $K_r=6$ 时，这对极点穿过虚轴，交点约为 $s=\pm j2.4$。</w:t>
       </w:r>
     </w:p>
     <w:p>
       <w:pPr>
         <w:pStyle w:val="ListNumber"/>
-        <w:spacing w:after="60"/>
+        <w:spacing w:after="80"/>
       </w:pPr>
       <w:r>
         <w:rPr>
           <w:rFonts w:ascii="Microsoft YaHei" w:hAnsi="Microsoft YaHei" w:eastAsia="Microsoft YaHei"/>
+          <w:b w:val="0"/>
           <w:sz w:val="22"/>
         </w:rPr>
-        <w:t>当 K_r&gt;6 时，这对共轭极点进入右半平面。</w:t>
+        <w:t>当 $K_r&gt;6$ 时，这对共轭极点进入右半平面。</w:t>
       </w:r>
     </w:p>
     <w:p>
       <w:pPr>
         <w:pStyle w:val="ListNumber"/>
-        <w:spacing w:after="60"/>
+        <w:spacing w:after="80"/>
       </w:pPr>
       <w:r>
         <w:rPr>
           <w:rFonts w:ascii="Microsoft YaHei" w:hAnsi="Microsoft YaHei" w:eastAsia="Microsoft YaHei"/>
+          <w:b w:val="0"/>
           <w:sz w:val="22"/>
         </w:rPr>
         <w:t>从主图读得两组代表性点：</w:t>
@@ -243,32 +317,34 @@
     <w:p>
       <w:pPr>
         <w:pStyle w:val="ListBullet"/>
-        <w:spacing w:after="60"/>
+        <w:spacing w:after="80"/>
       </w:pPr>
       <w:r>
         <w:rPr>
           <w:rFonts w:ascii="Microsoft YaHei" w:hAnsi="Microsoft YaHei" w:eastAsia="Microsoft YaHei"/>
+          <w:b w:val="0"/>
           <w:sz w:val="22"/>
         </w:rPr>
-        <w:t>当 K_r=2 时，主导极点约为 s_{1,2}≈ -0.72 ± j0.78；</w:t>
+        <w:t>当 $K_r=2$ 时，主导极点约为 $s_{1,2}\approx -0.72 \pm j0.78$；</w:t>
       </w:r>
     </w:p>
     <w:p>
       <w:pPr>
         <w:pStyle w:val="ListBullet"/>
-        <w:spacing w:after="60"/>
+        <w:spacing w:after="80"/>
       </w:pPr>
       <w:r>
         <w:rPr>
           <w:rFonts w:ascii="Microsoft YaHei" w:hAnsi="Microsoft YaHei" w:eastAsia="Microsoft YaHei"/>
+          <w:b w:val="0"/>
           <w:sz w:val="22"/>
         </w:rPr>
-        <w:t>当 K_r=5 时，主导极点约为 s_{1,2}≈ -0.18 ± j1.92。</w:t>
+        <w:t>当 $K_r=5$ 时，主导极点约为 $s_{1,2}\approx -0.18 \pm j1.92$。</w:t>
       </w:r>
     </w:p>
     <w:p>
       <w:pPr>
-        <w:spacing w:after="120"/>
+        <w:spacing w:after="80"/>
       </w:pPr>
       <w:r>
         <w:rPr>
@@ -282,45 +358,48 @@
     <w:p>
       <w:pPr>
         <w:pStyle w:val="ListNumber"/>
-        <w:spacing w:after="60"/>
+        <w:spacing w:after="80"/>
       </w:pPr>
       <w:r>
         <w:rPr>
           <w:rFonts w:ascii="Microsoft YaHei" w:hAnsi="Microsoft YaHei" w:eastAsia="Microsoft YaHei"/>
+          <w:b w:val="0"/>
           <w:sz w:val="22"/>
         </w:rPr>
-        <w:t>写出闭环稳定的 K_r 取值窗口，并换算为实际控制器增益 K_c 的稳定窗口。</w:t>
+        <w:t>写出闭环稳定的 $K_r$ 取值窗口，并换算为实际控制器增益 $K_c$ 的稳定窗口。</w:t>
       </w:r>
     </w:p>
     <w:p>
       <w:pPr>
         <w:pStyle w:val="ListNumber"/>
-        <w:spacing w:after="60"/>
+        <w:spacing w:after="80"/>
       </w:pPr>
       <w:r>
         <w:rPr>
           <w:rFonts w:ascii="Microsoft YaHei" w:hAnsi="Microsoft YaHei" w:eastAsia="Microsoft YaHei"/>
+          <w:b w:val="0"/>
           <w:sz w:val="22"/>
         </w:rPr>
-        <w:t>若工程上要求“工作增益不超过稳定边界的 80%”，求允许的 K_c 上限。</w:t>
+        <w:t>若工程上要求“工作增益不超过稳定边界的 80%”，求允许的 $K_c$ 上限。</w:t>
       </w:r>
     </w:p>
     <w:p>
       <w:pPr>
         <w:pStyle w:val="ListNumber"/>
-        <w:spacing w:after="60"/>
+        <w:spacing w:after="80"/>
       </w:pPr>
       <w:r>
         <w:rPr>
           <w:rFonts w:ascii="Microsoft YaHei" w:hAnsi="Microsoft YaHei" w:eastAsia="Microsoft YaHei"/>
+          <w:b w:val="0"/>
           <w:sz w:val="22"/>
         </w:rPr>
-        <w:t>现把控制器增益从 K_c=0.50 增大到 K_c=1.25。说明根轨迹上的极点总体向哪个方向迁移，并结合题中给出的读点，解释闭环响应在振荡程度、超调趋势和衰减快慢上的变化。</w:t>
+        <w:t>现把控制器增益从 $K_c=0.50$ 增大到 $K_c=1.25$。说明根轨迹上的极点总体向哪个方向迁移，并结合题中给出的读点，解释闭环响应在振荡程度、超调趋势和衰减快慢上的变化。</w:t>
       </w:r>
     </w:p>
     <w:p>
       <w:pPr>
-        <w:spacing w:after="120"/>
+        <w:spacing w:after="80"/>
       </w:pPr>
       <w:r>
         <w:rPr>
@@ -347,7 +426,7 @@
     </w:p>
     <w:p>
       <w:pPr>
-        <w:spacing w:after="120"/>
+        <w:spacing w:after="80"/>
       </w:pPr>
       <w:r>
         <w:rPr>
@@ -360,7 +439,7 @@
     </w:p>
     <w:p>
       <w:pPr>
-        <w:spacing w:after="120"/>
+        <w:spacing w:after="80"/>
       </w:pPr>
       <w:r>
         <w:rPr>
@@ -368,12 +447,12 @@
           <w:b w:val="0"/>
           <w:sz w:val="22"/>
         </w:rPr>
-        <w:t>某单位负反馈系统仅通过比例增益 K 调整闭环性能。已知根轨迹在 K=2.8 时与虚轴相交，继续增大 K 将失稳；随着 K 从 1.0 增大到 2.6，主导极点逐步向虚轴靠近，振荡趋势增强。若无特殊说明，下表中的调节时间与超调量按同一口径统计。</w:t>
+        <w:t>某单位负反馈系统仅通过比例增益 $K$ 调整闭环性能。已知根轨迹在 $K=2.8$ 时与虚轴相交，继续增大 $K$ 将失稳；随着 $K$ 从 $1.0$ 增大到 $2.6$，主导极点逐步向虚轴靠近，振荡趋势增强。若无特殊说明，下表中的调节时间与超调量按同一口径统计。</w:t>
       </w:r>
     </w:p>
     <w:p>
       <w:pPr>
-        <w:spacing w:after="120"/>
+        <w:spacing w:after="80"/>
       </w:pPr>
       <w:r>
         <w:rPr>
@@ -387,45 +466,48 @@
     <w:p>
       <w:pPr>
         <w:pStyle w:val="ListNumber"/>
-        <w:spacing w:after="60"/>
+        <w:spacing w:after="80"/>
       </w:pPr>
       <w:r>
         <w:rPr>
           <w:rFonts w:ascii="Microsoft YaHei" w:hAnsi="Microsoft YaHei" w:eastAsia="Microsoft YaHei"/>
+          <w:b w:val="0"/>
           <w:sz w:val="22"/>
         </w:rPr>
-        <w:t>K=1.0，主导极点为 -1.6 ± j0.7，调节时间 2.8\ s，超调量 6%，现象：稳定且振荡较轻，但响应偏慢。</w:t>
+        <w:t>$K=1.0$，主导极点为 $-1.6 \pm j0.7$，调节时间 $2.8\ \mathrm{s}$，超调量 `6%`，现象：稳定且振荡较轻，但响应偏慢。</w:t>
       </w:r>
     </w:p>
     <w:p>
       <w:pPr>
         <w:pStyle w:val="ListNumber"/>
-        <w:spacing w:after="60"/>
+        <w:spacing w:after="80"/>
       </w:pPr>
       <w:r>
         <w:rPr>
           <w:rFonts w:ascii="Microsoft YaHei" w:hAnsi="Microsoft YaHei" w:eastAsia="Microsoft YaHei"/>
+          <w:b w:val="0"/>
           <w:sz w:val="22"/>
         </w:rPr>
-        <w:t>K=2.0，主导极点为 -0.9 ± j1.5，调节时间 1.9\ s，超调量 16%，现象：响应更快，但振荡明显、超调偏大。</w:t>
+        <w:t>$K=2.0$，主导极点为 $-0.9 \pm j1.5$，调节时间 $1.9\ \mathrm{s}$，超调量 `16%`，现象：响应更快，但振荡明显、超调偏大。</w:t>
       </w:r>
     </w:p>
     <w:p>
       <w:pPr>
         <w:pStyle w:val="ListNumber"/>
-        <w:spacing w:after="60"/>
+        <w:spacing w:after="80"/>
       </w:pPr>
       <w:r>
         <w:rPr>
           <w:rFonts w:ascii="Microsoft YaHei" w:hAnsi="Microsoft YaHei" w:eastAsia="Microsoft YaHei"/>
+          <w:b w:val="0"/>
           <w:sz w:val="22"/>
         </w:rPr>
-        <w:t>K=2.6，主导极点为 -0.25 ± j1.9，调节时间 4.6\ s，超调量 32%，现象：已非常接近临界稳定，振荡重，动态变差。</w:t>
+        <w:t>$K=2.6$，主导极点为 $-0.25 \pm j1.9$，调节时间 $4.6\ \mathrm{s}$，超调量 `32%`，现象：已非常接近临界稳定，振荡重，动态变差。</w:t>
       </w:r>
     </w:p>
     <w:p>
       <w:pPr>
-        <w:spacing w:after="120"/>
+        <w:spacing w:after="80"/>
       </w:pPr>
       <w:r>
         <w:rPr>
@@ -439,11 +521,12 @@
     <w:p>
       <w:pPr>
         <w:pStyle w:val="ListBullet"/>
-        <w:spacing w:after="60"/>
+        <w:spacing w:after="80"/>
       </w:pPr>
       <w:r>
         <w:rPr>
           <w:rFonts w:ascii="Microsoft YaHei" w:hAnsi="Microsoft YaHei" w:eastAsia="Microsoft YaHei"/>
+          <w:b w:val="0"/>
           <w:sz w:val="22"/>
         </w:rPr>
         <w:t>考虑模型不确定性，工作点不能贴近临界稳定边界；</w:t>
@@ -452,32 +535,34 @@
     <w:p>
       <w:pPr>
         <w:pStyle w:val="ListBullet"/>
-        <w:spacing w:after="60"/>
+        <w:spacing w:after="80"/>
       </w:pPr>
       <w:r>
         <w:rPr>
           <w:rFonts w:ascii="Microsoft YaHei" w:hAnsi="Microsoft YaHei" w:eastAsia="Microsoft YaHei"/>
+          <w:b w:val="0"/>
           <w:sz w:val="22"/>
         </w:rPr>
-        <w:t>超调量希望不超过 10%；</w:t>
+        <w:t>超调量希望不超过 `10%`；</w:t>
       </w:r>
     </w:p>
     <w:p>
       <w:pPr>
         <w:pStyle w:val="ListBullet"/>
-        <w:spacing w:after="60"/>
+        <w:spacing w:after="80"/>
       </w:pPr>
       <w:r>
         <w:rPr>
           <w:rFonts w:ascii="Microsoft YaHei" w:hAnsi="Microsoft YaHei" w:eastAsia="Microsoft YaHei"/>
+          <w:b w:val="0"/>
           <w:sz w:val="22"/>
         </w:rPr>
-        <w:t>调节时间希望不超过 2.0 s。</w:t>
+        <w:t>调节时间希望不超过 `2.0 s`。</w:t>
       </w:r>
     </w:p>
     <w:p>
       <w:pPr>
-        <w:spacing w:after="120"/>
+        <w:spacing w:after="80"/>
       </w:pPr>
       <w:r>
         <w:rPr>
@@ -491,11 +576,12 @@
     <w:p>
       <w:pPr>
         <w:pStyle w:val="ListNumber"/>
-        <w:spacing w:after="60"/>
+        <w:spacing w:after="80"/>
       </w:pPr>
       <w:r>
         <w:rPr>
           <w:rFonts w:ascii="Microsoft YaHei" w:hAnsi="Microsoft YaHei" w:eastAsia="Microsoft YaHei"/>
+          <w:b w:val="0"/>
           <w:sz w:val="22"/>
         </w:rPr>
         <w:t>在上述冲突中，必须先守住哪一条约束？</w:t>
@@ -504,11 +590,12 @@
     <w:p>
       <w:pPr>
         <w:pStyle w:val="ListNumber"/>
-        <w:spacing w:after="60"/>
+        <w:spacing w:after="80"/>
       </w:pPr>
       <w:r>
         <w:rPr>
           <w:rFonts w:ascii="Microsoft YaHei" w:hAnsi="Microsoft YaHei" w:eastAsia="Microsoft YaHei"/>
+          <w:b w:val="0"/>
           <w:sz w:val="22"/>
         </w:rPr>
         <w:t>哪一条动态要求在本情境下只能部分满足？</w:t>
@@ -517,11 +604,12 @@
     <w:p>
       <w:pPr>
         <w:pStyle w:val="ListNumber"/>
-        <w:spacing w:after="60"/>
+        <w:spacing w:after="80"/>
       </w:pPr>
       <w:r>
         <w:rPr>
           <w:rFonts w:ascii="Microsoft YaHei" w:hAnsi="Microsoft YaHei" w:eastAsia="Microsoft YaHei"/>
+          <w:b w:val="0"/>
           <w:sz w:val="22"/>
         </w:rPr>
         <w:t>依据题中根轨迹摘要和候选数据，给出结构化理由。</w:t>
@@ -529,7 +617,7 @@
     </w:p>
     <w:p>
       <w:pPr>
-        <w:spacing w:after="120"/>
+        <w:spacing w:after="80"/>
       </w:pPr>
       <w:r>
         <w:rPr>
@@ -556,7 +644,7 @@
     </w:p>
     <w:p>
       <w:pPr>
-        <w:spacing w:after="120"/>
+        <w:spacing w:after="80"/>
       </w:pPr>
       <w:r>
         <w:rPr>
@@ -569,7 +657,7 @@
     </w:p>
     <w:p>
       <w:pPr>
-        <w:spacing w:after="120"/>
+        <w:spacing w:after="80"/>
       </w:pPr>
       <w:r>
         <w:rPr>
@@ -583,11 +671,12 @@
     <w:p>
       <w:pPr>
         <w:pStyle w:val="ListNumber"/>
-        <w:spacing w:after="60"/>
+        <w:spacing w:after="80"/>
       </w:pPr>
       <w:r>
         <w:rPr>
           <w:rFonts w:ascii="Microsoft YaHei" w:hAnsi="Microsoft YaHei" w:eastAsia="Microsoft YaHei"/>
+          <w:b w:val="0"/>
           <w:sz w:val="22"/>
         </w:rPr>
         <w:t>先在“稳定问题 / 动态问题 / 稳态问题”中判断当前最主要的问题属于哪一类，并用 O2 中已有模型、响应或仿真结果给出 1-2 条直接证据。</w:t>
@@ -596,11 +685,12 @@
     <w:p>
       <w:pPr>
         <w:pStyle w:val="ListNumber"/>
-        <w:spacing w:after="60"/>
+        <w:spacing w:after="80"/>
       </w:pPr>
       <w:r>
         <w:rPr>
           <w:rFonts w:ascii="Microsoft YaHei" w:hAnsi="Microsoft YaHei" w:eastAsia="Microsoft YaHei"/>
+          <w:b w:val="0"/>
           <w:sz w:val="22"/>
         </w:rPr>
         <w:t>明确说明它属于哪条机理线。不能只说“响应不好”，必须说清你为什么把它判为稳定机理线、动态机理线或稳态机理线。</w:t>
@@ -609,11 +699,12 @@
     <w:p>
       <w:pPr>
         <w:pStyle w:val="ListNumber"/>
-        <w:spacing w:after="60"/>
+        <w:spacing w:after="80"/>
       </w:pPr>
       <w:r>
         <w:rPr>
           <w:rFonts w:ascii="Microsoft YaHei" w:hAnsi="Microsoft YaHei" w:eastAsia="Microsoft YaHei"/>
+          <w:b w:val="0"/>
           <w:sz w:val="22"/>
         </w:rPr>
         <w:t>只使用本阶段允许的语言，对主要问题给出结构机理解释。允许使用：稳定边界、极点位置、主导极点、增益变化与极点迁移、根轨迹趋势、时域响应现象。若你选择“稳态问题”，只能用 O2 中可直接观察的终值偏差或低频现象作证据，不得调用型别、积分、静态误差系数等后续语言。</w:t>
@@ -622,37 +713,40 @@
     <w:p>
       <w:pPr>
         <w:pStyle w:val="ListNumber"/>
-        <w:spacing w:after="60"/>
+        <w:spacing w:after="80"/>
       </w:pPr>
       <w:r>
         <w:rPr>
           <w:rFonts w:ascii="Microsoft YaHei" w:hAnsi="Microsoft YaHei" w:eastAsia="Microsoft YaHei"/>
+          <w:b w:val="0"/>
           <w:sz w:val="22"/>
         </w:rPr>
-        <w:t>给出 1 张必要图表或对照表，并用 2-3 句说明该图表支持了哪条诊断。图表可采用“极点-响应对照”“增益-极点迁移对照”“模型参数-现象对照”等形式。</w:t>
+        <w:t>给出 `1` 张必要图表或对照表，并用 `2-3` 句说明该图表支持了哪条诊断。图表可采用“极点-响应对照”“增益-极点迁移对照”“模型参数-现象对照”等形式。</w:t>
       </w:r>
     </w:p>
     <w:p>
       <w:pPr>
         <w:pStyle w:val="ListNumber"/>
-        <w:spacing w:after="60"/>
+        <w:spacing w:after="80"/>
       </w:pPr>
       <w:r>
         <w:rPr>
           <w:rFonts w:ascii="Microsoft YaHei" w:hAnsi="Microsoft YaHei" w:eastAsia="Microsoft YaHei"/>
+          <w:b w:val="0"/>
           <w:sz w:val="22"/>
         </w:rPr>
-        <w:t>若诊断涉及动态或稳定判断，必须附 MATLAB/Octave 仿真代码、结果图与最小复现实验说明。</w:t>
+        <w:t>若诊断涉及动态或稳定判断，必须附 `MATLAB/Octave` 仿真代码、结果图与最小复现实验说明。</w:t>
       </w:r>
     </w:p>
     <w:p>
       <w:pPr>
         <w:pStyle w:val="ListNumber"/>
-        <w:spacing w:after="60"/>
+        <w:spacing w:after="80"/>
       </w:pPr>
       <w:r>
         <w:rPr>
           <w:rFonts w:ascii="Microsoft YaHei" w:hAnsi="Microsoft YaHei" w:eastAsia="Microsoft YaHei"/>
+          <w:b w:val="0"/>
           <w:sz w:val="22"/>
         </w:rPr>
         <w:t>最后用“主要矛盾清单”收束：写出当前主要矛盾、一个次要矛盾，以及为什么本次不进入控制结构最终定夺。</w:t>
@@ -661,19 +755,20 @@
     <w:p>
       <w:pPr>
         <w:pStyle w:val="ListNumber"/>
-        <w:spacing w:after="60"/>
+        <w:spacing w:after="80"/>
       </w:pPr>
       <w:r>
         <w:rPr>
           <w:rFonts w:ascii="Microsoft YaHei" w:hAnsi="Microsoft YaHei" w:eastAsia="Microsoft YaHei"/>
+          <w:b w:val="0"/>
           <w:sz w:val="22"/>
         </w:rPr>
-        <w:t>附 AI 使用记录摘要，写明你如何使用 AI、如何核查和修改 AI 输出。</w:t>
+        <w:t>附 `AI 使用记录摘要`，写明你如何使用 AI、如何核查和修改 AI 输出。</w:t>
       </w:r>
     </w:p>
     <w:p>
       <w:pPr>
-        <w:spacing w:after="120"/>
+        <w:spacing w:after="80"/>
       </w:pPr>
       <w:r>
         <w:rPr>
@@ -687,37 +782,40 @@
     <w:p>
       <w:pPr>
         <w:pStyle w:val="ListBullet"/>
-        <w:spacing w:after="60"/>
+        <w:spacing w:after="80"/>
       </w:pPr>
       <w:r>
         <w:rPr>
           <w:rFonts w:ascii="Microsoft YaHei" w:hAnsi="Microsoft YaHei" w:eastAsia="Microsoft YaHei"/>
+          <w:b w:val="0"/>
           <w:sz w:val="22"/>
         </w:rPr>
-        <w:t>主体正文不超过 700 字。</w:t>
+        <w:t>主体正文不超过 `700` 字。</w:t>
       </w:r>
     </w:p>
     <w:p>
       <w:pPr>
         <w:pStyle w:val="ListBullet"/>
-        <w:spacing w:after="60"/>
+        <w:spacing w:after="80"/>
       </w:pPr>
       <w:r>
         <w:rPr>
           <w:rFonts w:ascii="Microsoft YaHei" w:hAnsi="Microsoft YaHei" w:eastAsia="Microsoft YaHei"/>
+          <w:b w:val="0"/>
           <w:sz w:val="22"/>
         </w:rPr>
-        <w:t>允许附 1-3 张图、表或示意图。</w:t>
+        <w:t>允许附 `1-3` 张图、表或示意图。</w:t>
       </w:r>
     </w:p>
     <w:p>
       <w:pPr>
         <w:pStyle w:val="ListBullet"/>
-        <w:spacing w:after="60"/>
+        <w:spacing w:after="80"/>
       </w:pPr>
       <w:r>
         <w:rPr>
           <w:rFonts w:ascii="Microsoft YaHei" w:hAnsi="Microsoft YaHei" w:eastAsia="Microsoft YaHei"/>
+          <w:b w:val="0"/>
           <w:sz w:val="22"/>
         </w:rPr>
         <w:t>本题只做机理诊断，不做控制结构最终定夺，不允许写成完整设计报告。</w:t>
@@ -726,11 +824,12 @@
     <w:p>
       <w:pPr>
         <w:pStyle w:val="ListBullet"/>
-        <w:spacing w:after="60"/>
+        <w:spacing w:after="80"/>
       </w:pPr>
       <w:r>
         <w:rPr>
           <w:rFonts w:ascii="Microsoft YaHei" w:hAnsi="Microsoft YaHei" w:eastAsia="Microsoft YaHei"/>
+          <w:b w:val="0"/>
           <w:sz w:val="22"/>
         </w:rPr>
         <w:t>不得调用零点、型别、积分稳态改善、Nyquist 判据、Bode 判稳或完整控制器选型语言。</w:t>
@@ -738,7 +837,7 @@
     </w:p>
     <w:sectPr>
       <w:pgSz w:w="12240" w:h="15840"/>
-      <w:pgMar w:top="1080" w:right="1224" w:bottom="1080" w:left="1224" w:header="720" w:footer="720" w:gutter="0"/>
+      <w:pgMar w:top="1440" w:right="1800" w:bottom="1440" w:left="1800" w:header="720" w:footer="720" w:gutter="0"/>
       <w:cols w:space="720"/>
       <w:docGrid w:linePitch="360"/>
     </w:sectPr>
@@ -1109,10 +1208,6 @@
     <w:name w:val="Normal"/>
     <w:qFormat/>
     <w:rsid w:val="00FC693F"/>
-    <w:rPr>
-      <w:rFonts w:ascii="Microsoft YaHei" w:hAnsi="Microsoft YaHei" w:eastAsia="Microsoft YaHei"/>
-      <w:sz w:val="22"/>
-    </w:rPr>
   </w:style>
   <w:style w:type="paragraph" w:styleId="Header">
     <w:name w:val="header"/>

--- a/course-content/authoring/shared/homework-problems/T3.docx
+++ b/course-content/authoring/shared/homework-problems/T3.docx
@@ -6,10 +6,16 @@
     <w:p>
       <w:pPr>
         <w:pStyle w:val="Heading1"/>
-      </w:pPr>
-      <w:r>
-        <w:rPr>
-          <w:rFonts w:ascii="Microsoft YaHei" w:hAnsi="Microsoft YaHei" w:eastAsia="Microsoft YaHei"/>
+        <w:spacing w:line="240" w:lineRule="auto" w:before="0" w:after="80"/>
+        <w:ind w:firstLine="0"/>
+        <w:jc w:val="center"/>
+      </w:pPr>
+      <w:r>
+        <w:rPr>
+          <w:rFonts w:ascii="Times New Roman" w:hAnsi="Times New Roman" w:eastAsia="SimHei"/>
+          <w:b w:val="0"/>
+          <w:color w:val="000000"/>
+          <w:sz w:val="32"/>
         </w:rPr>
         <w:t xml:space="preserve">自动控制原理 作业3：稳定性与动态特性</w:t>
       </w:r>
@@ -17,60 +23,89 @@
     <w:p>
       <w:pPr>
         <w:pStyle w:val="FirstParagraph"/>
-      </w:pPr>
-      <w:r>
-        <w:rPr>
-          <w:rFonts w:ascii="Microsoft YaHei" w:hAnsi="Microsoft YaHei" w:eastAsia="Microsoft YaHei"/>
+        <w:spacing w:line="240" w:lineRule="auto" w:before="0" w:after="80"/>
+        <w:ind w:firstLine="480"/>
+      </w:pPr>
+      <w:r>
+        <w:rPr>
+          <w:rFonts w:ascii="Times New Roman" w:hAnsi="Times New Roman" w:eastAsia="SimSun"/>
+          <w:b w:val="0"/>
+          <w:color w:val="000000"/>
+          <w:sz w:val="24"/>
         </w:rPr>
         <w:t xml:space="preserve">本次作业包含</w:t>
       </w:r>
       <w:r>
         <w:rPr>
-          <w:rFonts w:ascii="Microsoft YaHei" w:hAnsi="Microsoft YaHei" w:eastAsia="Microsoft YaHei"/>
+          <w:rFonts w:ascii="Times New Roman" w:hAnsi="Times New Roman" w:eastAsia="SimSun"/>
+          <w:b w:val="0"/>
+          <w:color w:val="000000"/>
+          <w:sz w:val="24"/>
         </w:rPr>
         <w:t xml:space="preserve"> </w:t>
       </w:r>
       <w:r>
         <w:rPr>
           <w:rStyle w:val="VerbatimChar"/>
-          <w:rFonts w:ascii="Microsoft YaHei" w:hAnsi="Microsoft YaHei" w:eastAsia="Microsoft YaHei"/>
+          <w:rFonts w:ascii="Times New Roman" w:hAnsi="Times New Roman" w:eastAsia="SimSun"/>
+          <w:b w:val="0"/>
+          <w:color w:val="000000"/>
+          <w:sz w:val="24"/>
         </w:rPr>
         <w:t xml:space="preserve">3</w:t>
       </w:r>
       <w:r>
         <w:rPr>
-          <w:rFonts w:ascii="Microsoft YaHei" w:hAnsi="Microsoft YaHei" w:eastAsia="Microsoft YaHei"/>
-        </w:rPr>
-        <w:t xml:space="preserve"> </w:t>
-      </w:r>
-      <w:r>
-        <w:rPr>
-          <w:rFonts w:ascii="Microsoft YaHei" w:hAnsi="Microsoft YaHei" w:eastAsia="Microsoft YaHei"/>
+          <w:rFonts w:ascii="Times New Roman" w:hAnsi="Times New Roman" w:eastAsia="SimSun"/>
+          <w:b w:val="0"/>
+          <w:color w:val="000000"/>
+          <w:sz w:val="24"/>
+        </w:rPr>
+        <w:t xml:space="preserve"> </w:t>
+      </w:r>
+      <w:r>
+        <w:rPr>
+          <w:rFonts w:ascii="Times New Roman" w:hAnsi="Times New Roman" w:eastAsia="SimSun"/>
+          <w:b w:val="0"/>
+          <w:color w:val="000000"/>
+          <w:sz w:val="24"/>
         </w:rPr>
         <w:t xml:space="preserve">道闭题与</w:t>
       </w:r>
       <w:r>
         <w:rPr>
-          <w:rFonts w:ascii="Microsoft YaHei" w:hAnsi="Microsoft YaHei" w:eastAsia="Microsoft YaHei"/>
+          <w:rFonts w:ascii="Times New Roman" w:hAnsi="Times New Roman" w:eastAsia="SimSun"/>
+          <w:b w:val="0"/>
+          <w:color w:val="000000"/>
+          <w:sz w:val="24"/>
         </w:rPr>
         <w:t xml:space="preserve"> </w:t>
       </w:r>
       <w:r>
         <w:rPr>
           <w:rStyle w:val="VerbatimChar"/>
-          <w:rFonts w:ascii="Microsoft YaHei" w:hAnsi="Microsoft YaHei" w:eastAsia="Microsoft YaHei"/>
+          <w:rFonts w:ascii="Times New Roman" w:hAnsi="Times New Roman" w:eastAsia="SimSun"/>
+          <w:b w:val="0"/>
+          <w:color w:val="000000"/>
+          <w:sz w:val="24"/>
         </w:rPr>
         <w:t xml:space="preserve">1</w:t>
       </w:r>
       <w:r>
         <w:rPr>
-          <w:rFonts w:ascii="Microsoft YaHei" w:hAnsi="Microsoft YaHei" w:eastAsia="Microsoft YaHei"/>
-        </w:rPr>
-        <w:t xml:space="preserve"> </w:t>
-      </w:r>
-      <w:r>
-        <w:rPr>
-          <w:rFonts w:ascii="Microsoft YaHei" w:hAnsi="Microsoft YaHei" w:eastAsia="Microsoft YaHei"/>
+          <w:rFonts w:ascii="Times New Roman" w:hAnsi="Times New Roman" w:eastAsia="SimSun"/>
+          <w:b w:val="0"/>
+          <w:color w:val="000000"/>
+          <w:sz w:val="24"/>
+        </w:rPr>
+        <w:t xml:space="preserve"> </w:t>
+      </w:r>
+      <w:r>
+        <w:rPr>
+          <w:rFonts w:ascii="Times New Roman" w:hAnsi="Times New Roman" w:eastAsia="SimSun"/>
+          <w:b w:val="0"/>
+          <w:color w:val="000000"/>
+          <w:sz w:val="24"/>
         </w:rPr>
         <w:t xml:space="preserve">道开放题。</w:t>
       </w:r>
@@ -79,10 +114,15 @@
     <w:p>
       <w:pPr>
         <w:pStyle w:val="Heading2"/>
-      </w:pPr>
-      <w:r>
-        <w:rPr>
-          <w:rFonts w:ascii="Microsoft YaHei" w:hAnsi="Microsoft YaHei" w:eastAsia="Microsoft YaHei"/>
+        <w:spacing w:line="240" w:lineRule="auto" w:before="0" w:after="80"/>
+        <w:ind w:firstLine="0"/>
+      </w:pPr>
+      <w:r>
+        <w:rPr>
+          <w:rFonts w:ascii="Times New Roman" w:hAnsi="Times New Roman" w:eastAsia="SimSun"/>
+          <w:b/>
+          <w:color w:val="000000"/>
+          <w:sz w:val="28"/>
         </w:rPr>
         <w:t xml:space="preserve">T3-1 劳斯判据与稳定区间（20分）</w:t>
       </w:r>
@@ -90,10 +130,15 @@
     <w:p>
       <w:pPr>
         <w:pStyle w:val="FirstParagraph"/>
-      </w:pPr>
-      <w:r>
-        <w:rPr>
-          <w:rFonts w:ascii="Microsoft YaHei" w:hAnsi="Microsoft YaHei" w:eastAsia="Microsoft YaHei"/>
+        <w:spacing w:line="240" w:lineRule="auto" w:before="0" w:after="80"/>
+        <w:ind w:firstLine="480"/>
+      </w:pPr>
+      <w:r>
+        <w:rPr>
+          <w:rFonts w:ascii="Times New Roman" w:hAnsi="Times New Roman" w:eastAsia="SimSun"/>
+          <w:b w:val="0"/>
+          <w:color w:val="000000"/>
+          <w:sz w:val="24"/>
         </w:rPr>
         <w:t xml:space="preserve">已知某闭环系统的特征方程为</w:t>
       </w:r>
@@ -101,6 +146,8 @@
     <w:p>
       <w:pPr>
         <w:pStyle w:val="BodyText"/>
+        <w:spacing w:line="240" w:lineRule="auto" w:before="0" w:after="80"/>
+        <w:ind w:firstLine="0"/>
       </w:pPr>
       <m:oMathPara>
         <m:oMathParaPr>
@@ -235,16 +282,24 @@
     <w:p>
       <w:pPr>
         <w:pStyle w:val="FirstParagraph"/>
-      </w:pPr>
-      <w:r>
-        <w:rPr>
-          <w:rFonts w:ascii="Microsoft YaHei" w:hAnsi="Microsoft YaHei" w:eastAsia="Microsoft YaHei"/>
+        <w:spacing w:line="240" w:lineRule="auto" w:before="0" w:after="80"/>
+        <w:ind w:firstLine="480"/>
+      </w:pPr>
+      <w:r>
+        <w:rPr>
+          <w:rFonts w:ascii="Times New Roman" w:hAnsi="Times New Roman" w:eastAsia="SimSun"/>
+          <w:b w:val="0"/>
+          <w:color w:val="000000"/>
+          <w:sz w:val="24"/>
         </w:rPr>
         <w:t xml:space="preserve">其中</w:t>
       </w:r>
       <w:r>
         <w:rPr>
-          <w:rFonts w:ascii="Microsoft YaHei" w:hAnsi="Microsoft YaHei" w:eastAsia="Microsoft YaHei"/>
+          <w:rFonts w:ascii="Times New Roman" w:hAnsi="Times New Roman" w:eastAsia="SimSun"/>
+          <w:b w:val="0"/>
+          <w:color w:val="000000"/>
+          <w:sz w:val="24"/>
         </w:rPr>
         <w:t xml:space="preserve"> </w:t>
       </w:r>
@@ -255,13 +310,19 @@
       </m:oMath>
       <w:r>
         <w:rPr>
-          <w:rFonts w:ascii="Microsoft YaHei" w:hAnsi="Microsoft YaHei" w:eastAsia="Microsoft YaHei"/>
-        </w:rPr>
-        <w:t xml:space="preserve"> </w:t>
-      </w:r>
-      <w:r>
-        <w:rPr>
-          <w:rFonts w:ascii="Microsoft YaHei" w:hAnsi="Microsoft YaHei" w:eastAsia="Microsoft YaHei"/>
+          <w:rFonts w:ascii="Times New Roman" w:hAnsi="Times New Roman" w:eastAsia="SimSun"/>
+          <w:b w:val="0"/>
+          <w:color w:val="000000"/>
+          <w:sz w:val="24"/>
+        </w:rPr>
+        <w:t xml:space="preserve"> </w:t>
+      </w:r>
+      <w:r>
+        <w:rPr>
+          <w:rFonts w:ascii="Times New Roman" w:hAnsi="Times New Roman" w:eastAsia="SimSun"/>
+          <w:b w:val="0"/>
+          <w:color w:val="000000"/>
+          <w:sz w:val="24"/>
         </w:rPr>
         <w:t xml:space="preserve">为实参数。</w:t>
       </w:r>
@@ -273,16 +334,24 @@
           <w:numId w:val="1001"/>
         </w:numPr>
         <w:pStyle w:val="Compact"/>
-      </w:pPr>
-      <w:r>
-        <w:rPr>
-          <w:rFonts w:ascii="Microsoft YaHei" w:hAnsi="Microsoft YaHei" w:eastAsia="Microsoft YaHei"/>
+        <w:spacing w:line="240" w:lineRule="auto" w:before="0" w:after="80"/>
+        <w:ind w:firstLine="480"/>
+      </w:pPr>
+      <w:r>
+        <w:rPr>
+          <w:rFonts w:ascii="Times New Roman" w:hAnsi="Times New Roman" w:eastAsia="SimSun"/>
+          <w:b w:val="0"/>
+          <w:color w:val="000000"/>
+          <w:sz w:val="24"/>
         </w:rPr>
         <w:t xml:space="preserve">用劳斯判据求系统稳定的</w:t>
       </w:r>
       <w:r>
         <w:rPr>
-          <w:rFonts w:ascii="Microsoft YaHei" w:hAnsi="Microsoft YaHei" w:eastAsia="Microsoft YaHei"/>
+          <w:rFonts w:ascii="Times New Roman" w:hAnsi="Times New Roman" w:eastAsia="SimSun"/>
+          <w:b w:val="0"/>
+          <w:color w:val="000000"/>
+          <w:sz w:val="24"/>
         </w:rPr>
         <w:t xml:space="preserve"> </w:t>
       </w:r>
@@ -293,13 +362,19 @@
       </m:oMath>
       <w:r>
         <w:rPr>
-          <w:rFonts w:ascii="Microsoft YaHei" w:hAnsi="Microsoft YaHei" w:eastAsia="Microsoft YaHei"/>
-        </w:rPr>
-        <w:t xml:space="preserve"> </w:t>
-      </w:r>
-      <w:r>
-        <w:rPr>
-          <w:rFonts w:ascii="Microsoft YaHei" w:hAnsi="Microsoft YaHei" w:eastAsia="Microsoft YaHei"/>
+          <w:rFonts w:ascii="Times New Roman" w:hAnsi="Times New Roman" w:eastAsia="SimSun"/>
+          <w:b w:val="0"/>
+          <w:color w:val="000000"/>
+          <w:sz w:val="24"/>
+        </w:rPr>
+        <w:t xml:space="preserve"> </w:t>
+      </w:r>
+      <w:r>
+        <w:rPr>
+          <w:rFonts w:ascii="Times New Roman" w:hAnsi="Times New Roman" w:eastAsia="SimSun"/>
+          <w:b w:val="0"/>
+          <w:color w:val="000000"/>
+          <w:sz w:val="24"/>
         </w:rPr>
         <w:t xml:space="preserve">取值范围。</w:t>
       </w:r>
@@ -311,16 +386,24 @@
           <w:numId w:val="1001"/>
         </w:numPr>
         <w:pStyle w:val="Compact"/>
-      </w:pPr>
-      <w:r>
-        <w:rPr>
-          <w:rFonts w:ascii="Microsoft YaHei" w:hAnsi="Microsoft YaHei" w:eastAsia="Microsoft YaHei"/>
+        <w:spacing w:line="240" w:lineRule="auto" w:before="0" w:after="80"/>
+        <w:ind w:firstLine="480"/>
+      </w:pPr>
+      <w:r>
+        <w:rPr>
+          <w:rFonts w:ascii="Times New Roman" w:hAnsi="Times New Roman" w:eastAsia="SimSun"/>
+          <w:b w:val="0"/>
+          <w:color w:val="000000"/>
+          <w:sz w:val="24"/>
         </w:rPr>
         <w:t xml:space="preserve">给出系统处于临界稳定时的</w:t>
       </w:r>
       <w:r>
         <w:rPr>
-          <w:rFonts w:ascii="Microsoft YaHei" w:hAnsi="Microsoft YaHei" w:eastAsia="Microsoft YaHei"/>
+          <w:rFonts w:ascii="Times New Roman" w:hAnsi="Times New Roman" w:eastAsia="SimSun"/>
+          <w:b w:val="0"/>
+          <w:color w:val="000000"/>
+          <w:sz w:val="24"/>
         </w:rPr>
         <w:t xml:space="preserve"> </w:t>
       </w:r>
@@ -331,13 +414,19 @@
       </m:oMath>
       <w:r>
         <w:rPr>
-          <w:rFonts w:ascii="Microsoft YaHei" w:hAnsi="Microsoft YaHei" w:eastAsia="Microsoft YaHei"/>
-        </w:rPr>
-        <w:t xml:space="preserve"> </w:t>
-      </w:r>
-      <w:r>
-        <w:rPr>
-          <w:rFonts w:ascii="Microsoft YaHei" w:hAnsi="Microsoft YaHei" w:eastAsia="Microsoft YaHei"/>
+          <w:rFonts w:ascii="Times New Roman" w:hAnsi="Times New Roman" w:eastAsia="SimSun"/>
+          <w:b w:val="0"/>
+          <w:color w:val="000000"/>
+          <w:sz w:val="24"/>
+        </w:rPr>
+        <w:t xml:space="preserve"> </w:t>
+      </w:r>
+      <w:r>
+        <w:rPr>
+          <w:rFonts w:ascii="Times New Roman" w:hAnsi="Times New Roman" w:eastAsia="SimSun"/>
+          <w:b w:val="0"/>
+          <w:color w:val="000000"/>
+          <w:sz w:val="24"/>
         </w:rPr>
         <w:t xml:space="preserve">值。</w:t>
       </w:r>
@@ -349,18 +438,30 @@
           <w:numId w:val="1001"/>
         </w:numPr>
         <w:pStyle w:val="Compact"/>
-      </w:pPr>
-      <w:r>
-        <w:rPr>
-          <w:rFonts w:ascii="Microsoft YaHei" w:hAnsi="Microsoft YaHei" w:eastAsia="Microsoft YaHei"/>
+        <w:spacing w:line="240" w:lineRule="auto" w:before="0" w:after="80"/>
+        <w:ind w:firstLine="480"/>
+      </w:pPr>
+      <w:r>
+        <w:rPr>
+          <w:rFonts w:ascii="Times New Roman" w:hAnsi="Times New Roman" w:eastAsia="SimSun"/>
+          <w:b w:val="0"/>
+          <w:color w:val="000000"/>
+          <w:sz w:val="24"/>
         </w:rPr>
         <w:t xml:space="preserve">用一句话说明：为什么这里求出的稳定区间，只能看作后续参数筛选的第一层可行域？</w:t>
       </w:r>
     </w:p>
     <w:p>
-      <w:r>
-        <w:rPr>
-          <w:rFonts w:ascii="Microsoft YaHei" w:hAnsi="Microsoft YaHei" w:eastAsia="Microsoft YaHei"/>
+      <w:pPr>
+        <w:spacing w:line="240" w:lineRule="auto" w:before="0" w:after="80"/>
+        <w:ind w:firstLine="0"/>
+      </w:pPr>
+      <w:r>
+        <w:rPr>
+          <w:rFonts w:ascii="Times New Roman" w:hAnsi="Times New Roman" w:eastAsia="SimSun"/>
+          <w:b w:val="0"/>
+          <w:color w:val="000000"/>
+          <w:sz w:val="24"/>
         </w:rPr>
         <w:pict>
           <v:rect style="width:0;height:1.5pt" o:hralign="center" o:hrstd="t" o:hr="t"/>
@@ -372,10 +473,15 @@
     <w:p>
       <w:pPr>
         <w:pStyle w:val="Heading2"/>
-      </w:pPr>
-      <w:r>
-        <w:rPr>
-          <w:rFonts w:ascii="Microsoft YaHei" w:hAnsi="Microsoft YaHei" w:eastAsia="Microsoft YaHei"/>
+        <w:spacing w:line="240" w:lineRule="auto" w:before="0" w:after="80"/>
+        <w:ind w:firstLine="0"/>
+      </w:pPr>
+      <w:r>
+        <w:rPr>
+          <w:rFonts w:ascii="Times New Roman" w:hAnsi="Times New Roman" w:eastAsia="SimSun"/>
+          <w:b/>
+          <w:color w:val="000000"/>
+          <w:sz w:val="28"/>
         </w:rPr>
         <w:t xml:space="preserve">T3-2 根轨迹读图与增益迁移（20分）</w:t>
       </w:r>
@@ -383,16 +489,24 @@
     <w:p>
       <w:pPr>
         <w:pStyle w:val="FirstParagraph"/>
-      </w:pPr>
-      <w:r>
-        <w:rPr>
-          <w:rFonts w:ascii="Microsoft YaHei" w:hAnsi="Microsoft YaHei" w:eastAsia="Microsoft YaHei"/>
+        <w:spacing w:line="240" w:lineRule="auto" w:before="0" w:after="80"/>
+        <w:ind w:firstLine="480"/>
+      </w:pPr>
+      <w:r>
+        <w:rPr>
+          <w:rFonts w:ascii="Times New Roman" w:hAnsi="Times New Roman" w:eastAsia="SimSun"/>
+          <w:b w:val="0"/>
+          <w:color w:val="000000"/>
+          <w:sz w:val="24"/>
         </w:rPr>
         <w:t xml:space="preserve">某单位负反馈系统只采用比例控制，实际控制器增益记为</w:t>
       </w:r>
       <w:r>
         <w:rPr>
-          <w:rFonts w:ascii="Microsoft YaHei" w:hAnsi="Microsoft YaHei" w:eastAsia="Microsoft YaHei"/>
+          <w:rFonts w:ascii="Times New Roman" w:hAnsi="Times New Roman" w:eastAsia="SimSun"/>
+          <w:b w:val="0"/>
+          <w:color w:val="000000"/>
+          <w:sz w:val="24"/>
         </w:rPr>
         <w:t xml:space="preserve"> </w:t>
       </w:r>
@@ -412,13 +526,19 @@
       </m:oMath>
       <w:r>
         <w:rPr>
-          <w:rFonts w:ascii="Microsoft YaHei" w:hAnsi="Microsoft YaHei" w:eastAsia="Microsoft YaHei"/>
+          <w:rFonts w:ascii="Times New Roman" w:hAnsi="Times New Roman" w:eastAsia="SimSun"/>
+          <w:b w:val="0"/>
+          <w:color w:val="000000"/>
+          <w:sz w:val="24"/>
         </w:rPr>
         <w:t xml:space="preserve">，且只考虑</w:t>
       </w:r>
       <w:r>
         <w:rPr>
-          <w:rFonts w:ascii="Microsoft YaHei" w:hAnsi="Microsoft YaHei" w:eastAsia="Microsoft YaHei"/>
+          <w:rFonts w:ascii="Times New Roman" w:hAnsi="Times New Roman" w:eastAsia="SimSun"/>
+          <w:b w:val="0"/>
+          <w:color w:val="000000"/>
+          <w:sz w:val="24"/>
         </w:rPr>
         <w:t xml:space="preserve"> </w:t>
       </w:r>
@@ -447,13 +567,19 @@
       </m:oMath>
       <w:r>
         <w:rPr>
-          <w:rFonts w:ascii="Microsoft YaHei" w:hAnsi="Microsoft YaHei" w:eastAsia="Microsoft YaHei"/>
+          <w:rFonts w:ascii="Times New Roman" w:hAnsi="Times New Roman" w:eastAsia="SimSun"/>
+          <w:b w:val="0"/>
+          <w:color w:val="000000"/>
+          <w:sz w:val="24"/>
         </w:rPr>
         <w:t xml:space="preserve">。教师给出的完整根轨迹主图采用“作图增益”</w:t>
       </w:r>
       <w:r>
         <w:rPr>
-          <w:rFonts w:ascii="Microsoft YaHei" w:hAnsi="Microsoft YaHei" w:eastAsia="Microsoft YaHei"/>
+          <w:rFonts w:ascii="Times New Roman" w:hAnsi="Times New Roman" w:eastAsia="SimSun"/>
+          <w:b w:val="0"/>
+          <w:color w:val="000000"/>
+          <w:sz w:val="24"/>
         </w:rPr>
         <w:t xml:space="preserve"> </w:t>
       </w:r>
@@ -473,7 +599,10 @@
       </m:oMath>
       <w:r>
         <w:rPr>
-          <w:rFonts w:ascii="Microsoft YaHei" w:hAnsi="Microsoft YaHei" w:eastAsia="Microsoft YaHei"/>
+          <w:rFonts w:ascii="Times New Roman" w:hAnsi="Times New Roman" w:eastAsia="SimSun"/>
+          <w:b w:val="0"/>
+          <w:color w:val="000000"/>
+          <w:sz w:val="24"/>
         </w:rPr>
         <w:t xml:space="preserve">，两者关系已明确标注为</w:t>
       </w:r>
@@ -481,6 +610,8 @@
     <w:p>
       <w:pPr>
         <w:pStyle w:val="BodyText"/>
+        <w:spacing w:line="240" w:lineRule="auto" w:before="0" w:after="80"/>
+        <w:ind w:firstLine="0"/>
       </w:pPr>
       <m:oMathPara>
         <m:oMathParaPr>
@@ -526,10 +657,15 @@
     <w:p>
       <w:pPr>
         <w:pStyle w:val="FirstParagraph"/>
-      </w:pPr>
-      <w:r>
-        <w:rPr>
-          <w:rFonts w:ascii="Microsoft YaHei" w:hAnsi="Microsoft YaHei" w:eastAsia="Microsoft YaHei"/>
+        <w:spacing w:line="240" w:lineRule="auto" w:before="0" w:after="80"/>
+        <w:ind w:firstLine="480"/>
+      </w:pPr>
+      <w:r>
+        <w:rPr>
+          <w:rFonts w:ascii="Times New Roman" w:hAnsi="Times New Roman" w:eastAsia="SimSun"/>
+          <w:b w:val="0"/>
+          <w:color w:val="000000"/>
+          <w:sz w:val="24"/>
         </w:rPr>
         <w:t xml:space="preserve">根轨迹读图示意如下。该图依据题干给出的关键节点绘制，用于完成读图、换算和趋势解释。</w:t>
       </w:r>
@@ -537,10 +673,16 @@
     <w:p>
       <w:pPr>
         <w:pStyle w:val="CaptionedFigure"/>
-      </w:pPr>
-      <w:r>
-        <w:rPr>
-          <w:rFonts w:ascii="Microsoft YaHei" w:hAnsi="Microsoft YaHei" w:eastAsia="Microsoft YaHei"/>
+        <w:spacing w:line="240" w:lineRule="auto" w:before="0" w:after="80"/>
+        <w:ind w:firstLine="0"/>
+        <w:jc w:val="center"/>
+      </w:pPr>
+      <w:r>
+        <w:rPr>
+          <w:rFonts w:ascii="Times New Roman" w:hAnsi="Times New Roman" w:eastAsia="SimSun"/>
+          <w:b w:val="0"/>
+          <w:color w:val="000000"/>
+          <w:sz w:val="21"/>
         </w:rPr>
         <w:drawing>
           <wp:inline>
@@ -587,10 +729,16 @@
     <w:p>
       <w:pPr>
         <w:pStyle w:val="ImageCaption"/>
-      </w:pPr>
-      <w:r>
-        <w:rPr>
-          <w:rFonts w:ascii="Microsoft YaHei" w:hAnsi="Microsoft YaHei" w:eastAsia="Microsoft YaHei"/>
+        <w:spacing w:line="240" w:lineRule="auto" w:before="0" w:after="80"/>
+        <w:ind w:firstLine="0"/>
+        <w:jc w:val="center"/>
+      </w:pPr>
+      <w:r>
+        <w:rPr>
+          <w:rFonts w:ascii="Times New Roman" w:hAnsi="Times New Roman" w:eastAsia="SimSun"/>
+          <w:b w:val="0"/>
+          <w:color w:val="000000"/>
+          <w:sz w:val="21"/>
         </w:rPr>
         <w:t xml:space="preserve">根轨迹读图示意图</w:t>
       </w:r>
@@ -598,10 +746,15 @@
     <w:p>
       <w:pPr>
         <w:pStyle w:val="BodyText"/>
-      </w:pPr>
-      <w:r>
-        <w:rPr>
-          <w:rFonts w:ascii="Microsoft YaHei" w:hAnsi="Microsoft YaHei" w:eastAsia="Microsoft YaHei"/>
+        <w:spacing w:line="240" w:lineRule="auto" w:before="0" w:after="80"/>
+        <w:ind w:firstLine="480"/>
+      </w:pPr>
+      <w:r>
+        <w:rPr>
+          <w:rFonts w:ascii="Times New Roman" w:hAnsi="Times New Roman" w:eastAsia="SimSun"/>
+          <w:b w:val="0"/>
+          <w:color w:val="000000"/>
+          <w:sz w:val="24"/>
         </w:rPr>
         <w:t xml:space="preserve">为避免你补画主图，现把该根轨迹的关键信息直接整理如下（这些信息等价于完整主图上的可读内容）：</w:t>
       </w:r>
@@ -613,16 +766,24 @@
           <w:numId w:val="1002"/>
         </w:numPr>
         <w:pStyle w:val="Compact"/>
-      </w:pPr>
-      <w:r>
-        <w:rPr>
-          <w:rFonts w:ascii="Microsoft YaHei" w:hAnsi="Microsoft YaHei" w:eastAsia="Microsoft YaHei"/>
+        <w:spacing w:line="240" w:lineRule="auto" w:before="0" w:after="80"/>
+        <w:ind w:firstLine="480"/>
+      </w:pPr>
+      <w:r>
+        <w:rPr>
+          <w:rFonts w:ascii="Times New Roman" w:hAnsi="Times New Roman" w:eastAsia="SimSun"/>
+          <w:b w:val="0"/>
+          <w:color w:val="000000"/>
+          <w:sz w:val="24"/>
         </w:rPr>
         <w:t xml:space="preserve">当</w:t>
       </w:r>
       <w:r>
         <w:rPr>
-          <w:rFonts w:ascii="Microsoft YaHei" w:hAnsi="Microsoft YaHei" w:eastAsia="Microsoft YaHei"/>
+          <w:rFonts w:ascii="Times New Roman" w:hAnsi="Times New Roman" w:eastAsia="SimSun"/>
+          <w:b w:val="0"/>
+          <w:color w:val="000000"/>
+          <w:sz w:val="24"/>
         </w:rPr>
         <w:t xml:space="preserve"> </w:t>
       </w:r>
@@ -651,19 +812,28 @@
       </m:oMath>
       <w:r>
         <w:rPr>
-          <w:rFonts w:ascii="Microsoft YaHei" w:hAnsi="Microsoft YaHei" w:eastAsia="Microsoft YaHei"/>
-        </w:rPr>
-        <w:t xml:space="preserve"> </w:t>
-      </w:r>
-      <w:r>
-        <w:rPr>
-          <w:rFonts w:ascii="Microsoft YaHei" w:hAnsi="Microsoft YaHei" w:eastAsia="Microsoft YaHei"/>
+          <w:rFonts w:ascii="Times New Roman" w:hAnsi="Times New Roman" w:eastAsia="SimSun"/>
+          <w:b w:val="0"/>
+          <w:color w:val="000000"/>
+          <w:sz w:val="24"/>
+        </w:rPr>
+        <w:t xml:space="preserve"> </w:t>
+      </w:r>
+      <w:r>
+        <w:rPr>
+          <w:rFonts w:ascii="Times New Roman" w:hAnsi="Times New Roman" w:eastAsia="SimSun"/>
+          <w:b w:val="0"/>
+          <w:color w:val="000000"/>
+          <w:sz w:val="24"/>
         </w:rPr>
         <w:t xml:space="preserve">时，闭环极点位于</w:t>
       </w:r>
       <w:r>
         <w:rPr>
-          <w:rFonts w:ascii="Microsoft YaHei" w:hAnsi="Microsoft YaHei" w:eastAsia="Microsoft YaHei"/>
+          <w:rFonts w:ascii="Times New Roman" w:hAnsi="Times New Roman" w:eastAsia="SimSun"/>
+          <w:b w:val="0"/>
+          <w:color w:val="000000"/>
+          <w:sz w:val="24"/>
         </w:rPr>
         <w:t xml:space="preserve"> </w:t>
       </w:r>
@@ -713,7 +883,10 @@
       </m:oMath>
       <w:r>
         <w:rPr>
-          <w:rFonts w:ascii="Microsoft YaHei" w:hAnsi="Microsoft YaHei" w:eastAsia="Microsoft YaHei"/>
+          <w:rFonts w:ascii="Times New Roman" w:hAnsi="Times New Roman" w:eastAsia="SimSun"/>
+          <w:b w:val="0"/>
+          <w:color w:val="000000"/>
+          <w:sz w:val="24"/>
         </w:rPr>
         <w:t xml:space="preserve">。</w:t>
       </w:r>
@@ -725,16 +898,24 @@
           <w:numId w:val="1002"/>
         </w:numPr>
         <w:pStyle w:val="Compact"/>
-      </w:pPr>
-      <w:r>
-        <w:rPr>
-          <w:rFonts w:ascii="Microsoft YaHei" w:hAnsi="Microsoft YaHei" w:eastAsia="Microsoft YaHei"/>
+        <w:spacing w:line="240" w:lineRule="auto" w:before="0" w:after="80"/>
+        <w:ind w:firstLine="480"/>
+      </w:pPr>
+      <w:r>
+        <w:rPr>
+          <w:rFonts w:ascii="Times New Roman" w:hAnsi="Times New Roman" w:eastAsia="SimSun"/>
+          <w:b w:val="0"/>
+          <w:color w:val="000000"/>
+          <w:sz w:val="24"/>
         </w:rPr>
         <w:t xml:space="preserve">从</w:t>
       </w:r>
       <w:r>
         <w:rPr>
-          <w:rFonts w:ascii="Microsoft YaHei" w:hAnsi="Microsoft YaHei" w:eastAsia="Microsoft YaHei"/>
+          <w:rFonts w:ascii="Times New Roman" w:hAnsi="Times New Roman" w:eastAsia="SimSun"/>
+          <w:b w:val="0"/>
+          <w:color w:val="000000"/>
+          <w:sz w:val="24"/>
         </w:rPr>
         <w:t xml:space="preserve"> </w:t>
       </w:r>
@@ -754,19 +935,28 @@
       </m:oMath>
       <w:r>
         <w:rPr>
-          <w:rFonts w:ascii="Microsoft YaHei" w:hAnsi="Microsoft YaHei" w:eastAsia="Microsoft YaHei"/>
-        </w:rPr>
-        <w:t xml:space="preserve"> </w:t>
-      </w:r>
-      <w:r>
-        <w:rPr>
-          <w:rFonts w:ascii="Microsoft YaHei" w:hAnsi="Microsoft YaHei" w:eastAsia="Microsoft YaHei"/>
+          <w:rFonts w:ascii="Times New Roman" w:hAnsi="Times New Roman" w:eastAsia="SimSun"/>
+          <w:b w:val="0"/>
+          <w:color w:val="000000"/>
+          <w:sz w:val="24"/>
+        </w:rPr>
+        <w:t xml:space="preserve"> </w:t>
+      </w:r>
+      <w:r>
+        <w:rPr>
+          <w:rFonts w:ascii="Times New Roman" w:hAnsi="Times New Roman" w:eastAsia="SimSun"/>
+          <w:b w:val="0"/>
+          <w:color w:val="000000"/>
+          <w:sz w:val="24"/>
         </w:rPr>
         <w:t xml:space="preserve">与</w:t>
       </w:r>
       <w:r>
         <w:rPr>
-          <w:rFonts w:ascii="Microsoft YaHei" w:hAnsi="Microsoft YaHei" w:eastAsia="Microsoft YaHei"/>
+          <w:rFonts w:ascii="Times New Roman" w:hAnsi="Times New Roman" w:eastAsia="SimSun"/>
+          <w:b w:val="0"/>
+          <w:color w:val="000000"/>
+          <w:sz w:val="24"/>
         </w:rPr>
         <w:t xml:space="preserve"> </w:t>
       </w:r>
@@ -792,19 +982,28 @@
       </m:oMath>
       <w:r>
         <w:rPr>
-          <w:rFonts w:ascii="Microsoft YaHei" w:hAnsi="Microsoft YaHei" w:eastAsia="Microsoft YaHei"/>
-        </w:rPr>
-        <w:t xml:space="preserve"> </w:t>
-      </w:r>
-      <w:r>
-        <w:rPr>
-          <w:rFonts w:ascii="Microsoft YaHei" w:hAnsi="Microsoft YaHei" w:eastAsia="Microsoft YaHei"/>
+          <w:rFonts w:ascii="Times New Roman" w:hAnsi="Times New Roman" w:eastAsia="SimSun"/>
+          <w:b w:val="0"/>
+          <w:color w:val="000000"/>
+          <w:sz w:val="24"/>
+        </w:rPr>
+        <w:t xml:space="preserve"> </w:t>
+      </w:r>
+      <w:r>
+        <w:rPr>
+          <w:rFonts w:ascii="Times New Roman" w:hAnsi="Times New Roman" w:eastAsia="SimSun"/>
+          <w:b w:val="0"/>
+          <w:color w:val="000000"/>
+          <w:sz w:val="24"/>
         </w:rPr>
         <w:t xml:space="preserve">出发的两条实轴分支相向移动，并在</w:t>
       </w:r>
       <w:r>
         <w:rPr>
-          <w:rFonts w:ascii="Microsoft YaHei" w:hAnsi="Microsoft YaHei" w:eastAsia="Microsoft YaHei"/>
+          <w:rFonts w:ascii="Times New Roman" w:hAnsi="Times New Roman" w:eastAsia="SimSun"/>
+          <w:b w:val="0"/>
+          <w:color w:val="000000"/>
+          <w:sz w:val="24"/>
         </w:rPr>
         <w:t xml:space="preserve"> </w:t>
       </w:r>
@@ -830,19 +1029,28 @@
       </m:oMath>
       <w:r>
         <w:rPr>
-          <w:rFonts w:ascii="Microsoft YaHei" w:hAnsi="Microsoft YaHei" w:eastAsia="Microsoft YaHei"/>
-        </w:rPr>
-        <w:t xml:space="preserve"> </w:t>
-      </w:r>
-      <w:r>
-        <w:rPr>
-          <w:rFonts w:ascii="Microsoft YaHei" w:hAnsi="Microsoft YaHei" w:eastAsia="Microsoft YaHei"/>
+          <w:rFonts w:ascii="Times New Roman" w:hAnsi="Times New Roman" w:eastAsia="SimSun"/>
+          <w:b w:val="0"/>
+          <w:color w:val="000000"/>
+          <w:sz w:val="24"/>
+        </w:rPr>
+        <w:t xml:space="preserve"> </w:t>
+      </w:r>
+      <w:r>
+        <w:rPr>
+          <w:rFonts w:ascii="Times New Roman" w:hAnsi="Times New Roman" w:eastAsia="SimSun"/>
+          <w:b w:val="0"/>
+          <w:color w:val="000000"/>
+          <w:sz w:val="24"/>
         </w:rPr>
         <w:t xml:space="preserve">处分离，此时</w:t>
       </w:r>
       <w:r>
         <w:rPr>
-          <w:rFonts w:ascii="Microsoft YaHei" w:hAnsi="Microsoft YaHei" w:eastAsia="Microsoft YaHei"/>
+          <w:rFonts w:ascii="Times New Roman" w:hAnsi="Times New Roman" w:eastAsia="SimSun"/>
+          <w:b w:val="0"/>
+          <w:color w:val="000000"/>
+          <w:sz w:val="24"/>
         </w:rPr>
         <w:t xml:space="preserve"> </w:t>
       </w:r>
@@ -871,7 +1079,10 @@
       </m:oMath>
       <w:r>
         <w:rPr>
-          <w:rFonts w:ascii="Microsoft YaHei" w:hAnsi="Microsoft YaHei" w:eastAsia="Microsoft YaHei"/>
+          <w:rFonts w:ascii="Times New Roman" w:hAnsi="Times New Roman" w:eastAsia="SimSun"/>
+          <w:b w:val="0"/>
+          <w:color w:val="000000"/>
+          <w:sz w:val="24"/>
         </w:rPr>
         <w:t xml:space="preserve">。</w:t>
       </w:r>
@@ -883,16 +1094,24 @@
           <w:numId w:val="1002"/>
         </w:numPr>
         <w:pStyle w:val="Compact"/>
-      </w:pPr>
-      <w:r>
-        <w:rPr>
-          <w:rFonts w:ascii="Microsoft YaHei" w:hAnsi="Microsoft YaHei" w:eastAsia="Microsoft YaHei"/>
+        <w:spacing w:line="240" w:lineRule="auto" w:before="0" w:after="80"/>
+        <w:ind w:firstLine="480"/>
+      </w:pPr>
+      <w:r>
+        <w:rPr>
+          <w:rFonts w:ascii="Times New Roman" w:hAnsi="Times New Roman" w:eastAsia="SimSun"/>
+          <w:b w:val="0"/>
+          <w:color w:val="000000"/>
+          <w:sz w:val="24"/>
         </w:rPr>
         <w:t xml:space="preserve">分离后形成一对共轭复极点，分别沿上、下两支轨迹移动；当</w:t>
       </w:r>
       <w:r>
         <w:rPr>
-          <w:rFonts w:ascii="Microsoft YaHei" w:hAnsi="Microsoft YaHei" w:eastAsia="Microsoft YaHei"/>
+          <w:rFonts w:ascii="Times New Roman" w:hAnsi="Times New Roman" w:eastAsia="SimSun"/>
+          <w:b w:val="0"/>
+          <w:color w:val="000000"/>
+          <w:sz w:val="24"/>
         </w:rPr>
         <w:t xml:space="preserve"> </w:t>
       </w:r>
@@ -921,19 +1140,28 @@
       </m:oMath>
       <w:r>
         <w:rPr>
-          <w:rFonts w:ascii="Microsoft YaHei" w:hAnsi="Microsoft YaHei" w:eastAsia="Microsoft YaHei"/>
-        </w:rPr>
-        <w:t xml:space="preserve"> </w:t>
-      </w:r>
-      <w:r>
-        <w:rPr>
-          <w:rFonts w:ascii="Microsoft YaHei" w:hAnsi="Microsoft YaHei" w:eastAsia="Microsoft YaHei"/>
+          <w:rFonts w:ascii="Times New Roman" w:hAnsi="Times New Roman" w:eastAsia="SimSun"/>
+          <w:b w:val="0"/>
+          <w:color w:val="000000"/>
+          <w:sz w:val="24"/>
+        </w:rPr>
+        <w:t xml:space="preserve"> </w:t>
+      </w:r>
+      <w:r>
+        <w:rPr>
+          <w:rFonts w:ascii="Times New Roman" w:hAnsi="Times New Roman" w:eastAsia="SimSun"/>
+          <w:b w:val="0"/>
+          <w:color w:val="000000"/>
+          <w:sz w:val="24"/>
         </w:rPr>
         <w:t xml:space="preserve">时，这对极点穿过虚轴，交点约为</w:t>
       </w:r>
       <w:r>
         <w:rPr>
-          <w:rFonts w:ascii="Microsoft YaHei" w:hAnsi="Microsoft YaHei" w:eastAsia="Microsoft YaHei"/>
+          <w:rFonts w:ascii="Times New Roman" w:hAnsi="Times New Roman" w:eastAsia="SimSun"/>
+          <w:b w:val="0"/>
+          <w:color w:val="000000"/>
+          <w:sz w:val="24"/>
         </w:rPr>
         <w:t xml:space="preserve"> </w:t>
       </w:r>
@@ -962,7 +1190,10 @@
       </m:oMath>
       <w:r>
         <w:rPr>
-          <w:rFonts w:ascii="Microsoft YaHei" w:hAnsi="Microsoft YaHei" w:eastAsia="Microsoft YaHei"/>
+          <w:rFonts w:ascii="Times New Roman" w:hAnsi="Times New Roman" w:eastAsia="SimSun"/>
+          <w:b w:val="0"/>
+          <w:color w:val="000000"/>
+          <w:sz w:val="24"/>
         </w:rPr>
         <w:t xml:space="preserve">。</w:t>
       </w:r>
@@ -974,16 +1205,24 @@
           <w:numId w:val="1002"/>
         </w:numPr>
         <w:pStyle w:val="Compact"/>
-      </w:pPr>
-      <w:r>
-        <w:rPr>
-          <w:rFonts w:ascii="Microsoft YaHei" w:hAnsi="Microsoft YaHei" w:eastAsia="Microsoft YaHei"/>
+        <w:spacing w:line="240" w:lineRule="auto" w:before="0" w:after="80"/>
+        <w:ind w:firstLine="480"/>
+      </w:pPr>
+      <w:r>
+        <w:rPr>
+          <w:rFonts w:ascii="Times New Roman" w:hAnsi="Times New Roman" w:eastAsia="SimSun"/>
+          <w:b w:val="0"/>
+          <w:color w:val="000000"/>
+          <w:sz w:val="24"/>
         </w:rPr>
         <w:t xml:space="preserve">当</w:t>
       </w:r>
       <w:r>
         <w:rPr>
-          <w:rFonts w:ascii="Microsoft YaHei" w:hAnsi="Microsoft YaHei" w:eastAsia="Microsoft YaHei"/>
+          <w:rFonts w:ascii="Times New Roman" w:hAnsi="Times New Roman" w:eastAsia="SimSun"/>
+          <w:b w:val="0"/>
+          <w:color w:val="000000"/>
+          <w:sz w:val="24"/>
         </w:rPr>
         <w:t xml:space="preserve"> </w:t>
       </w:r>
@@ -1012,13 +1251,19 @@
       </m:oMath>
       <w:r>
         <w:rPr>
-          <w:rFonts w:ascii="Microsoft YaHei" w:hAnsi="Microsoft YaHei" w:eastAsia="Microsoft YaHei"/>
-        </w:rPr>
-        <w:t xml:space="preserve"> </w:t>
-      </w:r>
-      <w:r>
-        <w:rPr>
-          <w:rFonts w:ascii="Microsoft YaHei" w:hAnsi="Microsoft YaHei" w:eastAsia="Microsoft YaHei"/>
+          <w:rFonts w:ascii="Times New Roman" w:hAnsi="Times New Roman" w:eastAsia="SimSun"/>
+          <w:b w:val="0"/>
+          <w:color w:val="000000"/>
+          <w:sz w:val="24"/>
+        </w:rPr>
+        <w:t xml:space="preserve"> </w:t>
+      </w:r>
+      <w:r>
+        <w:rPr>
+          <w:rFonts w:ascii="Times New Roman" w:hAnsi="Times New Roman" w:eastAsia="SimSun"/>
+          <w:b w:val="0"/>
+          <w:color w:val="000000"/>
+          <w:sz w:val="24"/>
         </w:rPr>
         <w:t xml:space="preserve">时，这对共轭极点进入右半平面。</w:t>
       </w:r>
@@ -1030,10 +1275,15 @@
           <w:numId w:val="1002"/>
         </w:numPr>
         <w:pStyle w:val="Compact"/>
-      </w:pPr>
-      <w:r>
-        <w:rPr>
-          <w:rFonts w:ascii="Microsoft YaHei" w:hAnsi="Microsoft YaHei" w:eastAsia="Microsoft YaHei"/>
+        <w:spacing w:line="240" w:lineRule="auto" w:before="0" w:after="80"/>
+        <w:ind w:firstLine="480"/>
+      </w:pPr>
+      <w:r>
+        <w:rPr>
+          <w:rFonts w:ascii="Times New Roman" w:hAnsi="Times New Roman" w:eastAsia="SimSun"/>
+          <w:b w:val="0"/>
+          <w:color w:val="000000"/>
+          <w:sz w:val="24"/>
         </w:rPr>
         <w:t xml:space="preserve">从主图读得两组代表性点：</w:t>
       </w:r>
@@ -1045,16 +1295,24 @@
           <w:numId w:val="1003"/>
         </w:numPr>
         <w:pStyle w:val="Compact"/>
-      </w:pPr>
-      <w:r>
-        <w:rPr>
-          <w:rFonts w:ascii="Microsoft YaHei" w:hAnsi="Microsoft YaHei" w:eastAsia="Microsoft YaHei"/>
+        <w:spacing w:line="240" w:lineRule="auto" w:before="0" w:after="80"/>
+        <w:ind w:firstLine="480"/>
+      </w:pPr>
+      <w:r>
+        <w:rPr>
+          <w:rFonts w:ascii="Times New Roman" w:hAnsi="Times New Roman" w:eastAsia="SimSun"/>
+          <w:b w:val="0"/>
+          <w:color w:val="000000"/>
+          <w:sz w:val="24"/>
         </w:rPr>
         <w:t xml:space="preserve">当</w:t>
       </w:r>
       <w:r>
         <w:rPr>
-          <w:rFonts w:ascii="Microsoft YaHei" w:hAnsi="Microsoft YaHei" w:eastAsia="Microsoft YaHei"/>
+          <w:rFonts w:ascii="Times New Roman" w:hAnsi="Times New Roman" w:eastAsia="SimSun"/>
+          <w:b w:val="0"/>
+          <w:color w:val="000000"/>
+          <w:sz w:val="24"/>
         </w:rPr>
         <w:t xml:space="preserve"> </w:t>
       </w:r>
@@ -1083,19 +1341,28 @@
       </m:oMath>
       <w:r>
         <w:rPr>
-          <w:rFonts w:ascii="Microsoft YaHei" w:hAnsi="Microsoft YaHei" w:eastAsia="Microsoft YaHei"/>
-        </w:rPr>
-        <w:t xml:space="preserve"> </w:t>
-      </w:r>
-      <w:r>
-        <w:rPr>
-          <w:rFonts w:ascii="Microsoft YaHei" w:hAnsi="Microsoft YaHei" w:eastAsia="Microsoft YaHei"/>
+          <w:rFonts w:ascii="Times New Roman" w:hAnsi="Times New Roman" w:eastAsia="SimSun"/>
+          <w:b w:val="0"/>
+          <w:color w:val="000000"/>
+          <w:sz w:val="24"/>
+        </w:rPr>
+        <w:t xml:space="preserve"> </w:t>
+      </w:r>
+      <w:r>
+        <w:rPr>
+          <w:rFonts w:ascii="Times New Roman" w:hAnsi="Times New Roman" w:eastAsia="SimSun"/>
+          <w:b w:val="0"/>
+          <w:color w:val="000000"/>
+          <w:sz w:val="24"/>
         </w:rPr>
         <w:t xml:space="preserve">时，主导极点约为</w:t>
       </w:r>
       <w:r>
         <w:rPr>
-          <w:rFonts w:ascii="Microsoft YaHei" w:hAnsi="Microsoft YaHei" w:eastAsia="Microsoft YaHei"/>
+          <w:rFonts w:ascii="Times New Roman" w:hAnsi="Times New Roman" w:eastAsia="SimSun"/>
+          <w:b w:val="0"/>
+          <w:color w:val="000000"/>
+          <w:sz w:val="24"/>
         </w:rPr>
         <w:t xml:space="preserve"> </w:t>
       </w:r>
@@ -1151,7 +1418,10 @@
       </m:oMath>
       <w:r>
         <w:rPr>
-          <w:rFonts w:ascii="Microsoft YaHei" w:hAnsi="Microsoft YaHei" w:eastAsia="Microsoft YaHei"/>
+          <w:rFonts w:ascii="Times New Roman" w:hAnsi="Times New Roman" w:eastAsia="SimSun"/>
+          <w:b w:val="0"/>
+          <w:color w:val="000000"/>
+          <w:sz w:val="24"/>
         </w:rPr>
         <w:t xml:space="preserve">；</w:t>
       </w:r>
@@ -1163,16 +1433,24 @@
           <w:numId w:val="1003"/>
         </w:numPr>
         <w:pStyle w:val="Compact"/>
-      </w:pPr>
-      <w:r>
-        <w:rPr>
-          <w:rFonts w:ascii="Microsoft YaHei" w:hAnsi="Microsoft YaHei" w:eastAsia="Microsoft YaHei"/>
+        <w:spacing w:line="240" w:lineRule="auto" w:before="0" w:after="80"/>
+        <w:ind w:firstLine="480"/>
+      </w:pPr>
+      <w:r>
+        <w:rPr>
+          <w:rFonts w:ascii="Times New Roman" w:hAnsi="Times New Roman" w:eastAsia="SimSun"/>
+          <w:b w:val="0"/>
+          <w:color w:val="000000"/>
+          <w:sz w:val="24"/>
         </w:rPr>
         <w:t xml:space="preserve">当</w:t>
       </w:r>
       <w:r>
         <w:rPr>
-          <w:rFonts w:ascii="Microsoft YaHei" w:hAnsi="Microsoft YaHei" w:eastAsia="Microsoft YaHei"/>
+          <w:rFonts w:ascii="Times New Roman" w:hAnsi="Times New Roman" w:eastAsia="SimSun"/>
+          <w:b w:val="0"/>
+          <w:color w:val="000000"/>
+          <w:sz w:val="24"/>
         </w:rPr>
         <w:t xml:space="preserve"> </w:t>
       </w:r>
@@ -1201,19 +1479,28 @@
       </m:oMath>
       <w:r>
         <w:rPr>
-          <w:rFonts w:ascii="Microsoft YaHei" w:hAnsi="Microsoft YaHei" w:eastAsia="Microsoft YaHei"/>
-        </w:rPr>
-        <w:t xml:space="preserve"> </w:t>
-      </w:r>
-      <w:r>
-        <w:rPr>
-          <w:rFonts w:ascii="Microsoft YaHei" w:hAnsi="Microsoft YaHei" w:eastAsia="Microsoft YaHei"/>
+          <w:rFonts w:ascii="Times New Roman" w:hAnsi="Times New Roman" w:eastAsia="SimSun"/>
+          <w:b w:val="0"/>
+          <w:color w:val="000000"/>
+          <w:sz w:val="24"/>
+        </w:rPr>
+        <w:t xml:space="preserve"> </w:t>
+      </w:r>
+      <w:r>
+        <w:rPr>
+          <w:rFonts w:ascii="Times New Roman" w:hAnsi="Times New Roman" w:eastAsia="SimSun"/>
+          <w:b w:val="0"/>
+          <w:color w:val="000000"/>
+          <w:sz w:val="24"/>
         </w:rPr>
         <w:t xml:space="preserve">时，主导极点约为</w:t>
       </w:r>
       <w:r>
         <w:rPr>
-          <w:rFonts w:ascii="Microsoft YaHei" w:hAnsi="Microsoft YaHei" w:eastAsia="Microsoft YaHei"/>
+          <w:rFonts w:ascii="Times New Roman" w:hAnsi="Times New Roman" w:eastAsia="SimSun"/>
+          <w:b w:val="0"/>
+          <w:color w:val="000000"/>
+          <w:sz w:val="24"/>
         </w:rPr>
         <w:t xml:space="preserve"> </w:t>
       </w:r>
@@ -1269,7 +1556,10 @@
       </m:oMath>
       <w:r>
         <w:rPr>
-          <w:rFonts w:ascii="Microsoft YaHei" w:hAnsi="Microsoft YaHei" w:eastAsia="Microsoft YaHei"/>
+          <w:rFonts w:ascii="Times New Roman" w:hAnsi="Times New Roman" w:eastAsia="SimSun"/>
+          <w:b w:val="0"/>
+          <w:color w:val="000000"/>
+          <w:sz w:val="24"/>
         </w:rPr>
         <w:t xml:space="preserve">。</w:t>
       </w:r>
@@ -1277,10 +1567,15 @@
     <w:p>
       <w:pPr>
         <w:pStyle w:val="FirstParagraph"/>
-      </w:pPr>
-      <w:r>
-        <w:rPr>
-          <w:rFonts w:ascii="Microsoft YaHei" w:hAnsi="Microsoft YaHei" w:eastAsia="Microsoft YaHei"/>
+        <w:spacing w:line="240" w:lineRule="auto" w:before="0" w:after="80"/>
+        <w:ind w:firstLine="480"/>
+      </w:pPr>
+      <w:r>
+        <w:rPr>
+          <w:rFonts w:ascii="Times New Roman" w:hAnsi="Times New Roman" w:eastAsia="SimSun"/>
+          <w:b w:val="0"/>
+          <w:color w:val="000000"/>
+          <w:sz w:val="24"/>
         </w:rPr>
         <w:t xml:space="preserve">根据上述读图信息回答：</w:t>
       </w:r>
@@ -1292,16 +1587,24 @@
           <w:numId w:val="1004"/>
         </w:numPr>
         <w:pStyle w:val="Compact"/>
-      </w:pPr>
-      <w:r>
-        <w:rPr>
-          <w:rFonts w:ascii="Microsoft YaHei" w:hAnsi="Microsoft YaHei" w:eastAsia="Microsoft YaHei"/>
+        <w:spacing w:line="240" w:lineRule="auto" w:before="0" w:after="80"/>
+        <w:ind w:firstLine="480"/>
+      </w:pPr>
+      <w:r>
+        <w:rPr>
+          <w:rFonts w:ascii="Times New Roman" w:hAnsi="Times New Roman" w:eastAsia="SimSun"/>
+          <w:b w:val="0"/>
+          <w:color w:val="000000"/>
+          <w:sz w:val="24"/>
         </w:rPr>
         <w:t xml:space="preserve">写出闭环稳定的</w:t>
       </w:r>
       <w:r>
         <w:rPr>
-          <w:rFonts w:ascii="Microsoft YaHei" w:hAnsi="Microsoft YaHei" w:eastAsia="Microsoft YaHei"/>
+          <w:rFonts w:ascii="Times New Roman" w:hAnsi="Times New Roman" w:eastAsia="SimSun"/>
+          <w:b w:val="0"/>
+          <w:color w:val="000000"/>
+          <w:sz w:val="24"/>
         </w:rPr>
         <w:t xml:space="preserve"> </w:t>
       </w:r>
@@ -1321,19 +1624,28 @@
       </m:oMath>
       <w:r>
         <w:rPr>
-          <w:rFonts w:ascii="Microsoft YaHei" w:hAnsi="Microsoft YaHei" w:eastAsia="Microsoft YaHei"/>
-        </w:rPr>
-        <w:t xml:space="preserve"> </w:t>
-      </w:r>
-      <w:r>
-        <w:rPr>
-          <w:rFonts w:ascii="Microsoft YaHei" w:hAnsi="Microsoft YaHei" w:eastAsia="Microsoft YaHei"/>
+          <w:rFonts w:ascii="Times New Roman" w:hAnsi="Times New Roman" w:eastAsia="SimSun"/>
+          <w:b w:val="0"/>
+          <w:color w:val="000000"/>
+          <w:sz w:val="24"/>
+        </w:rPr>
+        <w:t xml:space="preserve"> </w:t>
+      </w:r>
+      <w:r>
+        <w:rPr>
+          <w:rFonts w:ascii="Times New Roman" w:hAnsi="Times New Roman" w:eastAsia="SimSun"/>
+          <w:b w:val="0"/>
+          <w:color w:val="000000"/>
+          <w:sz w:val="24"/>
         </w:rPr>
         <w:t xml:space="preserve">取值窗口，并换算为实际控制器增益</w:t>
       </w:r>
       <w:r>
         <w:rPr>
-          <w:rFonts w:ascii="Microsoft YaHei" w:hAnsi="Microsoft YaHei" w:eastAsia="Microsoft YaHei"/>
+          <w:rFonts w:ascii="Times New Roman" w:hAnsi="Times New Roman" w:eastAsia="SimSun"/>
+          <w:b w:val="0"/>
+          <w:color w:val="000000"/>
+          <w:sz w:val="24"/>
         </w:rPr>
         <w:t xml:space="preserve"> </w:t>
       </w:r>
@@ -1353,13 +1665,19 @@
       </m:oMath>
       <w:r>
         <w:rPr>
-          <w:rFonts w:ascii="Microsoft YaHei" w:hAnsi="Microsoft YaHei" w:eastAsia="Microsoft YaHei"/>
-        </w:rPr>
-        <w:t xml:space="preserve"> </w:t>
-      </w:r>
-      <w:r>
-        <w:rPr>
-          <w:rFonts w:ascii="Microsoft YaHei" w:hAnsi="Microsoft YaHei" w:eastAsia="Microsoft YaHei"/>
+          <w:rFonts w:ascii="Times New Roman" w:hAnsi="Times New Roman" w:eastAsia="SimSun"/>
+          <w:b w:val="0"/>
+          <w:color w:val="000000"/>
+          <w:sz w:val="24"/>
+        </w:rPr>
+        <w:t xml:space="preserve"> </w:t>
+      </w:r>
+      <w:r>
+        <w:rPr>
+          <w:rFonts w:ascii="Times New Roman" w:hAnsi="Times New Roman" w:eastAsia="SimSun"/>
+          <w:b w:val="0"/>
+          <w:color w:val="000000"/>
+          <w:sz w:val="24"/>
         </w:rPr>
         <w:t xml:space="preserve">的稳定窗口。</w:t>
       </w:r>
@@ -1371,16 +1689,24 @@
           <w:numId w:val="1004"/>
         </w:numPr>
         <w:pStyle w:val="Compact"/>
-      </w:pPr>
-      <w:r>
-        <w:rPr>
-          <w:rFonts w:ascii="Microsoft YaHei" w:hAnsi="Microsoft YaHei" w:eastAsia="Microsoft YaHei"/>
+        <w:spacing w:line="240" w:lineRule="auto" w:before="0" w:after="80"/>
+        <w:ind w:firstLine="480"/>
+      </w:pPr>
+      <w:r>
+        <w:rPr>
+          <w:rFonts w:ascii="Times New Roman" w:hAnsi="Times New Roman" w:eastAsia="SimSun"/>
+          <w:b w:val="0"/>
+          <w:color w:val="000000"/>
+          <w:sz w:val="24"/>
         </w:rPr>
         <w:t xml:space="preserve">若工程上要求“工作增益不超过稳定边界的 80%”，求允许的</w:t>
       </w:r>
       <w:r>
         <w:rPr>
-          <w:rFonts w:ascii="Microsoft YaHei" w:hAnsi="Microsoft YaHei" w:eastAsia="Microsoft YaHei"/>
+          <w:rFonts w:ascii="Times New Roman" w:hAnsi="Times New Roman" w:eastAsia="SimSun"/>
+          <w:b w:val="0"/>
+          <w:color w:val="000000"/>
+          <w:sz w:val="24"/>
         </w:rPr>
         <w:t xml:space="preserve"> </w:t>
       </w:r>
@@ -1400,13 +1726,19 @@
       </m:oMath>
       <w:r>
         <w:rPr>
-          <w:rFonts w:ascii="Microsoft YaHei" w:hAnsi="Microsoft YaHei" w:eastAsia="Microsoft YaHei"/>
-        </w:rPr>
-        <w:t xml:space="preserve"> </w:t>
-      </w:r>
-      <w:r>
-        <w:rPr>
-          <w:rFonts w:ascii="Microsoft YaHei" w:hAnsi="Microsoft YaHei" w:eastAsia="Microsoft YaHei"/>
+          <w:rFonts w:ascii="Times New Roman" w:hAnsi="Times New Roman" w:eastAsia="SimSun"/>
+          <w:b w:val="0"/>
+          <w:color w:val="000000"/>
+          <w:sz w:val="24"/>
+        </w:rPr>
+        <w:t xml:space="preserve"> </w:t>
+      </w:r>
+      <w:r>
+        <w:rPr>
+          <w:rFonts w:ascii="Times New Roman" w:hAnsi="Times New Roman" w:eastAsia="SimSun"/>
+          <w:b w:val="0"/>
+          <w:color w:val="000000"/>
+          <w:sz w:val="24"/>
         </w:rPr>
         <w:t xml:space="preserve">上限。</w:t>
       </w:r>
@@ -1418,16 +1750,24 @@
           <w:numId w:val="1004"/>
         </w:numPr>
         <w:pStyle w:val="Compact"/>
-      </w:pPr>
-      <w:r>
-        <w:rPr>
-          <w:rFonts w:ascii="Microsoft YaHei" w:hAnsi="Microsoft YaHei" w:eastAsia="Microsoft YaHei"/>
+        <w:spacing w:line="240" w:lineRule="auto" w:before="0" w:after="80"/>
+        <w:ind w:firstLine="480"/>
+      </w:pPr>
+      <w:r>
+        <w:rPr>
+          <w:rFonts w:ascii="Times New Roman" w:hAnsi="Times New Roman" w:eastAsia="SimSun"/>
+          <w:b w:val="0"/>
+          <w:color w:val="000000"/>
+          <w:sz w:val="24"/>
         </w:rPr>
         <w:t xml:space="preserve">现把控制器增益从</w:t>
       </w:r>
       <w:r>
         <w:rPr>
-          <w:rFonts w:ascii="Microsoft YaHei" w:hAnsi="Microsoft YaHei" w:eastAsia="Microsoft YaHei"/>
+          <w:rFonts w:ascii="Times New Roman" w:hAnsi="Times New Roman" w:eastAsia="SimSun"/>
+          <w:b w:val="0"/>
+          <w:color w:val="000000"/>
+          <w:sz w:val="24"/>
         </w:rPr>
         <w:t xml:space="preserve"> </w:t>
       </w:r>
@@ -1456,19 +1796,28 @@
       </m:oMath>
       <w:r>
         <w:rPr>
-          <w:rFonts w:ascii="Microsoft YaHei" w:hAnsi="Microsoft YaHei" w:eastAsia="Microsoft YaHei"/>
-        </w:rPr>
-        <w:t xml:space="preserve"> </w:t>
-      </w:r>
-      <w:r>
-        <w:rPr>
-          <w:rFonts w:ascii="Microsoft YaHei" w:hAnsi="Microsoft YaHei" w:eastAsia="Microsoft YaHei"/>
+          <w:rFonts w:ascii="Times New Roman" w:hAnsi="Times New Roman" w:eastAsia="SimSun"/>
+          <w:b w:val="0"/>
+          <w:color w:val="000000"/>
+          <w:sz w:val="24"/>
+        </w:rPr>
+        <w:t xml:space="preserve"> </w:t>
+      </w:r>
+      <w:r>
+        <w:rPr>
+          <w:rFonts w:ascii="Times New Roman" w:hAnsi="Times New Roman" w:eastAsia="SimSun"/>
+          <w:b w:val="0"/>
+          <w:color w:val="000000"/>
+          <w:sz w:val="24"/>
         </w:rPr>
         <w:t xml:space="preserve">增大到</w:t>
       </w:r>
       <w:r>
         <w:rPr>
-          <w:rFonts w:ascii="Microsoft YaHei" w:hAnsi="Microsoft YaHei" w:eastAsia="Microsoft YaHei"/>
+          <w:rFonts w:ascii="Times New Roman" w:hAnsi="Times New Roman" w:eastAsia="SimSun"/>
+          <w:b w:val="0"/>
+          <w:color w:val="000000"/>
+          <w:sz w:val="24"/>
         </w:rPr>
         <w:t xml:space="preserve"> </w:t>
       </w:r>
@@ -1497,7 +1846,10 @@
       </m:oMath>
       <w:r>
         <w:rPr>
-          <w:rFonts w:ascii="Microsoft YaHei" w:hAnsi="Microsoft YaHei" w:eastAsia="Microsoft YaHei"/>
+          <w:rFonts w:ascii="Times New Roman" w:hAnsi="Times New Roman" w:eastAsia="SimSun"/>
+          <w:b w:val="0"/>
+          <w:color w:val="000000"/>
+          <w:sz w:val="24"/>
         </w:rPr>
         <w:t xml:space="preserve">。说明根轨迹上的极点总体向哪个方向迁移，并结合题中给出的读点，解释闭环响应在振荡程度、超调趋势和衰减快慢上的变化。</w:t>
       </w:r>
@@ -1505,18 +1857,30 @@
     <w:p>
       <w:pPr>
         <w:pStyle w:val="FirstParagraph"/>
-      </w:pPr>
-      <w:r>
-        <w:rPr>
-          <w:rFonts w:ascii="Microsoft YaHei" w:hAnsi="Microsoft YaHei" w:eastAsia="Microsoft YaHei"/>
+        <w:spacing w:line="240" w:lineRule="auto" w:before="0" w:after="80"/>
+        <w:ind w:firstLine="480"/>
+      </w:pPr>
+      <w:r>
+        <w:rPr>
+          <w:rFonts w:ascii="Times New Roman" w:hAnsi="Times New Roman" w:eastAsia="SimSun"/>
+          <w:b w:val="0"/>
+          <w:color w:val="000000"/>
+          <w:sz w:val="24"/>
         </w:rPr>
         <w:t xml:space="preserve">说明：本题只需按给定信息读图、换算并解释，不需要补画根轨迹。</w:t>
       </w:r>
     </w:p>
     <w:p>
-      <w:r>
-        <w:rPr>
-          <w:rFonts w:ascii="Microsoft YaHei" w:hAnsi="Microsoft YaHei" w:eastAsia="Microsoft YaHei"/>
+      <w:pPr>
+        <w:spacing w:line="240" w:lineRule="auto" w:before="0" w:after="80"/>
+        <w:ind w:firstLine="0"/>
+      </w:pPr>
+      <w:r>
+        <w:rPr>
+          <w:rFonts w:ascii="Times New Roman" w:hAnsi="Times New Roman" w:eastAsia="SimSun"/>
+          <w:b w:val="0"/>
+          <w:color w:val="000000"/>
+          <w:sz w:val="24"/>
         </w:rPr>
         <w:pict>
           <v:rect style="width:0;height:1.5pt" o:hralign="center" o:hrstd="t" o:hr="t"/>
@@ -1528,10 +1892,15 @@
     <w:p>
       <w:pPr>
         <w:pStyle w:val="Heading2"/>
-      </w:pPr>
-      <w:r>
-        <w:rPr>
-          <w:rFonts w:ascii="Microsoft YaHei" w:hAnsi="Microsoft YaHei" w:eastAsia="Microsoft YaHei"/>
+        <w:spacing w:line="240" w:lineRule="auto" w:before="0" w:after="80"/>
+        <w:ind w:firstLine="0"/>
+      </w:pPr>
+      <w:r>
+        <w:rPr>
+          <w:rFonts w:ascii="Times New Roman" w:hAnsi="Times New Roman" w:eastAsia="SimSun"/>
+          <w:b/>
+          <w:color w:val="000000"/>
+          <w:sz w:val="28"/>
         </w:rPr>
         <w:t xml:space="preserve">T3-3 稳定与动态冲突下的判断（20分）</w:t>
       </w:r>
@@ -1539,10 +1908,15 @@
     <w:p>
       <w:pPr>
         <w:pStyle w:val="FirstParagraph"/>
-      </w:pPr>
-      <w:r>
-        <w:rPr>
-          <w:rFonts w:ascii="Microsoft YaHei" w:hAnsi="Microsoft YaHei" w:eastAsia="Microsoft YaHei"/>
+        <w:spacing w:line="240" w:lineRule="auto" w:before="0" w:after="80"/>
+        <w:ind w:firstLine="480"/>
+      </w:pPr>
+      <w:r>
+        <w:rPr>
+          <w:rFonts w:ascii="Times New Roman" w:hAnsi="Times New Roman" w:eastAsia="SimSun"/>
+          <w:b w:val="0"/>
+          <w:color w:val="000000"/>
+          <w:sz w:val="24"/>
         </w:rPr>
         <w:t xml:space="preserve">【结构化判断题】</w:t>
       </w:r>
@@ -1550,16 +1924,24 @@
     <w:p>
       <w:pPr>
         <w:pStyle w:val="BodyText"/>
-      </w:pPr>
-      <w:r>
-        <w:rPr>
-          <w:rFonts w:ascii="Microsoft YaHei" w:hAnsi="Microsoft YaHei" w:eastAsia="Microsoft YaHei"/>
+        <w:spacing w:line="240" w:lineRule="auto" w:before="0" w:after="80"/>
+        <w:ind w:firstLine="480"/>
+      </w:pPr>
+      <w:r>
+        <w:rPr>
+          <w:rFonts w:ascii="Times New Roman" w:hAnsi="Times New Roman" w:eastAsia="SimSun"/>
+          <w:b w:val="0"/>
+          <w:color w:val="000000"/>
+          <w:sz w:val="24"/>
         </w:rPr>
         <w:t xml:space="preserve">某单位负反馈系统仅通过比例增益</w:t>
       </w:r>
       <w:r>
         <w:rPr>
-          <w:rFonts w:ascii="Microsoft YaHei" w:hAnsi="Microsoft YaHei" w:eastAsia="Microsoft YaHei"/>
+          <w:rFonts w:ascii="Times New Roman" w:hAnsi="Times New Roman" w:eastAsia="SimSun"/>
+          <w:b w:val="0"/>
+          <w:color w:val="000000"/>
+          <w:sz w:val="24"/>
         </w:rPr>
         <w:t xml:space="preserve"> </w:t>
       </w:r>
@@ -1570,19 +1952,28 @@
       </m:oMath>
       <w:r>
         <w:rPr>
-          <w:rFonts w:ascii="Microsoft YaHei" w:hAnsi="Microsoft YaHei" w:eastAsia="Microsoft YaHei"/>
-        </w:rPr>
-        <w:t xml:space="preserve"> </w:t>
-      </w:r>
-      <w:r>
-        <w:rPr>
-          <w:rFonts w:ascii="Microsoft YaHei" w:hAnsi="Microsoft YaHei" w:eastAsia="Microsoft YaHei"/>
+          <w:rFonts w:ascii="Times New Roman" w:hAnsi="Times New Roman" w:eastAsia="SimSun"/>
+          <w:b w:val="0"/>
+          <w:color w:val="000000"/>
+          <w:sz w:val="24"/>
+        </w:rPr>
+        <w:t xml:space="preserve"> </w:t>
+      </w:r>
+      <w:r>
+        <w:rPr>
+          <w:rFonts w:ascii="Times New Roman" w:hAnsi="Times New Roman" w:eastAsia="SimSun"/>
+          <w:b w:val="0"/>
+          <w:color w:val="000000"/>
+          <w:sz w:val="24"/>
         </w:rPr>
         <w:t xml:space="preserve">调整闭环性能。已知根轨迹在</w:t>
       </w:r>
       <w:r>
         <w:rPr>
-          <w:rFonts w:ascii="Microsoft YaHei" w:hAnsi="Microsoft YaHei" w:eastAsia="Microsoft YaHei"/>
+          <w:rFonts w:ascii="Times New Roman" w:hAnsi="Times New Roman" w:eastAsia="SimSun"/>
+          <w:b w:val="0"/>
+          <w:color w:val="000000"/>
+          <w:sz w:val="24"/>
         </w:rPr>
         <w:t xml:space="preserve"> </w:t>
       </w:r>
@@ -1602,19 +1993,28 @@
       </m:oMath>
       <w:r>
         <w:rPr>
-          <w:rFonts w:ascii="Microsoft YaHei" w:hAnsi="Microsoft YaHei" w:eastAsia="Microsoft YaHei"/>
-        </w:rPr>
-        <w:t xml:space="preserve"> </w:t>
-      </w:r>
-      <w:r>
-        <w:rPr>
-          <w:rFonts w:ascii="Microsoft YaHei" w:hAnsi="Microsoft YaHei" w:eastAsia="Microsoft YaHei"/>
+          <w:rFonts w:ascii="Times New Roman" w:hAnsi="Times New Roman" w:eastAsia="SimSun"/>
+          <w:b w:val="0"/>
+          <w:color w:val="000000"/>
+          <w:sz w:val="24"/>
+        </w:rPr>
+        <w:t xml:space="preserve"> </w:t>
+      </w:r>
+      <w:r>
+        <w:rPr>
+          <w:rFonts w:ascii="Times New Roman" w:hAnsi="Times New Roman" w:eastAsia="SimSun"/>
+          <w:b w:val="0"/>
+          <w:color w:val="000000"/>
+          <w:sz w:val="24"/>
         </w:rPr>
         <w:t xml:space="preserve">时与虚轴相交，继续增大</w:t>
       </w:r>
       <w:r>
         <w:rPr>
-          <w:rFonts w:ascii="Microsoft YaHei" w:hAnsi="Microsoft YaHei" w:eastAsia="Microsoft YaHei"/>
+          <w:rFonts w:ascii="Times New Roman" w:hAnsi="Times New Roman" w:eastAsia="SimSun"/>
+          <w:b w:val="0"/>
+          <w:color w:val="000000"/>
+          <w:sz w:val="24"/>
         </w:rPr>
         <w:t xml:space="preserve"> </w:t>
       </w:r>
@@ -1625,19 +2025,28 @@
       </m:oMath>
       <w:r>
         <w:rPr>
-          <w:rFonts w:ascii="Microsoft YaHei" w:hAnsi="Microsoft YaHei" w:eastAsia="Microsoft YaHei"/>
-        </w:rPr>
-        <w:t xml:space="preserve"> </w:t>
-      </w:r>
-      <w:r>
-        <w:rPr>
-          <w:rFonts w:ascii="Microsoft YaHei" w:hAnsi="Microsoft YaHei" w:eastAsia="Microsoft YaHei"/>
+          <w:rFonts w:ascii="Times New Roman" w:hAnsi="Times New Roman" w:eastAsia="SimSun"/>
+          <w:b w:val="0"/>
+          <w:color w:val="000000"/>
+          <w:sz w:val="24"/>
+        </w:rPr>
+        <w:t xml:space="preserve"> </w:t>
+      </w:r>
+      <w:r>
+        <w:rPr>
+          <w:rFonts w:ascii="Times New Roman" w:hAnsi="Times New Roman" w:eastAsia="SimSun"/>
+          <w:b w:val="0"/>
+          <w:color w:val="000000"/>
+          <w:sz w:val="24"/>
         </w:rPr>
         <w:t xml:space="preserve">将失稳；随着</w:t>
       </w:r>
       <w:r>
         <w:rPr>
-          <w:rFonts w:ascii="Microsoft YaHei" w:hAnsi="Microsoft YaHei" w:eastAsia="Microsoft YaHei"/>
+          <w:rFonts w:ascii="Times New Roman" w:hAnsi="Times New Roman" w:eastAsia="SimSun"/>
+          <w:b w:val="0"/>
+          <w:color w:val="000000"/>
+          <w:sz w:val="24"/>
         </w:rPr>
         <w:t xml:space="preserve"> </w:t>
       </w:r>
@@ -1648,19 +2057,28 @@
       </m:oMath>
       <w:r>
         <w:rPr>
-          <w:rFonts w:ascii="Microsoft YaHei" w:hAnsi="Microsoft YaHei" w:eastAsia="Microsoft YaHei"/>
-        </w:rPr>
-        <w:t xml:space="preserve"> </w:t>
-      </w:r>
-      <w:r>
-        <w:rPr>
-          <w:rFonts w:ascii="Microsoft YaHei" w:hAnsi="Microsoft YaHei" w:eastAsia="Microsoft YaHei"/>
+          <w:rFonts w:ascii="Times New Roman" w:hAnsi="Times New Roman" w:eastAsia="SimSun"/>
+          <w:b w:val="0"/>
+          <w:color w:val="000000"/>
+          <w:sz w:val="24"/>
+        </w:rPr>
+        <w:t xml:space="preserve"> </w:t>
+      </w:r>
+      <w:r>
+        <w:rPr>
+          <w:rFonts w:ascii="Times New Roman" w:hAnsi="Times New Roman" w:eastAsia="SimSun"/>
+          <w:b w:val="0"/>
+          <w:color w:val="000000"/>
+          <w:sz w:val="24"/>
         </w:rPr>
         <w:t xml:space="preserve">从</w:t>
       </w:r>
       <w:r>
         <w:rPr>
-          <w:rFonts w:ascii="Microsoft YaHei" w:hAnsi="Microsoft YaHei" w:eastAsia="Microsoft YaHei"/>
+          <w:rFonts w:ascii="Times New Roman" w:hAnsi="Times New Roman" w:eastAsia="SimSun"/>
+          <w:b w:val="0"/>
+          <w:color w:val="000000"/>
+          <w:sz w:val="24"/>
         </w:rPr>
         <w:t xml:space="preserve"> </w:t>
       </w:r>
@@ -1671,19 +2089,28 @@
       </m:oMath>
       <w:r>
         <w:rPr>
-          <w:rFonts w:ascii="Microsoft YaHei" w:hAnsi="Microsoft YaHei" w:eastAsia="Microsoft YaHei"/>
-        </w:rPr>
-        <w:t xml:space="preserve"> </w:t>
-      </w:r>
-      <w:r>
-        <w:rPr>
-          <w:rFonts w:ascii="Microsoft YaHei" w:hAnsi="Microsoft YaHei" w:eastAsia="Microsoft YaHei"/>
+          <w:rFonts w:ascii="Times New Roman" w:hAnsi="Times New Roman" w:eastAsia="SimSun"/>
+          <w:b w:val="0"/>
+          <w:color w:val="000000"/>
+          <w:sz w:val="24"/>
+        </w:rPr>
+        <w:t xml:space="preserve"> </w:t>
+      </w:r>
+      <w:r>
+        <w:rPr>
+          <w:rFonts w:ascii="Times New Roman" w:hAnsi="Times New Roman" w:eastAsia="SimSun"/>
+          <w:b w:val="0"/>
+          <w:color w:val="000000"/>
+          <w:sz w:val="24"/>
         </w:rPr>
         <w:t xml:space="preserve">增大到</w:t>
       </w:r>
       <w:r>
         <w:rPr>
-          <w:rFonts w:ascii="Microsoft YaHei" w:hAnsi="Microsoft YaHei" w:eastAsia="Microsoft YaHei"/>
+          <w:rFonts w:ascii="Times New Roman" w:hAnsi="Times New Roman" w:eastAsia="SimSun"/>
+          <w:b w:val="0"/>
+          <w:color w:val="000000"/>
+          <w:sz w:val="24"/>
         </w:rPr>
         <w:t xml:space="preserve"> </w:t>
       </w:r>
@@ -1694,7 +2121,10 @@
       </m:oMath>
       <w:r>
         <w:rPr>
-          <w:rFonts w:ascii="Microsoft YaHei" w:hAnsi="Microsoft YaHei" w:eastAsia="Microsoft YaHei"/>
+          <w:rFonts w:ascii="Times New Roman" w:hAnsi="Times New Roman" w:eastAsia="SimSun"/>
+          <w:b w:val="0"/>
+          <w:color w:val="000000"/>
+          <w:sz w:val="24"/>
         </w:rPr>
         <w:t xml:space="preserve">，主导极点逐步向虚轴靠近，振荡趋势增强。若无特殊说明，下表中的调节时间与超调量按同一口径统计。</w:t>
       </w:r>
@@ -1702,10 +2132,15 @@
     <w:p>
       <w:pPr>
         <w:pStyle w:val="BodyText"/>
-      </w:pPr>
-      <w:r>
-        <w:rPr>
-          <w:rFonts w:ascii="Microsoft YaHei" w:hAnsi="Microsoft YaHei" w:eastAsia="Microsoft YaHei"/>
+        <w:spacing w:line="240" w:lineRule="auto" w:before="0" w:after="80"/>
+        <w:ind w:firstLine="480"/>
+      </w:pPr>
+      <w:r>
+        <w:rPr>
+          <w:rFonts w:ascii="Times New Roman" w:hAnsi="Times New Roman" w:eastAsia="SimSun"/>
+          <w:b w:val="0"/>
+          <w:color w:val="000000"/>
+          <w:sz w:val="24"/>
         </w:rPr>
         <w:t xml:space="preserve">候选闭环数据：</w:t>
       </w:r>
@@ -1717,6 +2152,8 @@
           <w:numId w:val="1005"/>
         </w:numPr>
         <w:pStyle w:val="Compact"/>
+        <w:spacing w:line="240" w:lineRule="auto" w:before="0" w:after="80"/>
+        <w:ind w:firstLine="480"/>
       </w:pPr>
       <m:oMath>
         <m:r>
@@ -1734,13 +2171,19 @@
       </m:oMath>
       <w:r>
         <w:rPr>
-          <w:rFonts w:ascii="Microsoft YaHei" w:hAnsi="Microsoft YaHei" w:eastAsia="Microsoft YaHei"/>
+          <w:rFonts w:ascii="Times New Roman" w:hAnsi="Times New Roman" w:eastAsia="SimSun"/>
+          <w:b w:val="0"/>
+          <w:color w:val="000000"/>
+          <w:sz w:val="24"/>
         </w:rPr>
         <w:t xml:space="preserve">，主导极点为</w:t>
       </w:r>
       <w:r>
         <w:rPr>
-          <w:rFonts w:ascii="Microsoft YaHei" w:hAnsi="Microsoft YaHei" w:eastAsia="Microsoft YaHei"/>
+          <w:rFonts w:ascii="Times New Roman" w:hAnsi="Times New Roman" w:eastAsia="SimSun"/>
+          <w:b w:val="0"/>
+          <w:color w:val="000000"/>
+          <w:sz w:val="24"/>
         </w:rPr>
         <w:t xml:space="preserve"> </w:t>
       </w:r>
@@ -1769,13 +2212,19 @@
       </m:oMath>
       <w:r>
         <w:rPr>
-          <w:rFonts w:ascii="Microsoft YaHei" w:hAnsi="Microsoft YaHei" w:eastAsia="Microsoft YaHei"/>
+          <w:rFonts w:ascii="Times New Roman" w:hAnsi="Times New Roman" w:eastAsia="SimSun"/>
+          <w:b w:val="0"/>
+          <w:color w:val="000000"/>
+          <w:sz w:val="24"/>
         </w:rPr>
         <w:t xml:space="preserve">，调节时间</w:t>
       </w:r>
       <w:r>
         <w:rPr>
-          <w:rFonts w:ascii="Microsoft YaHei" w:hAnsi="Microsoft YaHei" w:eastAsia="Microsoft YaHei"/>
+          <w:rFonts w:ascii="Times New Roman" w:hAnsi="Times New Roman" w:eastAsia="SimSun"/>
+          <w:b w:val="0"/>
+          <w:color w:val="000000"/>
+          <w:sz w:val="24"/>
         </w:rPr>
         <w:t xml:space="preserve"> </w:t>
       </w:r>
@@ -1795,26 +2244,38 @@
       </m:oMath>
       <w:r>
         <w:rPr>
-          <w:rFonts w:ascii="Microsoft YaHei" w:hAnsi="Microsoft YaHei" w:eastAsia="Microsoft YaHei"/>
+          <w:rFonts w:ascii="Times New Roman" w:hAnsi="Times New Roman" w:eastAsia="SimSun"/>
+          <w:b w:val="0"/>
+          <w:color w:val="000000"/>
+          <w:sz w:val="24"/>
         </w:rPr>
         <w:t xml:space="preserve">，超调量</w:t>
       </w:r>
       <w:r>
         <w:rPr>
-          <w:rFonts w:ascii="Microsoft YaHei" w:hAnsi="Microsoft YaHei" w:eastAsia="Microsoft YaHei"/>
+          <w:rFonts w:ascii="Times New Roman" w:hAnsi="Times New Roman" w:eastAsia="SimSun"/>
+          <w:b w:val="0"/>
+          <w:color w:val="000000"/>
+          <w:sz w:val="24"/>
         </w:rPr>
         <w:t xml:space="preserve"> </w:t>
       </w:r>
       <w:r>
         <w:rPr>
           <w:rStyle w:val="VerbatimChar"/>
-          <w:rFonts w:ascii="Microsoft YaHei" w:hAnsi="Microsoft YaHei" w:eastAsia="Microsoft YaHei"/>
+          <w:rFonts w:ascii="Times New Roman" w:hAnsi="Times New Roman" w:eastAsia="SimSun"/>
+          <w:b w:val="0"/>
+          <w:color w:val="000000"/>
+          <w:sz w:val="24"/>
         </w:rPr>
         <w:t xml:space="preserve">6%</w:t>
       </w:r>
       <w:r>
         <w:rPr>
-          <w:rFonts w:ascii="Microsoft YaHei" w:hAnsi="Microsoft YaHei" w:eastAsia="Microsoft YaHei"/>
+          <w:rFonts w:ascii="Times New Roman" w:hAnsi="Times New Roman" w:eastAsia="SimSun"/>
+          <w:b w:val="0"/>
+          <w:color w:val="000000"/>
+          <w:sz w:val="24"/>
         </w:rPr>
         <w:t xml:space="preserve">，现象：稳定且振荡较轻，但响应偏慢。</w:t>
       </w:r>
@@ -1826,6 +2287,8 @@
           <w:numId w:val="1005"/>
         </w:numPr>
         <w:pStyle w:val="Compact"/>
+        <w:spacing w:line="240" w:lineRule="auto" w:before="0" w:after="80"/>
+        <w:ind w:firstLine="480"/>
       </w:pPr>
       <m:oMath>
         <m:r>
@@ -1843,13 +2306,19 @@
       </m:oMath>
       <w:r>
         <w:rPr>
-          <w:rFonts w:ascii="Microsoft YaHei" w:hAnsi="Microsoft YaHei" w:eastAsia="Microsoft YaHei"/>
+          <w:rFonts w:ascii="Times New Roman" w:hAnsi="Times New Roman" w:eastAsia="SimSun"/>
+          <w:b w:val="0"/>
+          <w:color w:val="000000"/>
+          <w:sz w:val="24"/>
         </w:rPr>
         <w:t xml:space="preserve">，主导极点为</w:t>
       </w:r>
       <w:r>
         <w:rPr>
-          <w:rFonts w:ascii="Microsoft YaHei" w:hAnsi="Microsoft YaHei" w:eastAsia="Microsoft YaHei"/>
+          <w:rFonts w:ascii="Times New Roman" w:hAnsi="Times New Roman" w:eastAsia="SimSun"/>
+          <w:b w:val="0"/>
+          <w:color w:val="000000"/>
+          <w:sz w:val="24"/>
         </w:rPr>
         <w:t xml:space="preserve"> </w:t>
       </w:r>
@@ -1878,13 +2347,19 @@
       </m:oMath>
       <w:r>
         <w:rPr>
-          <w:rFonts w:ascii="Microsoft YaHei" w:hAnsi="Microsoft YaHei" w:eastAsia="Microsoft YaHei"/>
+          <w:rFonts w:ascii="Times New Roman" w:hAnsi="Times New Roman" w:eastAsia="SimSun"/>
+          <w:b w:val="0"/>
+          <w:color w:val="000000"/>
+          <w:sz w:val="24"/>
         </w:rPr>
         <w:t xml:space="preserve">，调节时间</w:t>
       </w:r>
       <w:r>
         <w:rPr>
-          <w:rFonts w:ascii="Microsoft YaHei" w:hAnsi="Microsoft YaHei" w:eastAsia="Microsoft YaHei"/>
+          <w:rFonts w:ascii="Times New Roman" w:hAnsi="Times New Roman" w:eastAsia="SimSun"/>
+          <w:b w:val="0"/>
+          <w:color w:val="000000"/>
+          <w:sz w:val="24"/>
         </w:rPr>
         <w:t xml:space="preserve"> </w:t>
       </w:r>
@@ -1904,26 +2379,38 @@
       </m:oMath>
       <w:r>
         <w:rPr>
-          <w:rFonts w:ascii="Microsoft YaHei" w:hAnsi="Microsoft YaHei" w:eastAsia="Microsoft YaHei"/>
+          <w:rFonts w:ascii="Times New Roman" w:hAnsi="Times New Roman" w:eastAsia="SimSun"/>
+          <w:b w:val="0"/>
+          <w:color w:val="000000"/>
+          <w:sz w:val="24"/>
         </w:rPr>
         <w:t xml:space="preserve">，超调量</w:t>
       </w:r>
       <w:r>
         <w:rPr>
-          <w:rFonts w:ascii="Microsoft YaHei" w:hAnsi="Microsoft YaHei" w:eastAsia="Microsoft YaHei"/>
+          <w:rFonts w:ascii="Times New Roman" w:hAnsi="Times New Roman" w:eastAsia="SimSun"/>
+          <w:b w:val="0"/>
+          <w:color w:val="000000"/>
+          <w:sz w:val="24"/>
         </w:rPr>
         <w:t xml:space="preserve"> </w:t>
       </w:r>
       <w:r>
         <w:rPr>
           <w:rStyle w:val="VerbatimChar"/>
-          <w:rFonts w:ascii="Microsoft YaHei" w:hAnsi="Microsoft YaHei" w:eastAsia="Microsoft YaHei"/>
+          <w:rFonts w:ascii="Times New Roman" w:hAnsi="Times New Roman" w:eastAsia="SimSun"/>
+          <w:b w:val="0"/>
+          <w:color w:val="000000"/>
+          <w:sz w:val="24"/>
         </w:rPr>
         <w:t xml:space="preserve">16%</w:t>
       </w:r>
       <w:r>
         <w:rPr>
-          <w:rFonts w:ascii="Microsoft YaHei" w:hAnsi="Microsoft YaHei" w:eastAsia="Microsoft YaHei"/>
+          <w:rFonts w:ascii="Times New Roman" w:hAnsi="Times New Roman" w:eastAsia="SimSun"/>
+          <w:b w:val="0"/>
+          <w:color w:val="000000"/>
+          <w:sz w:val="24"/>
         </w:rPr>
         <w:t xml:space="preserve">，现象：响应更快，但振荡明显、超调偏大。</w:t>
       </w:r>
@@ -1935,6 +2422,8 @@
           <w:numId w:val="1005"/>
         </w:numPr>
         <w:pStyle w:val="Compact"/>
+        <w:spacing w:line="240" w:lineRule="auto" w:before="0" w:after="80"/>
+        <w:ind w:firstLine="480"/>
       </w:pPr>
       <m:oMath>
         <m:r>
@@ -1952,13 +2441,19 @@
       </m:oMath>
       <w:r>
         <w:rPr>
-          <w:rFonts w:ascii="Microsoft YaHei" w:hAnsi="Microsoft YaHei" w:eastAsia="Microsoft YaHei"/>
+          <w:rFonts w:ascii="Times New Roman" w:hAnsi="Times New Roman" w:eastAsia="SimSun"/>
+          <w:b w:val="0"/>
+          <w:color w:val="000000"/>
+          <w:sz w:val="24"/>
         </w:rPr>
         <w:t xml:space="preserve">，主导极点为</w:t>
       </w:r>
       <w:r>
         <w:rPr>
-          <w:rFonts w:ascii="Microsoft YaHei" w:hAnsi="Microsoft YaHei" w:eastAsia="Microsoft YaHei"/>
+          <w:rFonts w:ascii="Times New Roman" w:hAnsi="Times New Roman" w:eastAsia="SimSun"/>
+          <w:b w:val="0"/>
+          <w:color w:val="000000"/>
+          <w:sz w:val="24"/>
         </w:rPr>
         <w:t xml:space="preserve"> </w:t>
       </w:r>
@@ -1987,13 +2482,19 @@
       </m:oMath>
       <w:r>
         <w:rPr>
-          <w:rFonts w:ascii="Microsoft YaHei" w:hAnsi="Microsoft YaHei" w:eastAsia="Microsoft YaHei"/>
+          <w:rFonts w:ascii="Times New Roman" w:hAnsi="Times New Roman" w:eastAsia="SimSun"/>
+          <w:b w:val="0"/>
+          <w:color w:val="000000"/>
+          <w:sz w:val="24"/>
         </w:rPr>
         <w:t xml:space="preserve">，调节时间</w:t>
       </w:r>
       <w:r>
         <w:rPr>
-          <w:rFonts w:ascii="Microsoft YaHei" w:hAnsi="Microsoft YaHei" w:eastAsia="Microsoft YaHei"/>
+          <w:rFonts w:ascii="Times New Roman" w:hAnsi="Times New Roman" w:eastAsia="SimSun"/>
+          <w:b w:val="0"/>
+          <w:color w:val="000000"/>
+          <w:sz w:val="24"/>
         </w:rPr>
         <w:t xml:space="preserve"> </w:t>
       </w:r>
@@ -2013,26 +2514,38 @@
       </m:oMath>
       <w:r>
         <w:rPr>
-          <w:rFonts w:ascii="Microsoft YaHei" w:hAnsi="Microsoft YaHei" w:eastAsia="Microsoft YaHei"/>
+          <w:rFonts w:ascii="Times New Roman" w:hAnsi="Times New Roman" w:eastAsia="SimSun"/>
+          <w:b w:val="0"/>
+          <w:color w:val="000000"/>
+          <w:sz w:val="24"/>
         </w:rPr>
         <w:t xml:space="preserve">，超调量</w:t>
       </w:r>
       <w:r>
         <w:rPr>
-          <w:rFonts w:ascii="Microsoft YaHei" w:hAnsi="Microsoft YaHei" w:eastAsia="Microsoft YaHei"/>
+          <w:rFonts w:ascii="Times New Roman" w:hAnsi="Times New Roman" w:eastAsia="SimSun"/>
+          <w:b w:val="0"/>
+          <w:color w:val="000000"/>
+          <w:sz w:val="24"/>
         </w:rPr>
         <w:t xml:space="preserve"> </w:t>
       </w:r>
       <w:r>
         <w:rPr>
           <w:rStyle w:val="VerbatimChar"/>
-          <w:rFonts w:ascii="Microsoft YaHei" w:hAnsi="Microsoft YaHei" w:eastAsia="Microsoft YaHei"/>
+          <w:rFonts w:ascii="Times New Roman" w:hAnsi="Times New Roman" w:eastAsia="SimSun"/>
+          <w:b w:val="0"/>
+          <w:color w:val="000000"/>
+          <w:sz w:val="24"/>
         </w:rPr>
         <w:t xml:space="preserve">32%</w:t>
       </w:r>
       <w:r>
         <w:rPr>
-          <w:rFonts w:ascii="Microsoft YaHei" w:hAnsi="Microsoft YaHei" w:eastAsia="Microsoft YaHei"/>
+          <w:rFonts w:ascii="Times New Roman" w:hAnsi="Times New Roman" w:eastAsia="SimSun"/>
+          <w:b w:val="0"/>
+          <w:color w:val="000000"/>
+          <w:sz w:val="24"/>
         </w:rPr>
         <w:t xml:space="preserve">，现象：已非常接近临界稳定，振荡重，动态变差。</w:t>
       </w:r>
@@ -2040,10 +2553,15 @@
     <w:p>
       <w:pPr>
         <w:pStyle w:val="FirstParagraph"/>
-      </w:pPr>
-      <w:r>
-        <w:rPr>
-          <w:rFonts w:ascii="Microsoft YaHei" w:hAnsi="Microsoft YaHei" w:eastAsia="Microsoft YaHei"/>
+        <w:spacing w:line="240" w:lineRule="auto" w:before="0" w:after="80"/>
+        <w:ind w:firstLine="480"/>
+      </w:pPr>
+      <w:r>
+        <w:rPr>
+          <w:rFonts w:ascii="Times New Roman" w:hAnsi="Times New Roman" w:eastAsia="SimSun"/>
+          <w:b w:val="0"/>
+          <w:color w:val="000000"/>
+          <w:sz w:val="24"/>
         </w:rPr>
         <w:t xml:space="preserve">现有要求互相冲突：</w:t>
       </w:r>
@@ -2055,10 +2573,15 @@
           <w:numId w:val="1006"/>
         </w:numPr>
         <w:pStyle w:val="Compact"/>
-      </w:pPr>
-      <w:r>
-        <w:rPr>
-          <w:rFonts w:ascii="Microsoft YaHei" w:hAnsi="Microsoft YaHei" w:eastAsia="Microsoft YaHei"/>
+        <w:spacing w:line="240" w:lineRule="auto" w:before="0" w:after="80"/>
+        <w:ind w:firstLine="480"/>
+      </w:pPr>
+      <w:r>
+        <w:rPr>
+          <w:rFonts w:ascii="Times New Roman" w:hAnsi="Times New Roman" w:eastAsia="SimSun"/>
+          <w:b w:val="0"/>
+          <w:color w:val="000000"/>
+          <w:sz w:val="24"/>
         </w:rPr>
         <w:t xml:space="preserve">考虑模型不确定性，工作点不能贴近临界稳定边界；</w:t>
       </w:r>
@@ -2070,29 +2593,43 @@
           <w:numId w:val="1006"/>
         </w:numPr>
         <w:pStyle w:val="Compact"/>
-      </w:pPr>
-      <w:r>
-        <w:rPr>
-          <w:rFonts w:ascii="Microsoft YaHei" w:hAnsi="Microsoft YaHei" w:eastAsia="Microsoft YaHei"/>
+        <w:spacing w:line="240" w:lineRule="auto" w:before="0" w:after="80"/>
+        <w:ind w:firstLine="480"/>
+      </w:pPr>
+      <w:r>
+        <w:rPr>
+          <w:rFonts w:ascii="Times New Roman" w:hAnsi="Times New Roman" w:eastAsia="SimSun"/>
+          <w:b w:val="0"/>
+          <w:color w:val="000000"/>
+          <w:sz w:val="24"/>
         </w:rPr>
         <w:t xml:space="preserve">超调量希望不超过</w:t>
       </w:r>
       <w:r>
         <w:rPr>
-          <w:rFonts w:ascii="Microsoft YaHei" w:hAnsi="Microsoft YaHei" w:eastAsia="Microsoft YaHei"/>
+          <w:rFonts w:ascii="Times New Roman" w:hAnsi="Times New Roman" w:eastAsia="SimSun"/>
+          <w:b w:val="0"/>
+          <w:color w:val="000000"/>
+          <w:sz w:val="24"/>
         </w:rPr>
         <w:t xml:space="preserve"> </w:t>
       </w:r>
       <w:r>
         <w:rPr>
           <w:rStyle w:val="VerbatimChar"/>
-          <w:rFonts w:ascii="Microsoft YaHei" w:hAnsi="Microsoft YaHei" w:eastAsia="Microsoft YaHei"/>
+          <w:rFonts w:ascii="Times New Roman" w:hAnsi="Times New Roman" w:eastAsia="SimSun"/>
+          <w:b w:val="0"/>
+          <w:color w:val="000000"/>
+          <w:sz w:val="24"/>
         </w:rPr>
         <w:t xml:space="preserve">10%</w:t>
       </w:r>
       <w:r>
         <w:rPr>
-          <w:rFonts w:ascii="Microsoft YaHei" w:hAnsi="Microsoft YaHei" w:eastAsia="Microsoft YaHei"/>
+          <w:rFonts w:ascii="Times New Roman" w:hAnsi="Times New Roman" w:eastAsia="SimSun"/>
+          <w:b w:val="0"/>
+          <w:color w:val="000000"/>
+          <w:sz w:val="24"/>
         </w:rPr>
         <w:t xml:space="preserve">；</w:t>
       </w:r>
@@ -2104,29 +2641,43 @@
           <w:numId w:val="1006"/>
         </w:numPr>
         <w:pStyle w:val="Compact"/>
-      </w:pPr>
-      <w:r>
-        <w:rPr>
-          <w:rFonts w:ascii="Microsoft YaHei" w:hAnsi="Microsoft YaHei" w:eastAsia="Microsoft YaHei"/>
+        <w:spacing w:line="240" w:lineRule="auto" w:before="0" w:after="80"/>
+        <w:ind w:firstLine="480"/>
+      </w:pPr>
+      <w:r>
+        <w:rPr>
+          <w:rFonts w:ascii="Times New Roman" w:hAnsi="Times New Roman" w:eastAsia="SimSun"/>
+          <w:b w:val="0"/>
+          <w:color w:val="000000"/>
+          <w:sz w:val="24"/>
         </w:rPr>
         <w:t xml:space="preserve">调节时间希望不超过</w:t>
       </w:r>
       <w:r>
         <w:rPr>
-          <w:rFonts w:ascii="Microsoft YaHei" w:hAnsi="Microsoft YaHei" w:eastAsia="Microsoft YaHei"/>
+          <w:rFonts w:ascii="Times New Roman" w:hAnsi="Times New Roman" w:eastAsia="SimSun"/>
+          <w:b w:val="0"/>
+          <w:color w:val="000000"/>
+          <w:sz w:val="24"/>
         </w:rPr>
         <w:t xml:space="preserve"> </w:t>
       </w:r>
       <w:r>
         <w:rPr>
           <w:rStyle w:val="VerbatimChar"/>
-          <w:rFonts w:ascii="Microsoft YaHei" w:hAnsi="Microsoft YaHei" w:eastAsia="Microsoft YaHei"/>
+          <w:rFonts w:ascii="Times New Roman" w:hAnsi="Times New Roman" w:eastAsia="SimSun"/>
+          <w:b w:val="0"/>
+          <w:color w:val="000000"/>
+          <w:sz w:val="24"/>
         </w:rPr>
         <w:t xml:space="preserve">2.0 s</w:t>
       </w:r>
       <w:r>
         <w:rPr>
-          <w:rFonts w:ascii="Microsoft YaHei" w:hAnsi="Microsoft YaHei" w:eastAsia="Microsoft YaHei"/>
+          <w:rFonts w:ascii="Times New Roman" w:hAnsi="Times New Roman" w:eastAsia="SimSun"/>
+          <w:b w:val="0"/>
+          <w:color w:val="000000"/>
+          <w:sz w:val="24"/>
         </w:rPr>
         <w:t xml:space="preserve">。</w:t>
       </w:r>
@@ -2134,10 +2685,15 @@
     <w:p>
       <w:pPr>
         <w:pStyle w:val="FirstParagraph"/>
-      </w:pPr>
-      <w:r>
-        <w:rPr>
-          <w:rFonts w:ascii="Microsoft YaHei" w:hAnsi="Microsoft YaHei" w:eastAsia="Microsoft YaHei"/>
+        <w:spacing w:line="240" w:lineRule="auto" w:before="0" w:after="80"/>
+        <w:ind w:firstLine="480"/>
+      </w:pPr>
+      <w:r>
+        <w:rPr>
+          <w:rFonts w:ascii="Times New Roman" w:hAnsi="Times New Roman" w:eastAsia="SimSun"/>
+          <w:b w:val="0"/>
+          <w:color w:val="000000"/>
+          <w:sz w:val="24"/>
         </w:rPr>
         <w:t xml:space="preserve">请只使用“稳定边界、极点迁移、振荡趋势、响应快慢”这些语言，回答下面三个判断：</w:t>
       </w:r>
@@ -2149,10 +2705,15 @@
           <w:numId w:val="1007"/>
         </w:numPr>
         <w:pStyle w:val="Compact"/>
-      </w:pPr>
-      <w:r>
-        <w:rPr>
-          <w:rFonts w:ascii="Microsoft YaHei" w:hAnsi="Microsoft YaHei" w:eastAsia="Microsoft YaHei"/>
+        <w:spacing w:line="240" w:lineRule="auto" w:before="0" w:after="80"/>
+        <w:ind w:firstLine="480"/>
+      </w:pPr>
+      <w:r>
+        <w:rPr>
+          <w:rFonts w:ascii="Times New Roman" w:hAnsi="Times New Roman" w:eastAsia="SimSun"/>
+          <w:b w:val="0"/>
+          <w:color w:val="000000"/>
+          <w:sz w:val="24"/>
         </w:rPr>
         <w:t xml:space="preserve">在上述冲突中，必须先守住哪一条约束？</w:t>
       </w:r>
@@ -2164,10 +2725,15 @@
           <w:numId w:val="1007"/>
         </w:numPr>
         <w:pStyle w:val="Compact"/>
-      </w:pPr>
-      <w:r>
-        <w:rPr>
-          <w:rFonts w:ascii="Microsoft YaHei" w:hAnsi="Microsoft YaHei" w:eastAsia="Microsoft YaHei"/>
+        <w:spacing w:line="240" w:lineRule="auto" w:before="0" w:after="80"/>
+        <w:ind w:firstLine="480"/>
+      </w:pPr>
+      <w:r>
+        <w:rPr>
+          <w:rFonts w:ascii="Times New Roman" w:hAnsi="Times New Roman" w:eastAsia="SimSun"/>
+          <w:b w:val="0"/>
+          <w:color w:val="000000"/>
+          <w:sz w:val="24"/>
         </w:rPr>
         <w:t xml:space="preserve">哪一条动态要求在本情境下只能部分满足？</w:t>
       </w:r>
@@ -2179,10 +2745,15 @@
           <w:numId w:val="1007"/>
         </w:numPr>
         <w:pStyle w:val="Compact"/>
-      </w:pPr>
-      <w:r>
-        <w:rPr>
-          <w:rFonts w:ascii="Microsoft YaHei" w:hAnsi="Microsoft YaHei" w:eastAsia="Microsoft YaHei"/>
+        <w:spacing w:line="240" w:lineRule="auto" w:before="0" w:after="80"/>
+        <w:ind w:firstLine="480"/>
+      </w:pPr>
+      <w:r>
+        <w:rPr>
+          <w:rFonts w:ascii="Times New Roman" w:hAnsi="Times New Roman" w:eastAsia="SimSun"/>
+          <w:b w:val="0"/>
+          <w:color w:val="000000"/>
+          <w:sz w:val="24"/>
         </w:rPr>
         <w:t xml:space="preserve">依据题中根轨迹摘要和候选数据，给出结构化理由。</w:t>
       </w:r>
@@ -2190,18 +2761,30 @@
     <w:p>
       <w:pPr>
         <w:pStyle w:val="FirstParagraph"/>
-      </w:pPr>
-      <w:r>
-        <w:rPr>
-          <w:rFonts w:ascii="Microsoft YaHei" w:hAnsi="Microsoft YaHei" w:eastAsia="Microsoft YaHei"/>
+        <w:spacing w:line="240" w:lineRule="auto" w:before="0" w:after="80"/>
+        <w:ind w:firstLine="480"/>
+      </w:pPr>
+      <w:r>
+        <w:rPr>
+          <w:rFonts w:ascii="Times New Roman" w:hAnsi="Times New Roman" w:eastAsia="SimSun"/>
+          <w:b w:val="0"/>
+          <w:color w:val="000000"/>
+          <w:sz w:val="24"/>
         </w:rPr>
         <w:t xml:space="preserve">要求：不允许讨论控制器选型、参数整定、补偿结构、零点、型别或频域方法。</w:t>
       </w:r>
     </w:p>
     <w:p>
-      <w:r>
-        <w:rPr>
-          <w:rFonts w:ascii="Microsoft YaHei" w:hAnsi="Microsoft YaHei" w:eastAsia="Microsoft YaHei"/>
+      <w:pPr>
+        <w:spacing w:line="240" w:lineRule="auto" w:before="0" w:after="80"/>
+        <w:ind w:firstLine="0"/>
+      </w:pPr>
+      <w:r>
+        <w:rPr>
+          <w:rFonts w:ascii="Times New Roman" w:hAnsi="Times New Roman" w:eastAsia="SimSun"/>
+          <w:b w:val="0"/>
+          <w:color w:val="000000"/>
+          <w:sz w:val="24"/>
         </w:rPr>
         <w:pict>
           <v:rect style="width:0;height:1.5pt" o:hralign="center" o:hrstd="t" o:hr="t"/>
@@ -2213,10 +2796,15 @@
     <w:p>
       <w:pPr>
         <w:pStyle w:val="Heading2"/>
-      </w:pPr>
-      <w:r>
-        <w:rPr>
-          <w:rFonts w:ascii="Microsoft YaHei" w:hAnsi="Microsoft YaHei" w:eastAsia="Microsoft YaHei"/>
+        <w:spacing w:line="240" w:lineRule="auto" w:before="0" w:after="80"/>
+        <w:ind w:firstLine="0"/>
+      </w:pPr>
+      <w:r>
+        <w:rPr>
+          <w:rFonts w:ascii="Times New Roman" w:hAnsi="Times New Roman" w:eastAsia="SimSun"/>
+          <w:b/>
+          <w:color w:val="000000"/>
+          <w:sz w:val="28"/>
         </w:rPr>
         <w:t xml:space="preserve">O3 结构机理诊断（40分）</w:t>
       </w:r>
@@ -2224,10 +2812,15 @@
     <w:p>
       <w:pPr>
         <w:pStyle w:val="FirstParagraph"/>
-      </w:pPr>
-      <w:r>
-        <w:rPr>
-          <w:rFonts w:ascii="Microsoft YaHei" w:hAnsi="Microsoft YaHei" w:eastAsia="Microsoft YaHei"/>
+        <w:spacing w:line="240" w:lineRule="auto" w:before="0" w:after="80"/>
+        <w:ind w:firstLine="480"/>
+      </w:pPr>
+      <w:r>
+        <w:rPr>
+          <w:rFonts w:ascii="Times New Roman" w:hAnsi="Times New Roman" w:eastAsia="SimSun"/>
+          <w:b w:val="0"/>
+          <w:color w:val="000000"/>
+          <w:sz w:val="24"/>
         </w:rPr>
         <w:t xml:space="preserve">请沿用你在 O2 中已经固定的同一对象、简化模型与最小三域表征，不得更换对象。围绕该对象当前的基线方案，完成一次“结构机理诊断”。</w:t>
       </w:r>
@@ -2235,10 +2828,15 @@
     <w:p>
       <w:pPr>
         <w:pStyle w:val="BodyText"/>
-      </w:pPr>
-      <w:r>
-        <w:rPr>
-          <w:rFonts w:ascii="Microsoft YaHei" w:hAnsi="Microsoft YaHei" w:eastAsia="Microsoft YaHei"/>
+        <w:spacing w:line="240" w:lineRule="auto" w:before="0" w:after="80"/>
+        <w:ind w:firstLine="480"/>
+      </w:pPr>
+      <w:r>
+        <w:rPr>
+          <w:rFonts w:ascii="Times New Roman" w:hAnsi="Times New Roman" w:eastAsia="SimSun"/>
+          <w:b w:val="0"/>
+          <w:color w:val="000000"/>
+          <w:sz w:val="24"/>
         </w:rPr>
         <w:t xml:space="preserve">请完成以下内容：</w:t>
       </w:r>
@@ -2250,10 +2848,15 @@
           <w:numId w:val="1008"/>
         </w:numPr>
         <w:pStyle w:val="Compact"/>
-      </w:pPr>
-      <w:r>
-        <w:rPr>
-          <w:rFonts w:ascii="Microsoft YaHei" w:hAnsi="Microsoft YaHei" w:eastAsia="Microsoft YaHei"/>
+        <w:spacing w:line="240" w:lineRule="auto" w:before="0" w:after="80"/>
+        <w:ind w:firstLine="480"/>
+      </w:pPr>
+      <w:r>
+        <w:rPr>
+          <w:rFonts w:ascii="Times New Roman" w:hAnsi="Times New Roman" w:eastAsia="SimSun"/>
+          <w:b w:val="0"/>
+          <w:color w:val="000000"/>
+          <w:sz w:val="24"/>
         </w:rPr>
         <w:t xml:space="preserve">先在“稳定问题 / 动态问题 / 稳态问题”中判断当前最主要的问题属于哪一类，并用 O2 中已有模型、响应或仿真结果给出 1-2 条直接证据。</w:t>
       </w:r>
@@ -2265,10 +2868,15 @@
           <w:numId w:val="1008"/>
         </w:numPr>
         <w:pStyle w:val="Compact"/>
-      </w:pPr>
-      <w:r>
-        <w:rPr>
-          <w:rFonts w:ascii="Microsoft YaHei" w:hAnsi="Microsoft YaHei" w:eastAsia="Microsoft YaHei"/>
+        <w:spacing w:line="240" w:lineRule="auto" w:before="0" w:after="80"/>
+        <w:ind w:firstLine="480"/>
+      </w:pPr>
+      <w:r>
+        <w:rPr>
+          <w:rFonts w:ascii="Times New Roman" w:hAnsi="Times New Roman" w:eastAsia="SimSun"/>
+          <w:b w:val="0"/>
+          <w:color w:val="000000"/>
+          <w:sz w:val="24"/>
         </w:rPr>
         <w:t xml:space="preserve">明确说明它属于哪条机理线。不能只说“响应不好”，必须说清你为什么把它判为稳定机理线、动态机理线或稳态机理线。</w:t>
       </w:r>
@@ -2280,10 +2888,15 @@
           <w:numId w:val="1008"/>
         </w:numPr>
         <w:pStyle w:val="Compact"/>
-      </w:pPr>
-      <w:r>
-        <w:rPr>
-          <w:rFonts w:ascii="Microsoft YaHei" w:hAnsi="Microsoft YaHei" w:eastAsia="Microsoft YaHei"/>
+        <w:spacing w:line="240" w:lineRule="auto" w:before="0" w:after="80"/>
+        <w:ind w:firstLine="480"/>
+      </w:pPr>
+      <w:r>
+        <w:rPr>
+          <w:rFonts w:ascii="Times New Roman" w:hAnsi="Times New Roman" w:eastAsia="SimSun"/>
+          <w:b w:val="0"/>
+          <w:color w:val="000000"/>
+          <w:sz w:val="24"/>
         </w:rPr>
         <w:t xml:space="preserve">只使用本阶段允许的语言，对主要问题给出结构机理解释。允许使用：稳定边界、极点位置、主导极点、增益变化与极点迁移、根轨迹趋势、时域响应现象。若你选择“稳态问题”，只能用 O2 中可直接观察的终值偏差或低频现象作证据，不得调用型别、积分、静态误差系数等后续语言。</w:t>
       </w:r>
@@ -2295,102 +2908,152 @@
           <w:numId w:val="1008"/>
         </w:numPr>
         <w:pStyle w:val="Compact"/>
-      </w:pPr>
-      <w:r>
-        <w:rPr>
-          <w:rFonts w:ascii="Microsoft YaHei" w:hAnsi="Microsoft YaHei" w:eastAsia="Microsoft YaHei"/>
+        <w:spacing w:line="240" w:lineRule="auto" w:before="0" w:after="80"/>
+        <w:ind w:firstLine="480"/>
+      </w:pPr>
+      <w:r>
+        <w:rPr>
+          <w:rFonts w:ascii="Times New Roman" w:hAnsi="Times New Roman" w:eastAsia="SimSun"/>
+          <w:b w:val="0"/>
+          <w:color w:val="000000"/>
+          <w:sz w:val="24"/>
         </w:rPr>
         <w:t xml:space="preserve">给出</w:t>
       </w:r>
       <w:r>
         <w:rPr>
-          <w:rFonts w:ascii="Microsoft YaHei" w:hAnsi="Microsoft YaHei" w:eastAsia="Microsoft YaHei"/>
+          <w:rFonts w:ascii="Times New Roman" w:hAnsi="Times New Roman" w:eastAsia="SimSun"/>
+          <w:b w:val="0"/>
+          <w:color w:val="000000"/>
+          <w:sz w:val="24"/>
         </w:rPr>
         <w:t xml:space="preserve"> </w:t>
       </w:r>
       <w:r>
         <w:rPr>
           <w:rStyle w:val="VerbatimChar"/>
-          <w:rFonts w:ascii="Microsoft YaHei" w:hAnsi="Microsoft YaHei" w:eastAsia="Microsoft YaHei"/>
+          <w:rFonts w:ascii="Times New Roman" w:hAnsi="Times New Roman" w:eastAsia="SimSun"/>
+          <w:b w:val="0"/>
+          <w:color w:val="000000"/>
+          <w:sz w:val="24"/>
         </w:rPr>
         <w:t xml:space="preserve">1</w:t>
       </w:r>
       <w:r>
         <w:rPr>
-          <w:rFonts w:ascii="Microsoft YaHei" w:hAnsi="Microsoft YaHei" w:eastAsia="Microsoft YaHei"/>
-        </w:rPr>
-        <w:t xml:space="preserve"> </w:t>
-      </w:r>
-      <w:r>
-        <w:rPr>
-          <w:rFonts w:ascii="Microsoft YaHei" w:hAnsi="Microsoft YaHei" w:eastAsia="Microsoft YaHei"/>
+          <w:rFonts w:ascii="Times New Roman" w:hAnsi="Times New Roman" w:eastAsia="SimSun"/>
+          <w:b w:val="0"/>
+          <w:color w:val="000000"/>
+          <w:sz w:val="24"/>
+        </w:rPr>
+        <w:t xml:space="preserve"> </w:t>
+      </w:r>
+      <w:r>
+        <w:rPr>
+          <w:rFonts w:ascii="Times New Roman" w:hAnsi="Times New Roman" w:eastAsia="SimSun"/>
+          <w:b w:val="0"/>
+          <w:color w:val="000000"/>
+          <w:sz w:val="24"/>
         </w:rPr>
         <w:t xml:space="preserve">张必要图表或对照表，并用</w:t>
       </w:r>
       <w:r>
         <w:rPr>
-          <w:rFonts w:ascii="Microsoft YaHei" w:hAnsi="Microsoft YaHei" w:eastAsia="Microsoft YaHei"/>
+          <w:rFonts w:ascii="Times New Roman" w:hAnsi="Times New Roman" w:eastAsia="SimSun"/>
+          <w:b w:val="0"/>
+          <w:color w:val="000000"/>
+          <w:sz w:val="24"/>
         </w:rPr>
         <w:t xml:space="preserve"> </w:t>
       </w:r>
       <w:r>
         <w:rPr>
           <w:rStyle w:val="VerbatimChar"/>
-          <w:rFonts w:ascii="Microsoft YaHei" w:hAnsi="Microsoft YaHei" w:eastAsia="Microsoft YaHei"/>
+          <w:rFonts w:ascii="Times New Roman" w:hAnsi="Times New Roman" w:eastAsia="SimSun"/>
+          <w:b w:val="0"/>
+          <w:color w:val="000000"/>
+          <w:sz w:val="24"/>
         </w:rPr>
         <w:t xml:space="preserve">2-3</w:t>
       </w:r>
       <w:r>
         <w:rPr>
-          <w:rFonts w:ascii="Microsoft YaHei" w:hAnsi="Microsoft YaHei" w:eastAsia="Microsoft YaHei"/>
-        </w:rPr>
-        <w:t xml:space="preserve"> </w:t>
-      </w:r>
-      <w:r>
-        <w:rPr>
-          <w:rFonts w:ascii="Microsoft YaHei" w:hAnsi="Microsoft YaHei" w:eastAsia="Microsoft YaHei"/>
+          <w:rFonts w:ascii="Times New Roman" w:hAnsi="Times New Roman" w:eastAsia="SimSun"/>
+          <w:b w:val="0"/>
+          <w:color w:val="000000"/>
+          <w:sz w:val="24"/>
+        </w:rPr>
+        <w:t xml:space="preserve"> </w:t>
+      </w:r>
+      <w:r>
+        <w:rPr>
+          <w:rFonts w:ascii="Times New Roman" w:hAnsi="Times New Roman" w:eastAsia="SimSun"/>
+          <w:b w:val="0"/>
+          <w:color w:val="000000"/>
+          <w:sz w:val="24"/>
         </w:rPr>
         <w:t xml:space="preserve">句说明该图表支持了哪条诊断。图表可采用“极点-响应对照”</w:t>
       </w:r>
       <w:r>
         <w:rPr>
-          <w:rFonts w:ascii="Microsoft YaHei" w:hAnsi="Microsoft YaHei" w:eastAsia="Microsoft YaHei"/>
+          <w:rFonts w:ascii="Times New Roman" w:hAnsi="Times New Roman" w:eastAsia="SimSun"/>
+          <w:b w:val="0"/>
+          <w:color w:val="000000"/>
+          <w:sz w:val="24"/>
         </w:rPr>
         <w:t xml:space="preserve">“</w:t>
       </w:r>
       <w:r>
         <w:rPr>
-          <w:rFonts w:ascii="Microsoft YaHei" w:hAnsi="Microsoft YaHei" w:eastAsia="Microsoft YaHei"/>
+          <w:rFonts w:ascii="Times New Roman" w:hAnsi="Times New Roman" w:eastAsia="SimSun"/>
+          <w:b w:val="0"/>
+          <w:color w:val="000000"/>
+          <w:sz w:val="24"/>
         </w:rPr>
         <w:t xml:space="preserve">增益-极点迁移对照</w:t>
       </w:r>
       <w:r>
         <w:rPr>
-          <w:rFonts w:ascii="Microsoft YaHei" w:hAnsi="Microsoft YaHei" w:eastAsia="Microsoft YaHei"/>
+          <w:rFonts w:ascii="Times New Roman" w:hAnsi="Times New Roman" w:eastAsia="SimSun"/>
+          <w:b w:val="0"/>
+          <w:color w:val="000000"/>
+          <w:sz w:val="24"/>
         </w:rPr>
         <w:t xml:space="preserve">”</w:t>
       </w:r>
       <w:r>
         <w:rPr>
-          <w:rFonts w:ascii="Microsoft YaHei" w:hAnsi="Microsoft YaHei" w:eastAsia="Microsoft YaHei"/>
+          <w:rFonts w:ascii="Times New Roman" w:hAnsi="Times New Roman" w:eastAsia="SimSun"/>
+          <w:b w:val="0"/>
+          <w:color w:val="000000"/>
+          <w:sz w:val="24"/>
         </w:rPr>
         <w:t xml:space="preserve">“</w:t>
       </w:r>
       <w:r>
         <w:rPr>
-          <w:rFonts w:ascii="Microsoft YaHei" w:hAnsi="Microsoft YaHei" w:eastAsia="Microsoft YaHei"/>
+          <w:rFonts w:ascii="Times New Roman" w:hAnsi="Times New Roman" w:eastAsia="SimSun"/>
+          <w:b w:val="0"/>
+          <w:color w:val="000000"/>
+          <w:sz w:val="24"/>
         </w:rPr>
         <w:t xml:space="preserve">模型参数-现象对照</w:t>
       </w:r>
       <w:r>
         <w:rPr>
-          <w:rFonts w:ascii="Microsoft YaHei" w:hAnsi="Microsoft YaHei" w:eastAsia="Microsoft YaHei"/>
+          <w:rFonts w:ascii="Times New Roman" w:hAnsi="Times New Roman" w:eastAsia="SimSun"/>
+          <w:b w:val="0"/>
+          <w:color w:val="000000"/>
+          <w:sz w:val="24"/>
         </w:rPr>
         <w:t xml:space="preserve">”</w:t>
       </w:r>
       <w:r>
         <w:rPr>
-          <w:rFonts w:ascii="Microsoft YaHei" w:hAnsi="Microsoft YaHei" w:eastAsia="Microsoft YaHei"/>
+          <w:rFonts w:ascii="Times New Roman" w:hAnsi="Times New Roman" w:eastAsia="SimSun"/>
+          <w:b w:val="0"/>
+          <w:color w:val="000000"/>
+          <w:sz w:val="24"/>
         </w:rPr>
         <w:t xml:space="preserve">等形式。</w:t>
       </w:r>
@@ -2402,35 +3065,52 @@
           <w:numId w:val="1008"/>
         </w:numPr>
         <w:pStyle w:val="Compact"/>
-      </w:pPr>
-      <w:r>
-        <w:rPr>
-          <w:rFonts w:ascii="Microsoft YaHei" w:hAnsi="Microsoft YaHei" w:eastAsia="Microsoft YaHei"/>
+        <w:spacing w:line="240" w:lineRule="auto" w:before="0" w:after="80"/>
+        <w:ind w:firstLine="480"/>
+      </w:pPr>
+      <w:r>
+        <w:rPr>
+          <w:rFonts w:ascii="Times New Roman" w:hAnsi="Times New Roman" w:eastAsia="SimSun"/>
+          <w:b w:val="0"/>
+          <w:color w:val="000000"/>
+          <w:sz w:val="24"/>
         </w:rPr>
         <w:t xml:space="preserve">若诊断涉及动态或稳定判断，必须附</w:t>
       </w:r>
       <w:r>
         <w:rPr>
-          <w:rFonts w:ascii="Microsoft YaHei" w:hAnsi="Microsoft YaHei" w:eastAsia="Microsoft YaHei"/>
+          <w:rFonts w:ascii="Times New Roman" w:hAnsi="Times New Roman" w:eastAsia="SimSun"/>
+          <w:b w:val="0"/>
+          <w:color w:val="000000"/>
+          <w:sz w:val="24"/>
         </w:rPr>
         <w:t xml:space="preserve"> </w:t>
       </w:r>
       <w:r>
         <w:rPr>
           <w:rStyle w:val="VerbatimChar"/>
-          <w:rFonts w:ascii="Microsoft YaHei" w:hAnsi="Microsoft YaHei" w:eastAsia="Microsoft YaHei"/>
+          <w:rFonts w:ascii="Times New Roman" w:hAnsi="Times New Roman" w:eastAsia="SimSun"/>
+          <w:b w:val="0"/>
+          <w:color w:val="000000"/>
+          <w:sz w:val="24"/>
         </w:rPr>
         <w:t xml:space="preserve">MATLAB/Octave</w:t>
       </w:r>
       <w:r>
         <w:rPr>
-          <w:rFonts w:ascii="Microsoft YaHei" w:hAnsi="Microsoft YaHei" w:eastAsia="Microsoft YaHei"/>
-        </w:rPr>
-        <w:t xml:space="preserve"> </w:t>
-      </w:r>
-      <w:r>
-        <w:rPr>
-          <w:rFonts w:ascii="Microsoft YaHei" w:hAnsi="Microsoft YaHei" w:eastAsia="Microsoft YaHei"/>
+          <w:rFonts w:ascii="Times New Roman" w:hAnsi="Times New Roman" w:eastAsia="SimSun"/>
+          <w:b w:val="0"/>
+          <w:color w:val="000000"/>
+          <w:sz w:val="24"/>
+        </w:rPr>
+        <w:t xml:space="preserve"> </w:t>
+      </w:r>
+      <w:r>
+        <w:rPr>
+          <w:rFonts w:ascii="Times New Roman" w:hAnsi="Times New Roman" w:eastAsia="SimSun"/>
+          <w:b w:val="0"/>
+          <w:color w:val="000000"/>
+          <w:sz w:val="24"/>
         </w:rPr>
         <w:t xml:space="preserve">仿真代码、结果图与最小复现实验说明。</w:t>
       </w:r>
@@ -2442,10 +3122,15 @@
           <w:numId w:val="1008"/>
         </w:numPr>
         <w:pStyle w:val="Compact"/>
-      </w:pPr>
-      <w:r>
-        <w:rPr>
-          <w:rFonts w:ascii="Microsoft YaHei" w:hAnsi="Microsoft YaHei" w:eastAsia="Microsoft YaHei"/>
+        <w:spacing w:line="240" w:lineRule="auto" w:before="0" w:after="80"/>
+        <w:ind w:firstLine="480"/>
+      </w:pPr>
+      <w:r>
+        <w:rPr>
+          <w:rFonts w:ascii="Times New Roman" w:hAnsi="Times New Roman" w:eastAsia="SimSun"/>
+          <w:b w:val="0"/>
+          <w:color w:val="000000"/>
+          <w:sz w:val="24"/>
         </w:rPr>
         <w:t xml:space="preserve">最后用“主要矛盾清单”收束：写出当前主要矛盾、一个次要矛盾，以及为什么本次不进入控制结构最终定夺。</w:t>
       </w:r>
@@ -2457,29 +3142,43 @@
           <w:numId w:val="1008"/>
         </w:numPr>
         <w:pStyle w:val="Compact"/>
-      </w:pPr>
-      <w:r>
-        <w:rPr>
-          <w:rFonts w:ascii="Microsoft YaHei" w:hAnsi="Microsoft YaHei" w:eastAsia="Microsoft YaHei"/>
+        <w:spacing w:line="240" w:lineRule="auto" w:before="0" w:after="80"/>
+        <w:ind w:firstLine="480"/>
+      </w:pPr>
+      <w:r>
+        <w:rPr>
+          <w:rFonts w:ascii="Times New Roman" w:hAnsi="Times New Roman" w:eastAsia="SimSun"/>
+          <w:b w:val="0"/>
+          <w:color w:val="000000"/>
+          <w:sz w:val="24"/>
         </w:rPr>
         <w:t xml:space="preserve">附</w:t>
       </w:r>
       <w:r>
         <w:rPr>
-          <w:rFonts w:ascii="Microsoft YaHei" w:hAnsi="Microsoft YaHei" w:eastAsia="Microsoft YaHei"/>
+          <w:rFonts w:ascii="Times New Roman" w:hAnsi="Times New Roman" w:eastAsia="SimSun"/>
+          <w:b w:val="0"/>
+          <w:color w:val="000000"/>
+          <w:sz w:val="24"/>
         </w:rPr>
         <w:t xml:space="preserve"> </w:t>
       </w:r>
       <w:r>
         <w:rPr>
           <w:rStyle w:val="VerbatimChar"/>
-          <w:rFonts w:ascii="Microsoft YaHei" w:hAnsi="Microsoft YaHei" w:eastAsia="Microsoft YaHei"/>
+          <w:rFonts w:ascii="Times New Roman" w:hAnsi="Times New Roman" w:eastAsia="SimSun"/>
+          <w:b w:val="0"/>
+          <w:color w:val="000000"/>
+          <w:sz w:val="24"/>
         </w:rPr>
         <w:t xml:space="preserve">AI 使用记录摘要</w:t>
       </w:r>
       <w:r>
         <w:rPr>
-          <w:rFonts w:ascii="Microsoft YaHei" w:hAnsi="Microsoft YaHei" w:eastAsia="Microsoft YaHei"/>
+          <w:rFonts w:ascii="Times New Roman" w:hAnsi="Times New Roman" w:eastAsia="SimSun"/>
+          <w:b w:val="0"/>
+          <w:color w:val="000000"/>
+          <w:sz w:val="24"/>
         </w:rPr>
         <w:t xml:space="preserve">，写明你如何使用 AI、如何核查和修改 AI 输出。</w:t>
       </w:r>
@@ -2487,10 +3186,15 @@
     <w:p>
       <w:pPr>
         <w:pStyle w:val="FirstParagraph"/>
-      </w:pPr>
-      <w:r>
-        <w:rPr>
-          <w:rFonts w:ascii="Microsoft YaHei" w:hAnsi="Microsoft YaHei" w:eastAsia="Microsoft YaHei"/>
+        <w:spacing w:line="240" w:lineRule="auto" w:before="0" w:after="80"/>
+        <w:ind w:firstLine="480"/>
+      </w:pPr>
+      <w:r>
+        <w:rPr>
+          <w:rFonts w:ascii="Times New Roman" w:hAnsi="Times New Roman" w:eastAsia="SimSun"/>
+          <w:b w:val="0"/>
+          <w:color w:val="000000"/>
+          <w:sz w:val="24"/>
         </w:rPr>
         <w:t xml:space="preserve">提交约束：</w:t>
       </w:r>
@@ -2502,35 +3206,52 @@
           <w:numId w:val="1009"/>
         </w:numPr>
         <w:pStyle w:val="Compact"/>
-      </w:pPr>
-      <w:r>
-        <w:rPr>
-          <w:rFonts w:ascii="Microsoft YaHei" w:hAnsi="Microsoft YaHei" w:eastAsia="Microsoft YaHei"/>
+        <w:spacing w:line="240" w:lineRule="auto" w:before="0" w:after="80"/>
+        <w:ind w:firstLine="480"/>
+      </w:pPr>
+      <w:r>
+        <w:rPr>
+          <w:rFonts w:ascii="Times New Roman" w:hAnsi="Times New Roman" w:eastAsia="SimSun"/>
+          <w:b w:val="0"/>
+          <w:color w:val="000000"/>
+          <w:sz w:val="24"/>
         </w:rPr>
         <w:t xml:space="preserve">主体正文不超过</w:t>
       </w:r>
       <w:r>
         <w:rPr>
-          <w:rFonts w:ascii="Microsoft YaHei" w:hAnsi="Microsoft YaHei" w:eastAsia="Microsoft YaHei"/>
+          <w:rFonts w:ascii="Times New Roman" w:hAnsi="Times New Roman" w:eastAsia="SimSun"/>
+          <w:b w:val="0"/>
+          <w:color w:val="000000"/>
+          <w:sz w:val="24"/>
         </w:rPr>
         <w:t xml:space="preserve"> </w:t>
       </w:r>
       <w:r>
         <w:rPr>
           <w:rStyle w:val="VerbatimChar"/>
-          <w:rFonts w:ascii="Microsoft YaHei" w:hAnsi="Microsoft YaHei" w:eastAsia="Microsoft YaHei"/>
+          <w:rFonts w:ascii="Times New Roman" w:hAnsi="Times New Roman" w:eastAsia="SimSun"/>
+          <w:b w:val="0"/>
+          <w:color w:val="000000"/>
+          <w:sz w:val="24"/>
         </w:rPr>
         <w:t xml:space="preserve">700</w:t>
       </w:r>
       <w:r>
         <w:rPr>
-          <w:rFonts w:ascii="Microsoft YaHei" w:hAnsi="Microsoft YaHei" w:eastAsia="Microsoft YaHei"/>
-        </w:rPr>
-        <w:t xml:space="preserve"> </w:t>
-      </w:r>
-      <w:r>
-        <w:rPr>
-          <w:rFonts w:ascii="Microsoft YaHei" w:hAnsi="Microsoft YaHei" w:eastAsia="Microsoft YaHei"/>
+          <w:rFonts w:ascii="Times New Roman" w:hAnsi="Times New Roman" w:eastAsia="SimSun"/>
+          <w:b w:val="0"/>
+          <w:color w:val="000000"/>
+          <w:sz w:val="24"/>
+        </w:rPr>
+        <w:t xml:space="preserve"> </w:t>
+      </w:r>
+      <w:r>
+        <w:rPr>
+          <w:rFonts w:ascii="Times New Roman" w:hAnsi="Times New Roman" w:eastAsia="SimSun"/>
+          <w:b w:val="0"/>
+          <w:color w:val="000000"/>
+          <w:sz w:val="24"/>
         </w:rPr>
         <w:t xml:space="preserve">字。</w:t>
       </w:r>
@@ -2542,35 +3263,52 @@
           <w:numId w:val="1009"/>
         </w:numPr>
         <w:pStyle w:val="Compact"/>
-      </w:pPr>
-      <w:r>
-        <w:rPr>
-          <w:rFonts w:ascii="Microsoft YaHei" w:hAnsi="Microsoft YaHei" w:eastAsia="Microsoft YaHei"/>
+        <w:spacing w:line="240" w:lineRule="auto" w:before="0" w:after="80"/>
+        <w:ind w:firstLine="480"/>
+      </w:pPr>
+      <w:r>
+        <w:rPr>
+          <w:rFonts w:ascii="Times New Roman" w:hAnsi="Times New Roman" w:eastAsia="SimSun"/>
+          <w:b w:val="0"/>
+          <w:color w:val="000000"/>
+          <w:sz w:val="24"/>
         </w:rPr>
         <w:t xml:space="preserve">允许附</w:t>
       </w:r>
       <w:r>
         <w:rPr>
-          <w:rFonts w:ascii="Microsoft YaHei" w:hAnsi="Microsoft YaHei" w:eastAsia="Microsoft YaHei"/>
+          <w:rFonts w:ascii="Times New Roman" w:hAnsi="Times New Roman" w:eastAsia="SimSun"/>
+          <w:b w:val="0"/>
+          <w:color w:val="000000"/>
+          <w:sz w:val="24"/>
         </w:rPr>
         <w:t xml:space="preserve"> </w:t>
       </w:r>
       <w:r>
         <w:rPr>
           <w:rStyle w:val="VerbatimChar"/>
-          <w:rFonts w:ascii="Microsoft YaHei" w:hAnsi="Microsoft YaHei" w:eastAsia="Microsoft YaHei"/>
+          <w:rFonts w:ascii="Times New Roman" w:hAnsi="Times New Roman" w:eastAsia="SimSun"/>
+          <w:b w:val="0"/>
+          <w:color w:val="000000"/>
+          <w:sz w:val="24"/>
         </w:rPr>
         <w:t xml:space="preserve">1-3</w:t>
       </w:r>
       <w:r>
         <w:rPr>
-          <w:rFonts w:ascii="Microsoft YaHei" w:hAnsi="Microsoft YaHei" w:eastAsia="Microsoft YaHei"/>
-        </w:rPr>
-        <w:t xml:space="preserve"> </w:t>
-      </w:r>
-      <w:r>
-        <w:rPr>
-          <w:rFonts w:ascii="Microsoft YaHei" w:hAnsi="Microsoft YaHei" w:eastAsia="Microsoft YaHei"/>
+          <w:rFonts w:ascii="Times New Roman" w:hAnsi="Times New Roman" w:eastAsia="SimSun"/>
+          <w:b w:val="0"/>
+          <w:color w:val="000000"/>
+          <w:sz w:val="24"/>
+        </w:rPr>
+        <w:t xml:space="preserve"> </w:t>
+      </w:r>
+      <w:r>
+        <w:rPr>
+          <w:rFonts w:ascii="Times New Roman" w:hAnsi="Times New Roman" w:eastAsia="SimSun"/>
+          <w:b w:val="0"/>
+          <w:color w:val="000000"/>
+          <w:sz w:val="24"/>
         </w:rPr>
         <w:t xml:space="preserve">张图、表或示意图。</w:t>
       </w:r>
@@ -2582,10 +3320,15 @@
           <w:numId w:val="1009"/>
         </w:numPr>
         <w:pStyle w:val="Compact"/>
-      </w:pPr>
-      <w:r>
-        <w:rPr>
-          <w:rFonts w:ascii="Microsoft YaHei" w:hAnsi="Microsoft YaHei" w:eastAsia="Microsoft YaHei"/>
+        <w:spacing w:line="240" w:lineRule="auto" w:before="0" w:after="80"/>
+        <w:ind w:firstLine="480"/>
+      </w:pPr>
+      <w:r>
+        <w:rPr>
+          <w:rFonts w:ascii="Times New Roman" w:hAnsi="Times New Roman" w:eastAsia="SimSun"/>
+          <w:b w:val="0"/>
+          <w:color w:val="000000"/>
+          <w:sz w:val="24"/>
         </w:rPr>
         <w:t xml:space="preserve">本题只做机理诊断，不做控制结构最终定夺，不允许写成完整设计报告。</w:t>
       </w:r>
@@ -2597,17 +3340,24 @@
           <w:numId w:val="1009"/>
         </w:numPr>
         <w:pStyle w:val="Compact"/>
-      </w:pPr>
-      <w:r>
-        <w:rPr>
-          <w:rFonts w:ascii="Microsoft YaHei" w:hAnsi="Microsoft YaHei" w:eastAsia="Microsoft YaHei"/>
+        <w:spacing w:line="240" w:lineRule="auto" w:before="0" w:after="80"/>
+        <w:ind w:firstLine="480"/>
+      </w:pPr>
+      <w:r>
+        <w:rPr>
+          <w:rFonts w:ascii="Times New Roman" w:hAnsi="Times New Roman" w:eastAsia="SimSun"/>
+          <w:b w:val="0"/>
+          <w:color w:val="000000"/>
+          <w:sz w:val="24"/>
         </w:rPr>
         <w:t xml:space="preserve">不得调用零点、型别、积分稳态改善、Nyquist 判据、Bode 判稳或完整控制器选型语言。</w:t>
       </w:r>
     </w:p>
     <w:bookmarkEnd w:id="26"/>
     <w:bookmarkEnd w:id="27"/>
-    <w:sectPr/>
+    <w:sectPr>
+      <w:pgMar w:top="720" w:bottom="720" w:left="720" w:right="720"/>
+    </w:sectPr>
   </w:body>
 </w:document>
 </file>
@@ -3091,7 +3841,8 @@
     <w:name w:val="Normal"/>
     <w:qFormat/>
     <w:rPr>
-      <w:rFonts w:ascii="Microsoft YaHei" w:hAnsi="Microsoft YaHei" w:eastAsia="Microsoft YaHei"/>
+      <w:rFonts w:ascii="Times New Roman" w:hAnsi="Times New Roman" w:eastAsia="SimSun"/>
+      <w:color w:val="000000"/>
     </w:rPr>
   </w:style>
   <w:style w:styleId="BodyText" w:type="paragraph">
@@ -3103,7 +3854,8 @@
     </w:pPr>
     <w:qFormat/>
     <w:rPr>
-      <w:rFonts w:ascii="Microsoft YaHei" w:hAnsi="Microsoft YaHei" w:eastAsia="Microsoft YaHei"/>
+      <w:rFonts w:ascii="Times New Roman" w:hAnsi="Times New Roman" w:eastAsia="SimSun"/>
+      <w:color w:val="000000"/>
     </w:rPr>
   </w:style>
   <w:style w:customStyle="1" w:styleId="FirstParagraph" w:type="paragraph">
@@ -3112,7 +3864,8 @@
     <w:next w:val="BodyText"/>
     <w:qFormat/>
     <w:rPr>
-      <w:rFonts w:ascii="Microsoft YaHei" w:hAnsi="Microsoft YaHei" w:eastAsia="Microsoft YaHei"/>
+      <w:rFonts w:ascii="Times New Roman" w:hAnsi="Times New Roman" w:eastAsia="SimSun"/>
+      <w:color w:val="000000"/>
     </w:rPr>
   </w:style>
   <w:style w:customStyle="1" w:styleId="Compact" w:type="paragraph">
@@ -3123,7 +3876,8 @@
       <w:spacing w:after="36" w:before="36"/>
     </w:pPr>
     <w:rPr>
-      <w:rFonts w:ascii="Microsoft YaHei" w:hAnsi="Microsoft YaHei" w:eastAsia="Microsoft YaHei"/>
+      <w:rFonts w:ascii="Times New Roman" w:hAnsi="Times New Roman" w:eastAsia="SimSun"/>
+      <w:color w:val="000000"/>
     </w:rPr>
   </w:style>
   <w:style w:styleId="Title" w:type="paragraph">
@@ -3138,10 +3892,10 @@
       <w:jc w:val="center"/>
     </w:pPr>
     <w:rPr>
-      <w:rFonts w:asciiTheme="majorHAnsi" w:cstheme="majorBidi" w:eastAsiaTheme="majorEastAsia" w:hAnsiTheme="majorHAnsi" w:ascii="Microsoft YaHei" w:hAnsi="Microsoft YaHei" w:eastAsia="Microsoft YaHei"/>
+      <w:rFonts w:asciiTheme="majorHAnsi" w:cstheme="majorBidi" w:eastAsiaTheme="majorEastAsia" w:hAnsiTheme="majorHAnsi" w:ascii="Times New Roman" w:hAnsi="Times New Roman" w:eastAsia="SimSun"/>
       <w:b/>
       <w:bCs/>
-      <w:color w:themeColor="accent1" w:themeShade="B5" w:val="345A8A"/>
+      <w:color w:val="000000"/>
       <w:sz w:val="36"/>
       <w:szCs w:val="36"/>
     </w:rPr>
@@ -3158,7 +3912,8 @@
       <w:jc w:val="center"/>
     </w:pPr>
     <w:rPr>
-      <w:rFonts w:ascii="Microsoft YaHei" w:hAnsi="Microsoft YaHei" w:eastAsia="Microsoft YaHei"/>
+      <w:rFonts w:ascii="Times New Roman" w:hAnsi="Times New Roman" w:eastAsia="SimSun"/>
+      <w:color w:val="000000"/>
       <w:sz w:val="30"/>
       <w:szCs w:val="30"/>
     </w:rPr>
@@ -3173,7 +3928,8 @@
       <w:jc w:val="center"/>
     </w:pPr>
     <w:rPr>
-      <w:rFonts w:ascii="Microsoft YaHei" w:hAnsi="Microsoft YaHei" w:eastAsia="Microsoft YaHei"/>
+      <w:rFonts w:ascii="Times New Roman" w:hAnsi="Times New Roman" w:eastAsia="SimSun"/>
+      <w:color w:val="000000"/>
     </w:rPr>
   </w:style>
   <w:style w:styleId="Date" w:type="paragraph">
@@ -3186,7 +3942,8 @@
       <w:jc w:val="center"/>
     </w:pPr>
     <w:rPr>
-      <w:rFonts w:ascii="Microsoft YaHei" w:hAnsi="Microsoft YaHei" w:eastAsia="Microsoft YaHei"/>
+      <w:rFonts w:ascii="Times New Roman" w:hAnsi="Times New Roman" w:eastAsia="SimSun"/>
+      <w:color w:val="000000"/>
     </w:rPr>
   </w:style>
   <w:style w:customStyle="1" w:styleId="AbstractTitle" w:type="paragraph">
@@ -3201,12 +3958,11 @@
       <w:spacing w:after="0" w:before="300"/>
     </w:pPr>
     <w:rPr>
+      <w:color w:val="000000"/>
       <w:sz w:val="20"/>
       <w:szCs w:val="20"/>
-      <w:rFonts w:ascii="Microsoft YaHei" w:hAnsi="Microsoft YaHei" w:eastAsia="Microsoft YaHei"/>
+      <w:rFonts w:ascii="Times New Roman" w:hAnsi="Times New Roman" w:eastAsia="SimSun"/>
       <w:b/>
-      <w:color w:val="345A8A"/>
-      &gt;
     </w:rPr>
   </w:style>
   <w:style w:customStyle="1" w:styleId="Abstract" w:type="paragraph">
@@ -3220,7 +3976,8 @@
       <w:spacing w:after="300" w:before="100"/>
     </w:pPr>
     <w:rPr>
-      <w:rFonts w:ascii="Microsoft YaHei" w:hAnsi="Microsoft YaHei" w:eastAsia="Microsoft YaHei"/>
+      <w:rFonts w:ascii="Times New Roman" w:hAnsi="Times New Roman" w:eastAsia="SimSun"/>
+      <w:color w:val="000000"/>
       <w:sz w:val="20"/>
       <w:szCs w:val="20"/>
     </w:rPr>
@@ -3232,7 +3989,8 @@
     <w:qFormat/>
     <w:pPr/>
     <w:rPr>
-      <w:rFonts w:ascii="Microsoft YaHei" w:hAnsi="Microsoft YaHei" w:eastAsia="Microsoft YaHei"/>
+      <w:rFonts w:ascii="Times New Roman" w:hAnsi="Times New Roman" w:eastAsia="SimSun"/>
+      <w:color w:val="000000"/>
     </w:rPr>
   </w:style>
   <w:style w:styleId="Heading1" w:type="paragraph">
@@ -3248,10 +4006,10 @@
       <w:outlineLvl w:val="0"/>
     </w:pPr>
     <w:rPr>
-      <w:rFonts w:asciiTheme="majorHAnsi" w:cstheme="majorBidi" w:eastAsiaTheme="majorEastAsia" w:hAnsiTheme="majorHAnsi" w:ascii="Microsoft YaHei" w:hAnsi="Microsoft YaHei" w:eastAsia="Microsoft YaHei"/>
+      <w:rFonts w:asciiTheme="majorHAnsi" w:cstheme="majorBidi" w:eastAsiaTheme="majorEastAsia" w:hAnsiTheme="majorHAnsi" w:ascii="Times New Roman" w:hAnsi="Times New Roman" w:eastAsia="SimSun"/>
       <w:b/>
       <w:bCs/>
-      <w:color w:themeColor="accent1" w:val="4F81BD"/>
+      <w:color w:val="000000"/>
       <w:sz w:val="32"/>
       <w:szCs w:val="32"/>
     </w:rPr>
@@ -3270,10 +4028,10 @@
       <w:outlineLvl w:val="1"/>
     </w:pPr>
     <w:rPr>
-      <w:rFonts w:asciiTheme="majorHAnsi" w:cstheme="majorBidi" w:eastAsiaTheme="majorEastAsia" w:hAnsiTheme="majorHAnsi" w:ascii="Microsoft YaHei" w:hAnsi="Microsoft YaHei" w:eastAsia="Microsoft YaHei"/>
+      <w:rFonts w:asciiTheme="majorHAnsi" w:cstheme="majorBidi" w:eastAsiaTheme="majorEastAsia" w:hAnsiTheme="majorHAnsi" w:ascii="Times New Roman" w:hAnsi="Times New Roman" w:eastAsia="SimSun"/>
       <w:b/>
       <w:bCs/>
-      <w:color w:themeColor="accent1" w:val="4F81BD"/>
+      <w:color w:val="000000"/>
       <w:sz w:val="28"/>
       <w:szCs w:val="28"/>
     </w:rPr>
@@ -3292,10 +4050,10 @@
       <w:outlineLvl w:val="2"/>
     </w:pPr>
     <w:rPr>
-      <w:rFonts w:asciiTheme="majorHAnsi" w:cstheme="majorBidi" w:eastAsiaTheme="majorEastAsia" w:hAnsiTheme="majorHAnsi" w:ascii="Microsoft YaHei" w:hAnsi="Microsoft YaHei" w:eastAsia="Microsoft YaHei"/>
+      <w:rFonts w:asciiTheme="majorHAnsi" w:cstheme="majorBidi" w:eastAsiaTheme="majorEastAsia" w:hAnsiTheme="majorHAnsi" w:ascii="Times New Roman" w:hAnsi="Times New Roman" w:eastAsia="SimSun"/>
       <w:b/>
       <w:bCs/>
-      <w:color w:themeColor="accent1" w:val="4F81BD"/>
+      <w:color w:val="000000"/>
       <w:sz w:val="24"/>
       <w:szCs w:val="24"/>
     </w:rPr>
@@ -3314,10 +4072,10 @@
       <w:outlineLvl w:val="3"/>
     </w:pPr>
     <w:rPr>
-      <w:rFonts w:asciiTheme="majorHAnsi" w:cstheme="majorBidi" w:eastAsiaTheme="majorEastAsia" w:hAnsiTheme="majorHAnsi" w:ascii="Microsoft YaHei" w:hAnsi="Microsoft YaHei" w:eastAsia="Microsoft YaHei"/>
+      <w:rFonts w:asciiTheme="majorHAnsi" w:cstheme="majorBidi" w:eastAsiaTheme="majorEastAsia" w:hAnsiTheme="majorHAnsi" w:ascii="Times New Roman" w:hAnsi="Times New Roman" w:eastAsia="SimSun"/>
       <w:i/>
       <w:bCs/>
-      <w:color w:themeColor="accent1" w:val="4F81BD"/>
+      <w:color w:val="000000"/>
       <w:sz w:val="24"/>
       <w:szCs w:val="24"/>
     </w:rPr>
@@ -3336,9 +4094,9 @@
       <w:outlineLvl w:val="4"/>
     </w:pPr>
     <w:rPr>
-      <w:rFonts w:asciiTheme="majorHAnsi" w:cstheme="majorBidi" w:eastAsiaTheme="majorEastAsia" w:hAnsiTheme="majorHAnsi" w:ascii="Microsoft YaHei" w:hAnsi="Microsoft YaHei" w:eastAsia="Microsoft YaHei"/>
+      <w:rFonts w:asciiTheme="majorHAnsi" w:cstheme="majorBidi" w:eastAsiaTheme="majorEastAsia" w:hAnsiTheme="majorHAnsi" w:ascii="Times New Roman" w:hAnsi="Times New Roman" w:eastAsia="SimSun"/>
       <w:iCs/>
-      <w:color w:themeColor="accent1" w:val="4F81BD"/>
+      <w:color w:val="000000"/>
       <w:sz w:val="24"/>
       <w:szCs w:val="24"/>
     </w:rPr>
@@ -3357,8 +4115,8 @@
       <w:outlineLvl w:val="5"/>
     </w:pPr>
     <w:rPr>
-      <w:rFonts w:asciiTheme="majorHAnsi" w:cstheme="majorBidi" w:eastAsiaTheme="majorEastAsia" w:hAnsiTheme="majorHAnsi" w:ascii="Microsoft YaHei" w:hAnsi="Microsoft YaHei" w:eastAsia="Microsoft YaHei"/>
-      <w:color w:themeColor="accent1" w:val="4F81BD"/>
+      <w:rFonts w:asciiTheme="majorHAnsi" w:cstheme="majorBidi" w:eastAsiaTheme="majorEastAsia" w:hAnsiTheme="majorHAnsi" w:ascii="Times New Roman" w:hAnsi="Times New Roman" w:eastAsia="SimSun"/>
+      <w:color w:val="000000"/>
       <w:sz w:val="24"/>
       <w:szCs w:val="24"/>
     </w:rPr>
@@ -3377,8 +4135,8 @@
       <w:outlineLvl w:val="6"/>
     </w:pPr>
     <w:rPr>
-      <w:rFonts w:asciiTheme="majorHAnsi" w:cstheme="majorBidi" w:eastAsiaTheme="majorEastAsia" w:hAnsiTheme="majorHAnsi" w:ascii="Microsoft YaHei" w:hAnsi="Microsoft YaHei" w:eastAsia="Microsoft YaHei"/>
-      <w:color w:themeColor="accent1" w:val="4F81BD"/>
+      <w:rFonts w:asciiTheme="majorHAnsi" w:cstheme="majorBidi" w:eastAsiaTheme="majorEastAsia" w:hAnsiTheme="majorHAnsi" w:ascii="Times New Roman" w:hAnsi="Times New Roman" w:eastAsia="SimSun"/>
+      <w:color w:val="000000"/>
       <w:sz w:val="24"/>
       <w:szCs w:val="24"/>
     </w:rPr>
@@ -3397,8 +4155,8 @@
       <w:outlineLvl w:val="7"/>
     </w:pPr>
     <w:rPr>
-      <w:rFonts w:asciiTheme="majorHAnsi" w:cstheme="majorBidi" w:eastAsiaTheme="majorEastAsia" w:hAnsiTheme="majorHAnsi" w:ascii="Microsoft YaHei" w:hAnsi="Microsoft YaHei" w:eastAsia="Microsoft YaHei"/>
-      <w:color w:themeColor="accent1" w:val="4F81BD"/>
+      <w:rFonts w:asciiTheme="majorHAnsi" w:cstheme="majorBidi" w:eastAsiaTheme="majorEastAsia" w:hAnsiTheme="majorHAnsi" w:ascii="Times New Roman" w:hAnsi="Times New Roman" w:eastAsia="SimSun"/>
+      <w:color w:val="000000"/>
       <w:sz w:val="24"/>
       <w:szCs w:val="24"/>
     </w:rPr>
@@ -3417,8 +4175,8 @@
       <w:outlineLvl w:val="8"/>
     </w:pPr>
     <w:rPr>
-      <w:rFonts w:asciiTheme="majorHAnsi" w:cstheme="majorBidi" w:eastAsiaTheme="majorEastAsia" w:hAnsiTheme="majorHAnsi" w:ascii="Microsoft YaHei" w:hAnsi="Microsoft YaHei" w:eastAsia="Microsoft YaHei"/>
-      <w:color w:themeColor="accent1" w:val="4F81BD"/>
+      <w:rFonts w:asciiTheme="majorHAnsi" w:cstheme="majorBidi" w:eastAsiaTheme="majorEastAsia" w:hAnsiTheme="majorHAnsi" w:ascii="Times New Roman" w:hAnsi="Times New Roman" w:eastAsia="SimSun"/>
+      <w:color w:val="000000"/>
       <w:sz w:val="24"/>
       <w:szCs w:val="24"/>
     </w:rPr>
@@ -3435,7 +4193,8 @@
       <w:ind w:firstLine="0" w:left="480" w:right="480"/>
     </w:pPr>
     <w:rPr>
-      <w:rFonts w:ascii="Microsoft YaHei" w:hAnsi="Microsoft YaHei" w:eastAsia="Microsoft YaHei"/>
+      <w:rFonts w:ascii="Times New Roman" w:hAnsi="Times New Roman" w:eastAsia="SimSun"/>
+      <w:color w:val="000000"/>
     </w:rPr>
   </w:style>
   <w:style w:styleId="FootnoteText" w:type="paragraph">
@@ -3446,7 +4205,8 @@
     <w:unhideWhenUsed/>
     <w:qFormat/>
     <w:rPr>
-      <w:rFonts w:ascii="Microsoft YaHei" w:hAnsi="Microsoft YaHei" w:eastAsia="Microsoft YaHei"/>
+      <w:rFonts w:ascii="Times New Roman" w:hAnsi="Times New Roman" w:eastAsia="SimSun"/>
+      <w:color w:val="000000"/>
     </w:rPr>
   </w:style>
   <w:style w:default="1" w:styleId="DefaultParagraphFont" w:type="character">
@@ -3454,7 +4214,8 @@
     <w:semiHidden/>
     <w:unhideWhenUsed/>
     <w:rPr>
-      <w:rFonts w:ascii="Microsoft YaHei" w:hAnsi="Microsoft YaHei" w:eastAsia="Microsoft YaHei"/>
+      <w:rFonts w:ascii="Times New Roman" w:hAnsi="Times New Roman" w:eastAsia="SimSun"/>
+      <w:color w:val="000000"/>
     </w:rPr>
   </w:style>
   <w:style w:default="1" w:styleId="Table" w:type="table">
@@ -3464,7 +4225,8 @@
     <w:unhideWhenUsed/>
     <w:qFormat/>
     <w:rPr>
-      <w:rFonts w:ascii="Microsoft YaHei" w:hAnsi="Microsoft YaHei" w:eastAsia="Microsoft YaHei"/>
+      <w:rFonts w:ascii="Times New Roman" w:hAnsi="Times New Roman" w:eastAsia="SimSun"/>
+      <w:color w:val="000000"/>
     </w:rPr>
     <w:tblPr>
       <w:tblInd w:type="dxa" w:w="0"/>
@@ -3501,15 +4263,17 @@
       <w:spacing w:after="0"/>
     </w:pPr>
     <w:rPr>
-      <w:rFonts w:ascii="Microsoft YaHei" w:hAnsi="Microsoft YaHei" w:eastAsia="Microsoft YaHei"/>
+      <w:rFonts w:ascii="Times New Roman" w:hAnsi="Times New Roman" w:eastAsia="SimSun"/>
       <w:b/>
+      <w:color w:val="000000"/>
     </w:rPr>
   </w:style>
   <w:style w:customStyle="1" w:styleId="Definition" w:type="paragraph">
     <w:name w:val="Definition"/>
     <w:basedOn w:val="Normal"/>
     <w:rPr>
-      <w:rFonts w:ascii="Microsoft YaHei" w:hAnsi="Microsoft YaHei" w:eastAsia="Microsoft YaHei"/>
+      <w:rFonts w:ascii="Times New Roman" w:hAnsi="Times New Roman" w:eastAsia="SimSun"/>
+      <w:color w:val="000000"/>
     </w:rPr>
   </w:style>
   <w:style w:styleId="Caption" w:type="paragraph">
@@ -3520,8 +4284,9 @@
       <w:spacing w:after="120" w:before="0"/>
     </w:pPr>
     <w:rPr>
-      <w:rFonts w:ascii="Microsoft YaHei" w:hAnsi="Microsoft YaHei" w:eastAsia="Microsoft YaHei"/>
+      <w:rFonts w:ascii="Times New Roman" w:hAnsi="Times New Roman" w:eastAsia="SimSun"/>
       <w:i/>
+      <w:color w:val="000000"/>
     </w:rPr>
   </w:style>
   <w:style w:customStyle="1" w:styleId="TableCaption" w:type="paragraph">
@@ -3531,21 +4296,24 @@
       <w:keepNext/>
     </w:pPr>
     <w:rPr>
-      <w:rFonts w:ascii="Microsoft YaHei" w:hAnsi="Microsoft YaHei" w:eastAsia="Microsoft YaHei"/>
+      <w:rFonts w:ascii="Times New Roman" w:hAnsi="Times New Roman" w:eastAsia="SimSun"/>
+      <w:color w:val="000000"/>
     </w:rPr>
   </w:style>
   <w:style w:customStyle="1" w:styleId="ImageCaption" w:type="paragraph">
     <w:name w:val="Image Caption"/>
     <w:basedOn w:val="Caption"/>
     <w:rPr>
-      <w:rFonts w:ascii="Microsoft YaHei" w:hAnsi="Microsoft YaHei" w:eastAsia="Microsoft YaHei"/>
+      <w:rFonts w:ascii="Times New Roman" w:hAnsi="Times New Roman" w:eastAsia="SimSun"/>
+      <w:color w:val="000000"/>
     </w:rPr>
   </w:style>
   <w:style w:customStyle="1" w:styleId="Figure" w:type="paragraph">
     <w:name w:val="Figure"/>
     <w:basedOn w:val="Normal"/>
     <w:rPr>
-      <w:rFonts w:ascii="Microsoft YaHei" w:hAnsi="Microsoft YaHei" w:eastAsia="Microsoft YaHei"/>
+      <w:rFonts w:ascii="Times New Roman" w:hAnsi="Times New Roman" w:eastAsia="SimSun"/>
+      <w:color w:val="000000"/>
     </w:rPr>
   </w:style>
   <w:style w:customStyle="1" w:styleId="CaptionedFigure" w:type="paragraph">
@@ -3555,7 +4323,8 @@
       <w:keepNext/>
     </w:pPr>
     <w:rPr>
-      <w:rFonts w:ascii="Microsoft YaHei" w:hAnsi="Microsoft YaHei" w:eastAsia="Microsoft YaHei"/>
+      <w:rFonts w:ascii="Times New Roman" w:hAnsi="Times New Roman" w:eastAsia="SimSun"/>
+      <w:color w:val="000000"/>
     </w:rPr>
   </w:style>
   <w:style w:customStyle="1" w:styleId="BodyTextChar" w:type="character">
@@ -3563,14 +4332,16 @@
     <w:basedOn w:val="DefaultParagraphFont"/>
     <w:link w:val="BodyText"/>
     <w:rPr>
-      <w:rFonts w:ascii="Microsoft YaHei" w:hAnsi="Microsoft YaHei" w:eastAsia="Microsoft YaHei"/>
+      <w:rFonts w:ascii="Times New Roman" w:hAnsi="Times New Roman" w:eastAsia="SimSun"/>
+      <w:color w:val="000000"/>
     </w:rPr>
   </w:style>
   <w:style w:customStyle="1" w:styleId="VerbatimChar" w:type="character">
     <w:name w:val="Verbatim Char"/>
     <w:basedOn w:val="BodyTextChar"/>
     <w:rPr>
-      <w:rFonts w:ascii="Microsoft YaHei" w:hAnsi="Microsoft YaHei" w:eastAsia="Microsoft YaHei"/>
+      <w:rFonts w:ascii="Times New Roman" w:hAnsi="Times New Roman" w:eastAsia="SimSun"/>
+      <w:color w:val="000000"/>
       <w:sz w:val="22"/>
     </w:rPr>
   </w:style>
@@ -3578,14 +4349,16 @@
     <w:name w:val="Section Number"/>
     <w:basedOn w:val="BodyTextChar"/>
     <w:rPr>
-      <w:rFonts w:ascii="Microsoft YaHei" w:hAnsi="Microsoft YaHei" w:eastAsia="Microsoft YaHei"/>
+      <w:rFonts w:ascii="Times New Roman" w:hAnsi="Times New Roman" w:eastAsia="SimSun"/>
+      <w:color w:val="000000"/>
     </w:rPr>
   </w:style>
   <w:style w:styleId="FootnoteReference" w:type="character">
     <w:name w:val="Footnote Reference"/>
     <w:basedOn w:val="BodyTextChar"/>
     <w:rPr>
-      <w:rFonts w:ascii="Microsoft YaHei" w:hAnsi="Microsoft YaHei" w:eastAsia="Microsoft YaHei"/>
+      <w:rFonts w:ascii="Times New Roman" w:hAnsi="Times New Roman" w:eastAsia="SimSun"/>
+      <w:color w:val="000000"/>
       <w:vertAlign w:val="superscript"/>
     </w:rPr>
   </w:style>
@@ -3593,8 +4366,8 @@
     <w:name w:val="Hyperlink"/>
     <w:basedOn w:val="BodyTextChar"/>
     <w:rPr>
-      <w:rFonts w:ascii="Microsoft YaHei" w:hAnsi="Microsoft YaHei" w:eastAsia="Microsoft YaHei"/>
-      <w:color w:themeColor="accent1" w:val="4F81BD"/>
+      <w:rFonts w:ascii="Times New Roman" w:hAnsi="Times New Roman" w:eastAsia="SimSun"/>
+      <w:color w:val="000000"/>
     </w:rPr>
   </w:style>
   <w:style w:styleId="TOCHeading" w:type="paragraph">
@@ -3609,10 +4382,10 @@
       <w:outlineLvl w:val="9"/>
     </w:pPr>
     <w:rPr>
-      <w:rFonts w:asciiTheme="majorHAnsi" w:cstheme="majorBidi" w:eastAsiaTheme="majorEastAsia" w:hAnsiTheme="majorHAnsi" w:ascii="Microsoft YaHei" w:hAnsi="Microsoft YaHei" w:eastAsia="Microsoft YaHei"/>
+      <w:rFonts w:asciiTheme="majorHAnsi" w:cstheme="majorBidi" w:eastAsiaTheme="majorEastAsia" w:hAnsiTheme="majorHAnsi" w:ascii="Times New Roman" w:hAnsi="Times New Roman" w:eastAsia="SimSun"/>
       <w:b w:val="0"/>
       <w:bCs w:val="0"/>
-      <w:color w:themeColor="accent1" w:themeShade="BF" w:val="365F91"/>
+      <w:color w:val="000000"/>
     </w:rPr>
   </w:style>
   <w:style w:type="paragraph" w:customStyle="1" w:styleId="SourceCode">
@@ -3623,267 +4396,271 @@
       <w:wordWrap w:val="off"/>
     </w:pPr>
     <w:rPr>
-      <w:rFonts w:ascii="Microsoft YaHei" w:hAnsi="Microsoft YaHei" w:eastAsia="Microsoft YaHei"/>
+      <w:rFonts w:ascii="Times New Roman" w:hAnsi="Times New Roman" w:eastAsia="SimSun"/>
+      <w:color w:val="000000"/>
     </w:rPr>
   </w:style>
   <w:style w:type="character" w:customStyle="1" w:styleId="KeywordTok">
     <w:name w:val="KeywordTok"/>
     <w:basedOn w:val="VerbatimChar"/>
     <w:rPr>
-      <w:color w:val="007020"/>
-      <w:rFonts w:ascii="Microsoft YaHei" w:hAnsi="Microsoft YaHei" w:eastAsia="Microsoft YaHei"/>
+      <w:rFonts w:ascii="Times New Roman" w:hAnsi="Times New Roman" w:eastAsia="SimSun"/>
       <w:b/>
+      <w:color w:val="000000"/>
     </w:rPr>
   </w:style>
   <w:style w:type="character" w:customStyle="1" w:styleId="DataTypeTok">
     <w:name w:val="DataTypeTok"/>
     <w:basedOn w:val="VerbatimChar"/>
     <w:rPr>
-      <w:rFonts w:ascii="Microsoft YaHei" w:hAnsi="Microsoft YaHei" w:eastAsia="Microsoft YaHei"/>
-      <w:color w:val="902000"/>
+      <w:rFonts w:ascii="Times New Roman" w:hAnsi="Times New Roman" w:eastAsia="SimSun"/>
+      <w:color w:val="000000"/>
     </w:rPr>
   </w:style>
   <w:style w:type="character" w:customStyle="1" w:styleId="DecValTok">
     <w:name w:val="DecValTok"/>
     <w:basedOn w:val="VerbatimChar"/>
     <w:rPr>
-      <w:rFonts w:ascii="Microsoft YaHei" w:hAnsi="Microsoft YaHei" w:eastAsia="Microsoft YaHei"/>
-      <w:color w:val="40a070"/>
+      <w:rFonts w:ascii="Times New Roman" w:hAnsi="Times New Roman" w:eastAsia="SimSun"/>
+      <w:color w:val="000000"/>
     </w:rPr>
   </w:style>
   <w:style w:type="character" w:customStyle="1" w:styleId="BaseNTok">
     <w:name w:val="BaseNTok"/>
     <w:basedOn w:val="VerbatimChar"/>
     <w:rPr>
-      <w:rFonts w:ascii="Microsoft YaHei" w:hAnsi="Microsoft YaHei" w:eastAsia="Microsoft YaHei"/>
-      <w:color w:val="40a070"/>
+      <w:rFonts w:ascii="Times New Roman" w:hAnsi="Times New Roman" w:eastAsia="SimSun"/>
+      <w:color w:val="000000"/>
     </w:rPr>
   </w:style>
   <w:style w:type="character" w:customStyle="1" w:styleId="FloatTok">
     <w:name w:val="FloatTok"/>
     <w:basedOn w:val="VerbatimChar"/>
     <w:rPr>
-      <w:rFonts w:ascii="Microsoft YaHei" w:hAnsi="Microsoft YaHei" w:eastAsia="Microsoft YaHei"/>
-      <w:color w:val="40a070"/>
+      <w:rFonts w:ascii="Times New Roman" w:hAnsi="Times New Roman" w:eastAsia="SimSun"/>
+      <w:color w:val="000000"/>
     </w:rPr>
   </w:style>
   <w:style w:type="character" w:customStyle="1" w:styleId="ConstantTok">
     <w:name w:val="ConstantTok"/>
     <w:basedOn w:val="VerbatimChar"/>
     <w:rPr>
-      <w:rFonts w:ascii="Microsoft YaHei" w:hAnsi="Microsoft YaHei" w:eastAsia="Microsoft YaHei"/>
-      <w:color w:val="880000"/>
+      <w:rFonts w:ascii="Times New Roman" w:hAnsi="Times New Roman" w:eastAsia="SimSun"/>
+      <w:color w:val="000000"/>
     </w:rPr>
   </w:style>
   <w:style w:type="character" w:customStyle="1" w:styleId="CharTok">
     <w:name w:val="CharTok"/>
     <w:basedOn w:val="VerbatimChar"/>
     <w:rPr>
-      <w:rFonts w:ascii="Microsoft YaHei" w:hAnsi="Microsoft YaHei" w:eastAsia="Microsoft YaHei"/>
-      <w:color w:val="4070a0"/>
+      <w:rFonts w:ascii="Times New Roman" w:hAnsi="Times New Roman" w:eastAsia="SimSun"/>
+      <w:color w:val="000000"/>
     </w:rPr>
   </w:style>
   <w:style w:type="character" w:customStyle="1" w:styleId="SpecialCharTok">
     <w:name w:val="SpecialCharTok"/>
     <w:basedOn w:val="VerbatimChar"/>
     <w:rPr>
-      <w:rFonts w:ascii="Microsoft YaHei" w:hAnsi="Microsoft YaHei" w:eastAsia="Microsoft YaHei"/>
-      <w:color w:val="4070a0"/>
+      <w:rFonts w:ascii="Times New Roman" w:hAnsi="Times New Roman" w:eastAsia="SimSun"/>
+      <w:color w:val="000000"/>
     </w:rPr>
   </w:style>
   <w:style w:type="character" w:customStyle="1" w:styleId="StringTok">
     <w:name w:val="StringTok"/>
     <w:basedOn w:val="VerbatimChar"/>
     <w:rPr>
-      <w:rFonts w:ascii="Microsoft YaHei" w:hAnsi="Microsoft YaHei" w:eastAsia="Microsoft YaHei"/>
-      <w:color w:val="4070a0"/>
+      <w:rFonts w:ascii="Times New Roman" w:hAnsi="Times New Roman" w:eastAsia="SimSun"/>
+      <w:color w:val="000000"/>
     </w:rPr>
   </w:style>
   <w:style w:type="character" w:customStyle="1" w:styleId="VerbatimStringTok">
     <w:name w:val="VerbatimStringTok"/>
     <w:basedOn w:val="VerbatimChar"/>
     <w:rPr>
-      <w:rFonts w:ascii="Microsoft YaHei" w:hAnsi="Microsoft YaHei" w:eastAsia="Microsoft YaHei"/>
-      <w:color w:val="4070a0"/>
+      <w:rFonts w:ascii="Times New Roman" w:hAnsi="Times New Roman" w:eastAsia="SimSun"/>
+      <w:color w:val="000000"/>
     </w:rPr>
   </w:style>
   <w:style w:type="character" w:customStyle="1" w:styleId="SpecialStringTok">
     <w:name w:val="SpecialStringTok"/>
     <w:basedOn w:val="VerbatimChar"/>
     <w:rPr>
-      <w:rFonts w:ascii="Microsoft YaHei" w:hAnsi="Microsoft YaHei" w:eastAsia="Microsoft YaHei"/>
-      <w:color w:val="bb6688"/>
+      <w:rFonts w:ascii="Times New Roman" w:hAnsi="Times New Roman" w:eastAsia="SimSun"/>
+      <w:color w:val="000000"/>
     </w:rPr>
   </w:style>
   <w:style w:type="character" w:customStyle="1" w:styleId="ImportTok">
     <w:name w:val="ImportTok"/>
     <w:basedOn w:val="VerbatimChar"/>
     <w:rPr>
-      <w:color w:val="008000"/>
-      <w:rFonts w:ascii="Microsoft YaHei" w:hAnsi="Microsoft YaHei" w:eastAsia="Microsoft YaHei"/>
+      <w:rFonts w:ascii="Times New Roman" w:hAnsi="Times New Roman" w:eastAsia="SimSun"/>
       <w:b/>
+      <w:color w:val="000000"/>
     </w:rPr>
   </w:style>
   <w:style w:type="character" w:customStyle="1" w:styleId="CommentTok">
     <w:name w:val="CommentTok"/>
     <w:basedOn w:val="VerbatimChar"/>
     <w:rPr>
-      <w:color w:val="60a0b0"/>
-      <w:rFonts w:ascii="Microsoft YaHei" w:hAnsi="Microsoft YaHei" w:eastAsia="Microsoft YaHei"/>
+      <w:rFonts w:ascii="Times New Roman" w:hAnsi="Times New Roman" w:eastAsia="SimSun"/>
       <w:i/>
+      <w:color w:val="000000"/>
     </w:rPr>
   </w:style>
   <w:style w:type="character" w:customStyle="1" w:styleId="DocumentationTok">
     <w:name w:val="DocumentationTok"/>
     <w:basedOn w:val="VerbatimChar"/>
     <w:rPr>
-      <w:color w:val="ba2121"/>
-      <w:rFonts w:ascii="Microsoft YaHei" w:hAnsi="Microsoft YaHei" w:eastAsia="Microsoft YaHei"/>
+      <w:rFonts w:ascii="Times New Roman" w:hAnsi="Times New Roman" w:eastAsia="SimSun"/>
       <w:i/>
+      <w:color w:val="000000"/>
     </w:rPr>
   </w:style>
   <w:style w:type="character" w:customStyle="1" w:styleId="AnnotationTok">
     <w:name w:val="AnnotationTok"/>
     <w:basedOn w:val="VerbatimChar"/>
     <w:rPr>
-      <w:color w:val="60a0b0"/>
-      <w:rFonts w:ascii="Microsoft YaHei" w:hAnsi="Microsoft YaHei" w:eastAsia="Microsoft YaHei"/>
+      <w:rFonts w:ascii="Times New Roman" w:hAnsi="Times New Roman" w:eastAsia="SimSun"/>
       <w:b/>
       <w:i/>
+      <w:color w:val="000000"/>
     </w:rPr>
   </w:style>
   <w:style w:type="character" w:customStyle="1" w:styleId="CommentVarTok">
     <w:name w:val="CommentVarTok"/>
     <w:basedOn w:val="VerbatimChar"/>
     <w:rPr>
-      <w:color w:val="60a0b0"/>
-      <w:rFonts w:ascii="Microsoft YaHei" w:hAnsi="Microsoft YaHei" w:eastAsia="Microsoft YaHei"/>
+      <w:rFonts w:ascii="Times New Roman" w:hAnsi="Times New Roman" w:eastAsia="SimSun"/>
       <w:b/>
       <w:i/>
+      <w:color w:val="000000"/>
     </w:rPr>
   </w:style>
   <w:style w:type="character" w:customStyle="1" w:styleId="OtherTok">
     <w:name w:val="OtherTok"/>
     <w:basedOn w:val="VerbatimChar"/>
     <w:rPr>
-      <w:rFonts w:ascii="Microsoft YaHei" w:hAnsi="Microsoft YaHei" w:eastAsia="Microsoft YaHei"/>
-      <w:color w:val="007020"/>
+      <w:rFonts w:ascii="Times New Roman" w:hAnsi="Times New Roman" w:eastAsia="SimSun"/>
+      <w:color w:val="000000"/>
     </w:rPr>
   </w:style>
   <w:style w:type="character" w:customStyle="1" w:styleId="FunctionTok">
     <w:name w:val="FunctionTok"/>
     <w:basedOn w:val="VerbatimChar"/>
     <w:rPr>
-      <w:rFonts w:ascii="Microsoft YaHei" w:hAnsi="Microsoft YaHei" w:eastAsia="Microsoft YaHei"/>
-      <w:color w:val="06287e"/>
+      <w:rFonts w:ascii="Times New Roman" w:hAnsi="Times New Roman" w:eastAsia="SimSun"/>
+      <w:color w:val="000000"/>
     </w:rPr>
   </w:style>
   <w:style w:type="character" w:customStyle="1" w:styleId="VariableTok">
     <w:name w:val="VariableTok"/>
     <w:basedOn w:val="VerbatimChar"/>
     <w:rPr>
-      <w:rFonts w:ascii="Microsoft YaHei" w:hAnsi="Microsoft YaHei" w:eastAsia="Microsoft YaHei"/>
-      <w:color w:val="19177c"/>
+      <w:rFonts w:ascii="Times New Roman" w:hAnsi="Times New Roman" w:eastAsia="SimSun"/>
+      <w:color w:val="000000"/>
     </w:rPr>
   </w:style>
   <w:style w:type="character" w:customStyle="1" w:styleId="ControlFlowTok">
     <w:name w:val="ControlFlowTok"/>
     <w:basedOn w:val="VerbatimChar"/>
     <w:rPr>
-      <w:color w:val="007020"/>
-      <w:rFonts w:ascii="Microsoft YaHei" w:hAnsi="Microsoft YaHei" w:eastAsia="Microsoft YaHei"/>
+      <w:rFonts w:ascii="Times New Roman" w:hAnsi="Times New Roman" w:eastAsia="SimSun"/>
       <w:b/>
+      <w:color w:val="000000"/>
     </w:rPr>
   </w:style>
   <w:style w:type="character" w:customStyle="1" w:styleId="OperatorTok">
     <w:name w:val="OperatorTok"/>
     <w:basedOn w:val="VerbatimChar"/>
     <w:rPr>
-      <w:rFonts w:ascii="Microsoft YaHei" w:hAnsi="Microsoft YaHei" w:eastAsia="Microsoft YaHei"/>
-      <w:color w:val="666666"/>
+      <w:rFonts w:ascii="Times New Roman" w:hAnsi="Times New Roman" w:eastAsia="SimSun"/>
+      <w:color w:val="000000"/>
     </w:rPr>
   </w:style>
   <w:style w:type="character" w:customStyle="1" w:styleId="BuiltInTok">
     <w:name w:val="BuiltInTok"/>
     <w:basedOn w:val="VerbatimChar"/>
     <w:rPr>
-      <w:rFonts w:ascii="Microsoft YaHei" w:hAnsi="Microsoft YaHei" w:eastAsia="Microsoft YaHei"/>
-      <w:color w:val="008000"/>
+      <w:rFonts w:ascii="Times New Roman" w:hAnsi="Times New Roman" w:eastAsia="SimSun"/>
+      <w:color w:val="000000"/>
     </w:rPr>
   </w:style>
   <w:style w:type="character" w:customStyle="1" w:styleId="ExtensionTok">
     <w:name w:val="ExtensionTok"/>
     <w:basedOn w:val="VerbatimChar"/>
     <w:rPr>
-      <w:rFonts w:ascii="Microsoft YaHei" w:hAnsi="Microsoft YaHei" w:eastAsia="Microsoft YaHei"/>
+      <w:rFonts w:ascii="Times New Roman" w:hAnsi="Times New Roman" w:eastAsia="SimSun"/>
+      <w:color w:val="000000"/>
     </w:rPr>
   </w:style>
   <w:style w:type="character" w:customStyle="1" w:styleId="PreprocessorTok">
     <w:name w:val="PreprocessorTok"/>
     <w:basedOn w:val="VerbatimChar"/>
     <w:rPr>
-      <w:rFonts w:ascii="Microsoft YaHei" w:hAnsi="Microsoft YaHei" w:eastAsia="Microsoft YaHei"/>
-      <w:color w:val="bc7a00"/>
+      <w:rFonts w:ascii="Times New Roman" w:hAnsi="Times New Roman" w:eastAsia="SimSun"/>
+      <w:color w:val="000000"/>
     </w:rPr>
   </w:style>
   <w:style w:type="character" w:customStyle="1" w:styleId="AttributeTok">
     <w:name w:val="AttributeTok"/>
     <w:basedOn w:val="VerbatimChar"/>
     <w:rPr>
-      <w:rFonts w:ascii="Microsoft YaHei" w:hAnsi="Microsoft YaHei" w:eastAsia="Microsoft YaHei"/>
-      <w:color w:val="7d9029"/>
+      <w:rFonts w:ascii="Times New Roman" w:hAnsi="Times New Roman" w:eastAsia="SimSun"/>
+      <w:color w:val="000000"/>
     </w:rPr>
   </w:style>
   <w:style w:type="character" w:customStyle="1" w:styleId="RegionMarkerTok">
     <w:name w:val="RegionMarkerTok"/>
     <w:basedOn w:val="VerbatimChar"/>
     <w:rPr>
-      <w:rFonts w:ascii="Microsoft YaHei" w:hAnsi="Microsoft YaHei" w:eastAsia="Microsoft YaHei"/>
+      <w:rFonts w:ascii="Times New Roman" w:hAnsi="Times New Roman" w:eastAsia="SimSun"/>
+      <w:color w:val="000000"/>
     </w:rPr>
   </w:style>
   <w:style w:type="character" w:customStyle="1" w:styleId="InformationTok">
     <w:name w:val="InformationTok"/>
     <w:basedOn w:val="VerbatimChar"/>
     <w:rPr>
-      <w:color w:val="60a0b0"/>
-      <w:rFonts w:ascii="Microsoft YaHei" w:hAnsi="Microsoft YaHei" w:eastAsia="Microsoft YaHei"/>
+      <w:rFonts w:ascii="Times New Roman" w:hAnsi="Times New Roman" w:eastAsia="SimSun"/>
       <w:b/>
       <w:i/>
+      <w:color w:val="000000"/>
     </w:rPr>
   </w:style>
   <w:style w:type="character" w:customStyle="1" w:styleId="WarningTok">
     <w:name w:val="WarningTok"/>
     <w:basedOn w:val="VerbatimChar"/>
     <w:rPr>
-      <w:color w:val="60a0b0"/>
-      <w:rFonts w:ascii="Microsoft YaHei" w:hAnsi="Microsoft YaHei" w:eastAsia="Microsoft YaHei"/>
+      <w:rFonts w:ascii="Times New Roman" w:hAnsi="Times New Roman" w:eastAsia="SimSun"/>
       <w:b/>
       <w:i/>
+      <w:color w:val="000000"/>
     </w:rPr>
   </w:style>
   <w:style w:type="character" w:customStyle="1" w:styleId="AlertTok">
     <w:name w:val="AlertTok"/>
     <w:basedOn w:val="VerbatimChar"/>
     <w:rPr>
-      <w:color w:val="ff0000"/>
-      <w:rFonts w:ascii="Microsoft YaHei" w:hAnsi="Microsoft YaHei" w:eastAsia="Microsoft YaHei"/>
+      <w:rFonts w:ascii="Times New Roman" w:hAnsi="Times New Roman" w:eastAsia="SimSun"/>
       <w:b/>
+      <w:color w:val="000000"/>
     </w:rPr>
   </w:style>
   <w:style w:type="character" w:customStyle="1" w:styleId="ErrorTok">
     <w:name w:val="ErrorTok"/>
     <w:basedOn w:val="VerbatimChar"/>
     <w:rPr>
-      <w:color w:val="ff0000"/>
-      <w:rFonts w:ascii="Microsoft YaHei" w:hAnsi="Microsoft YaHei" w:eastAsia="Microsoft YaHei"/>
+      <w:rFonts w:ascii="Times New Roman" w:hAnsi="Times New Roman" w:eastAsia="SimSun"/>
       <w:b/>
+      <w:color w:val="000000"/>
     </w:rPr>
   </w:style>
   <w:style w:type="character" w:customStyle="1" w:styleId="NormalTok">
     <w:name w:val="NormalTok"/>
     <w:basedOn w:val="VerbatimChar"/>
     <w:rPr>
-      <w:rFonts w:ascii="Microsoft YaHei" w:hAnsi="Microsoft YaHei" w:eastAsia="Microsoft YaHei"/>
+      <w:rFonts w:ascii="Times New Roman" w:hAnsi="Times New Roman" w:eastAsia="SimSun"/>
+      <w:color w:val="000000"/>
     </w:rPr>
   </w:style>
 </w:styles>
